--- a/Architecture-of-Wonder.docx
+++ b/Architecture-of-Wonder.docx
@@ -1059,15 +1059,6 @@
           <w:b/>
           <w:bCs/>
         </w:rPr>
-        <w:t xml:space="preserve">Chapter 6  —  Authority, Credibility, and the Psychology of Belief</w:t>
-      </w:r>
-    </w:p>
-    <w:p>
-      <w:r>
-        <w:rPr>
-          <w:b/>
-          <w:bCs/>
-        </w:rPr>
         <w:t xml:space="preserve">PART TWO  —  Reading the Room</w:t>
       </w:r>
     </w:p>
@@ -1077,79 +1068,79 @@
           <w:b/>
           <w:bCs/>
         </w:rPr>
-        <w:t xml:space="preserve">Chapter 7  —  Behavioral Profiling in Real Time</w:t>
-      </w:r>
-    </w:p>
-    <w:p>
-      <w:r>
-        <w:rPr>
-          <w:b/>
-          <w:bCs/>
-        </w:rPr>
-        <w:t xml:space="preserve">Chapter 8  —  The 80-Signal System</w:t>
-      </w:r>
-    </w:p>
-    <w:p>
-      <w:r>
-        <w:rPr>
-          <w:b/>
-          <w:bCs/>
-        </w:rPr>
-        <w:t xml:space="preserve">Chapter 9  —  DISC in Real Time</w:t>
-      </w:r>
-    </w:p>
-    <w:p>
-      <w:r>
-        <w:rPr>
-          <w:b/>
-          <w:bCs/>
-        </w:rPr>
-        <w:t xml:space="preserve">Chapter 10  —  Cold Reading, Warm Reading, and Thin Slicing</w:t>
-      </w:r>
-    </w:p>
-    <w:p>
-      <w:r>
-        <w:rPr>
-          <w:b/>
-          <w:bCs/>
-        </w:rPr>
-        <w:t xml:space="preserve">Chapter 11  —  The Micro-Expression Matrix</w:t>
-      </w:r>
-    </w:p>
-    <w:p>
-      <w:r>
-        <w:rPr>
-          <w:b/>
-          <w:bCs/>
-        </w:rPr>
-        <w:t xml:space="preserve">Chapter 12  —  Volunteer Handling Through a Neural Lens</w:t>
-      </w:r>
-    </w:p>
-    <w:p>
-      <w:r>
-        <w:rPr>
-          <w:b/>
-          <w:bCs/>
-        </w:rPr>
-        <w:t xml:space="preserve">Chapter 13  —  The Language of Compliance</w:t>
-      </w:r>
-    </w:p>
-    <w:p>
-      <w:r>
-        <w:rPr>
-          <w:b/>
-          <w:bCs/>
-        </w:rPr>
-        <w:t xml:space="preserve">Chapter 14  —  Closing the Barn Door</w:t>
-      </w:r>
-    </w:p>
-    <w:p>
-      <w:r>
-        <w:rPr>
-          <w:b/>
-          <w:bCs/>
-        </w:rPr>
-        <w:t xml:space="preserve">Chapter 15  —  The Science of Hypnosis</w:t>
+        <w:t xml:space="preserve">Chapter 6  —  Behavioral Profiling in Real Time</w:t>
+      </w:r>
+    </w:p>
+    <w:p>
+      <w:r>
+        <w:rPr>
+          <w:b/>
+          <w:bCs/>
+        </w:rPr>
+        <w:t xml:space="preserve">Chapter 7  —  The 80-Signal System</w:t>
+      </w:r>
+    </w:p>
+    <w:p>
+      <w:r>
+        <w:rPr>
+          <w:b/>
+          <w:bCs/>
+        </w:rPr>
+        <w:t xml:space="preserve">Chapter 8  —  DISC in Real Time</w:t>
+      </w:r>
+    </w:p>
+    <w:p>
+      <w:r>
+        <w:rPr>
+          <w:b/>
+          <w:bCs/>
+        </w:rPr>
+        <w:t xml:space="preserve">Chapter 9  —  Cold Reading, Warm Reading, and Thin Slicing</w:t>
+      </w:r>
+    </w:p>
+    <w:p>
+      <w:r>
+        <w:rPr>
+          <w:b/>
+          <w:bCs/>
+        </w:rPr>
+        <w:t xml:space="preserve">Chapter 10  —  The Micro-Expression Matrix</w:t>
+      </w:r>
+    </w:p>
+    <w:p>
+      <w:r>
+        <w:rPr>
+          <w:b/>
+          <w:bCs/>
+        </w:rPr>
+        <w:t xml:space="preserve">Chapter 11  —  Volunteer Handling Through a Neural Lens</w:t>
+      </w:r>
+    </w:p>
+    <w:p>
+      <w:r>
+        <w:rPr>
+          <w:b/>
+          <w:bCs/>
+        </w:rPr>
+        <w:t xml:space="preserve">Chapter 12  —  The Language of Compliance</w:t>
+      </w:r>
+    </w:p>
+    <w:p>
+      <w:r>
+        <w:rPr>
+          <w:b/>
+          <w:bCs/>
+        </w:rPr>
+        <w:t xml:space="preserve">Chapter 13  —  Closing the Barn Door</w:t>
+      </w:r>
+    </w:p>
+    <w:p>
+      <w:r>
+        <w:rPr>
+          <w:b/>
+          <w:bCs/>
+        </w:rPr>
+        <w:t xml:space="preserve">Chapter 14  —  The Science of Hypnosis</w:t>
       </w:r>
     </w:p>
     <w:p>
@@ -1176,43 +1167,43 @@
           <w:b/>
           <w:bCs/>
         </w:rPr>
-        <w:t xml:space="preserve">Chapter 16  —  Mentalism in the Boardroom</w:t>
-      </w:r>
-    </w:p>
-    <w:p>
-      <w:r>
-        <w:rPr>
-          <w:b/>
-          <w:bCs/>
-        </w:rPr>
-        <w:t xml:space="preserve">Chapter 17  —  The Behavioral Training Framework</w:t>
-      </w:r>
-    </w:p>
-    <w:p>
-      <w:r>
-        <w:rPr>
-          <w:b/>
-          <w:bCs/>
-        </w:rPr>
-        <w:t xml:space="preserve">Chapter 18  —  Stories from the Field</w:t>
-      </w:r>
-    </w:p>
-    <w:p>
-      <w:r>
-        <w:rPr>
-          <w:b/>
-          <w:bCs/>
-        </w:rPr>
-        <w:t xml:space="preserve">Chapter 19  —  Influence Without Authority</w:t>
-      </w:r>
-    </w:p>
-    <w:p>
-      <w:r>
-        <w:rPr>
-          <w:b/>
-          <w:bCs/>
-        </w:rPr>
-        <w:t xml:space="preserve">Chapter 20  —  The Ethics of Influence</w:t>
+        <w:t xml:space="preserve">Chapter 15  —  Mentalism in the Boardroom</w:t>
+      </w:r>
+    </w:p>
+    <w:p>
+      <w:r>
+        <w:rPr>
+          <w:b/>
+          <w:bCs/>
+        </w:rPr>
+        <w:t xml:space="preserve">Chapter 16  —  The Behavioral Training Framework</w:t>
+      </w:r>
+    </w:p>
+    <w:p>
+      <w:r>
+        <w:rPr>
+          <w:b/>
+          <w:bCs/>
+        </w:rPr>
+        <w:t xml:space="preserve">Chapter 17  —  Stories from the Field</w:t>
+      </w:r>
+    </w:p>
+    <w:p>
+      <w:r>
+        <w:rPr>
+          <w:b/>
+          <w:bCs/>
+        </w:rPr>
+        <w:t xml:space="preserve">Chapter 18  —  Influence Without Authority</w:t>
+      </w:r>
+    </w:p>
+    <w:p>
+      <w:r>
+        <w:rPr>
+          <w:b/>
+          <w:bCs/>
+        </w:rPr>
+        <w:t xml:space="preserve">Chapter 19  —  The Ethics of Influence</w:t>
       </w:r>
     </w:p>
     <w:p>
@@ -1239,97 +1230,97 @@
           <w:b/>
           <w:bCs/>
         </w:rPr>
-        <w:t xml:space="preserve">Chapter 21  —  The Art of Strolling</w:t>
-      </w:r>
-    </w:p>
-    <w:p>
-      <w:r>
-        <w:rPr>
-          <w:b/>
-          <w:bCs/>
-        </w:rPr>
-        <w:t xml:space="preserve">Chapter 22  —  When the Room Rises</w:t>
-      </w:r>
-    </w:p>
-    <w:p>
-      <w:r>
-        <w:rPr>
-          <w:b/>
-          <w:bCs/>
-        </w:rPr>
-        <w:t xml:space="preserve">Chapter 23  —  Audio as Architecture</w:t>
-      </w:r>
-    </w:p>
-    <w:p>
-      <w:r>
-        <w:rPr>
-          <w:b/>
-          <w:bCs/>
-        </w:rPr>
-        <w:t xml:space="preserve">Chapter 24  —  Compliance by Design</w:t>
-      </w:r>
-    </w:p>
-    <w:p>
-      <w:r>
-        <w:rPr>
-          <w:b/>
-          <w:bCs/>
-        </w:rPr>
-        <w:t xml:space="preserve">Chapter 25  —  The Authority Frame</w:t>
-      </w:r>
-    </w:p>
-    <w:p>
-      <w:r>
-        <w:rPr>
-          <w:b/>
-          <w:bCs/>
-        </w:rPr>
-        <w:t xml:space="preserve">Chapter 26  —  The Professional Advancement System</w:t>
-      </w:r>
-    </w:p>
-    <w:p>
-      <w:r>
-        <w:rPr>
-          <w:b/>
-          <w:bCs/>
-        </w:rPr>
-        <w:t xml:space="preserve">Chapter 27  —  The Intro Video</w:t>
-      </w:r>
-    </w:p>
-    <w:p>
-      <w:r>
-        <w:rPr>
-          <w:b/>
-          <w:bCs/>
-        </w:rPr>
-        <w:t xml:space="preserve">Chapter 28  —  Signal to Statement</w:t>
-      </w:r>
-    </w:p>
-    <w:p>
-      <w:r>
-        <w:rPr>
-          <w:b/>
-          <w:bCs/>
-        </w:rPr>
-        <w:t xml:space="preserve">Chapter 29  —  Insight Demonstrations</w:t>
-      </w:r>
-    </w:p>
-    <w:p>
-      <w:r>
-        <w:rPr>
-          <w:b/>
-          <w:bCs/>
-        </w:rPr>
-        <w:t xml:space="preserve">Chapter 30  —  Method Invisibility</w:t>
-      </w:r>
-    </w:p>
-    <w:p>
-      <w:r>
-        <w:rPr>
-          <w:b/>
-          <w:bCs/>
-        </w:rPr>
-        <w:t xml:space="preserve">Chapter 31  —  Patter, Rhythm, and Silence</w:t>
+        <w:t xml:space="preserve">Chapter 20  —  The Art of Strolling</w:t>
+      </w:r>
+    </w:p>
+    <w:p>
+      <w:r>
+        <w:rPr>
+          <w:b/>
+          <w:bCs/>
+        </w:rPr>
+        <w:t xml:space="preserve">Chapter 21  —  When the Room Rises</w:t>
+      </w:r>
+    </w:p>
+    <w:p>
+      <w:r>
+        <w:rPr>
+          <w:b/>
+          <w:bCs/>
+        </w:rPr>
+        <w:t xml:space="preserve">Chapter 22  —  Audio as Architecture</w:t>
+      </w:r>
+    </w:p>
+    <w:p>
+      <w:r>
+        <w:rPr>
+          <w:b/>
+          <w:bCs/>
+        </w:rPr>
+        <w:t xml:space="preserve">Chapter 23  —  Compliance by Design</w:t>
+      </w:r>
+    </w:p>
+    <w:p>
+      <w:r>
+        <w:rPr>
+          <w:b/>
+          <w:bCs/>
+        </w:rPr>
+        <w:t xml:space="preserve">Chapter 24  —  The Authority Frame</w:t>
+      </w:r>
+    </w:p>
+    <w:p>
+      <w:r>
+        <w:rPr>
+          <w:b/>
+          <w:bCs/>
+        </w:rPr>
+        <w:t xml:space="preserve">Chapter 25  —  The Professional Advancement System</w:t>
+      </w:r>
+    </w:p>
+    <w:p>
+      <w:r>
+        <w:rPr>
+          <w:b/>
+          <w:bCs/>
+        </w:rPr>
+        <w:t xml:space="preserve">Chapter 26  —  The Intro Video</w:t>
+      </w:r>
+    </w:p>
+    <w:p>
+      <w:r>
+        <w:rPr>
+          <w:b/>
+          <w:bCs/>
+        </w:rPr>
+        <w:t xml:space="preserve">Chapter 27  —  Signal to Statement</w:t>
+      </w:r>
+    </w:p>
+    <w:p>
+      <w:r>
+        <w:rPr>
+          <w:b/>
+          <w:bCs/>
+        </w:rPr>
+        <w:t xml:space="preserve">Chapter 28  —  Insight Demonstrations</w:t>
+      </w:r>
+    </w:p>
+    <w:p>
+      <w:r>
+        <w:rPr>
+          <w:b/>
+          <w:bCs/>
+        </w:rPr>
+        <w:t xml:space="preserve">Chapter 29  —  Method Invisibility</w:t>
+      </w:r>
+    </w:p>
+    <w:p>
+      <w:r>
+        <w:rPr>
+          <w:b/>
+          <w:bCs/>
+        </w:rPr>
+        <w:t xml:space="preserve">Chapter 30  —  Patter, Rhythm, and Silence</w:t>
       </w:r>
     </w:p>
     <w:p>
@@ -1347,52 +1338,52 @@
           <w:b/>
           <w:bCs/>
         </w:rPr>
-        <w:t xml:space="preserve">Chapter 32  —  Where Bookings Are Actually Won</w:t>
-      </w:r>
-    </w:p>
-    <w:p>
-      <w:r>
-        <w:rPr>
-          <w:b/>
-          <w:bCs/>
-        </w:rPr>
-        <w:t xml:space="preserve">Chapter 33  —  Introductions, Bios, and Testimonials</w:t>
-      </w:r>
-    </w:p>
-    <w:p>
-      <w:r>
-        <w:rPr>
-          <w:b/>
-          <w:bCs/>
-        </w:rPr>
-        <w:t xml:space="preserve">Chapter 34  —  Authority Architecture</w:t>
-      </w:r>
-    </w:p>
-    <w:p>
-      <w:r>
-        <w:rPr>
-          <w:b/>
-          <w:bCs/>
-        </w:rPr>
-        <w:t xml:space="preserve">Chapter 35  —  The Language of Authority</w:t>
-      </w:r>
-    </w:p>
-    <w:p>
-      <w:r>
-        <w:rPr>
-          <w:b/>
-          <w:bCs/>
-        </w:rPr>
-        <w:t xml:space="preserve">Chapter 36  —  Reading the Booking Room</w:t>
-      </w:r>
-    </w:p>
-    <w:p>
-      <w:r>
-        <w:rPr>
-          <w:b/>
-          <w:bCs/>
-        </w:rPr>
-        <w:t xml:space="preserve">Chapter 37  —  The Decode Behavior Framework</w:t>
+        <w:t xml:space="preserve">Chapter 31  —  Where Bookings Are Actually Won</w:t>
+      </w:r>
+    </w:p>
+    <w:p>
+      <w:r>
+        <w:rPr>
+          <w:b/>
+          <w:bCs/>
+        </w:rPr>
+        <w:t xml:space="preserve">Chapter 32  —  Introductions, Bios, and Testimonials</w:t>
+      </w:r>
+    </w:p>
+    <w:p>
+      <w:r>
+        <w:rPr>
+          <w:b/>
+          <w:bCs/>
+        </w:rPr>
+        <w:t xml:space="preserve">Chapter 33  —  Authority Architecture</w:t>
+      </w:r>
+    </w:p>
+    <w:p>
+      <w:r>
+        <w:rPr>
+          <w:b/>
+          <w:bCs/>
+        </w:rPr>
+        <w:t xml:space="preserve">Chapter 34  —  The Language of Authority</w:t>
+      </w:r>
+    </w:p>
+    <w:p>
+      <w:r>
+        <w:rPr>
+          <w:b/>
+          <w:bCs/>
+        </w:rPr>
+        <w:t xml:space="preserve">Chapter 35  —  Reading the Booking Room</w:t>
+      </w:r>
+    </w:p>
+    <w:p>
+      <w:r>
+        <w:rPr>
+          <w:b/>
+          <w:bCs/>
+        </w:rPr>
+        <w:t xml:space="preserve">Chapter 36  —  The Decode Behavior Framework</w:t>
       </w:r>
     </w:p>
     <w:p>
@@ -4614,8 +4605,7 @@
     </w:p>
     <w:p>
       <w:pPr>
-        <w:pStyle w:val="Heading2"/>
-        <w:spacing w:before="480" w:after="20" w:line="280"/>
+        <w:spacing w:before="600" w:after="20" w:line="280"/>
         <w:jc w:val="left"/>
       </w:pPr>
       <w:r>
@@ -4627,30 +4617,29 @@
           <w:sz w:val="13"/>
           <w:szCs w:val="13"/>
         </w:rPr>
-        <w:t xml:space="preserve">CHAPTER 6</w:t>
-      </w:r>
-    </w:p>
-    <w:p>
-      <w:pPr>
-        <w:pStyle w:val="Heading1"/>
-        <w:spacing w:before="0" w:after="8" w:line="400"/>
-        <w:jc w:val="left"/>
-      </w:pPr>
-      <w:r>
-        <w:rPr>
-          <w:rFonts w:ascii="Garamond" w:cs="Garamond" w:eastAsia="Garamond" w:hAnsi="Garamond"/>
-          <w:b/>
-          <w:bCs/>
-          <w:color w:val="0A1628"/>
-          <w:sz w:val="30"/>
-          <w:szCs w:val="30"/>
-        </w:rPr>
-        <w:t xml:space="preserve">Authority, Credibility, and the Psychology of Belief</w:t>
-      </w:r>
-    </w:p>
-    <w:p>
-      <w:pPr>
-        <w:spacing w:before="4" w:after="280" w:line="280"/>
+        <w:t xml:space="preserve">PART TWO</w:t>
+      </w:r>
+    </w:p>
+    <w:p>
+      <w:pPr>
+        <w:spacing w:before="0" w:after="10" w:line="480"/>
+        <w:jc w:val="left"/>
+      </w:pPr>
+      <w:r>
+        <w:rPr>
+          <w:rFonts w:ascii="Garamond" w:cs="Garamond" w:eastAsia="Garamond" w:hAnsi="Garamond"/>
+          <w:b/>
+          <w:bCs/>
+          <w:color w:val="0A1628"/>
+          <w:sz w:val="38"/>
+          <w:szCs w:val="38"/>
+        </w:rPr>
+        <w:t xml:space="preserve">Reading the Room</w:t>
+      </w:r>
+    </w:p>
+    <w:p>
+      <w:pPr>
+        <w:spacing w:before="0" w:after="600" w:line="280"/>
         <w:jc w:val="left"/>
       </w:pPr>
       <w:r>
@@ -4660,52 +4649,7 @@
           <w:sz w:val="18"/>
           <w:szCs w:val="18"/>
         </w:rPr>
-        <w:t xml:space="preserve">Trust is not a judgment. It is a physiological state. The question is whether you are designing for it.</w:t>
-      </w:r>
-    </w:p>
-    <w:p>
-      <w:pPr>
-        <w:spacing w:before="0" w:after="200" w:line="280"/>
-        <w:jc w:val="left"/>
-      </w:pPr>
-      <w:r>
-        <w:rPr>
-          <w:rFonts w:ascii="Garamond" w:cs="Garamond" w:eastAsia="Garamond" w:hAnsi="Garamond"/>
-          <w:color w:val="CCCCCC"/>
-          <w:sz w:val="14"/>
-          <w:szCs w:val="14"/>
-        </w:rPr>
-        <w:t xml:space="preserve">────────────────────────────────────────────────────────────────────────────────</w:t>
-      </w:r>
-    </w:p>
-    <w:p>
-      <w:pPr>
-        <w:spacing w:before="140" w:after="140" w:line="280"/>
-        <w:jc w:val="left"/>
-      </w:pPr>
-      <w:r>
-        <w:rPr>
-          <w:rFonts w:ascii="Garamond" w:cs="Garamond" w:eastAsia="Garamond" w:hAnsi="Garamond"/>
-          <w:color w:val="111111"/>
-          <w:sz w:val="22"/>
-          <w:szCs w:val="22"/>
-        </w:rPr>
-        <w:t xml:space="preserve">The audience does not consciously decide to trust you. You know this because you have watched it happen in real time: a performer walks on stage and the room settles before they speak. Or a performer walks on stage and something is slightly wrong, and the room holds back without knowing why. Trust arrives as a felt sense before any deliberate evaluation occurs. The limbic system (which we are about to cover) runs an assessment of your behavioral signals against a set of threat and status indicators that were calibrated by evolutionary pressure over thousands of years, and it delivers a verdict before the prefrontal cortex has had time to weigh the evidence. By the time the audience is consciously deciding whether to believe you, the limbic system has already told them.</w:t>
-      </w:r>
-    </w:p>
-    <w:p>
-      <w:pPr>
-        <w:spacing w:before="140" w:after="140" w:line="280"/>
-        <w:jc w:val="left"/>
-      </w:pPr>
-      <w:r>
-        <w:rPr>
-          <w:rFonts w:ascii="Garamond" w:cs="Garamond" w:eastAsia="Garamond" w:hAnsi="Garamond"/>
-          <w:color w:val="111111"/>
-          <w:sz w:val="22"/>
-          <w:szCs w:val="22"/>
-        </w:rPr>
-        <w:t xml:space="preserve">This means credibility is not primarily a matter of what you say. It is a matter of what your behavior broadcasts before and while you say it.</w:t>
+        <w:t xml:space="preserve">Behavioral profiling, cold reading, micro-expression detection, and the art of extracting information from a person before you have asked a single question.</w:t>
       </w:r>
     </w:p>
     <w:p>
@@ -4739,8 +4683,464 @@
       </w:r>
     </w:p>
     <w:p>
-      <w:pPr>
-        <w:spacing w:before="600" w:after="20" w:line="280"/>
+      <w:r>
+        <w:t xml:space="preserve">CHAPTER 6</w:t>
+      </w:r>
+    </w:p>
+    <w:p>
+      <w:r>
+        <w:t xml:space="preserve">Behavioral Profiling in Real Time</w:t>
+      </w:r>
+    </w:p>
+    <w:p>
+      <w:r>
+        <w:t xml:space="preserve">What you are actually noticing when you know something is off. And how to formalize that knowing into a deployable system.</w:t>
+      </w:r>
+    </w:p>
+    <w:p>
+      <w:r>
+        <w:t xml:space="preserve">────────────────────────────────────────────────────────────────────────────────</w:t>
+      </w:r>
+    </w:p>
+    <w:p/>
+    <w:p>
+      <w:r>
+        <w:t xml:space="preserve">Body Language Is Mostly Bullshit</w:t>
+      </w:r>
+    </w:p>
+    <w:p/>
+    <w:p>
+      <w:r>
+        <w:t xml:space="preserve">At least, the way most people use the term.</w:t>
+      </w:r>
+    </w:p>
+    <w:p/>
+    <w:p>
+      <w:r>
+        <w:t xml:space="preserve">People think body language means decoding a crossed arm, a glance away, or a fidget like it is a vending machine for truth. It is not. A single gesture can mean twenty different things. Without context, clusters, and calibration, “reading body language” is usually just confident projection.</w:t>
+      </w:r>
+    </w:p>
+    <w:p/>
+    <w:p>
+      <w:r>
+        <w:t xml:space="preserve">Most mentalists know this instinctively. You have watched someone work a crowd and nail a read that had nothing to do with arm position or eye direction. And you have watched someone else recite a body language checklist and get it completely wrong. The difference is not talent. The difference is method.</w:t>
+      </w:r>
+    </w:p>
+    <w:p/>
+    <w:p>
+      <w:r>
+        <w:t xml:space="preserve">What works is not isolated body language. What works is behavioral profiling.</w:t>
+      </w:r>
+    </w:p>
+    <w:p/>
+    <w:p>
+      <w:r>
+        <w:t xml:space="preserve">What Behavioral Profiling Is — and Is Not</w:t>
+      </w:r>
+    </w:p>
+    <w:p/>
+    <w:p>
+      <w:r>
+        <w:t xml:space="preserve">You already do this. You walk into a room and within thirty seconds you know who is in charge, who is nervous, and who would make the best volunteer. You did not analyze anything. It arrived. Behavioral profiling is the practice of making that process deliberate, repeatable, and precise. It is not lie detection. It is not diagnosis. It is a probability skill: you learn which signal clusters correlate with specific patterns, and you act on them before the moment passes.</w:t>
+      </w:r>
+    </w:p>
+    <w:p/>
+    <w:p>
+      <w:r>
+        <w:t xml:space="preserve">For the mentalist, this is not academic. Every show starts with a scan. Every strolling set is built on reads made in seconds. Every volunteer selection is a behavioral bet. The difference between a practitioner who consistently nails reads and one who occasionally gets lucky is whether the process behind the scan is formalized or accidental.</w:t>
+      </w:r>
+    </w:p>
+    <w:p/>
+    <w:p>
+      <w:r>
+        <w:t xml:space="preserve">The difference between guessing and reading is triangulation. A single signal has twenty possible explanations. Three signals pointing the same direction have one.</w:t>
+      </w:r>
+    </w:p>
+    <w:p/>
+    <w:p>
+      <w:r>
+        <w:t xml:space="preserve">The Foundation: Baseline First</w:t>
+      </w:r>
+    </w:p>
+    <w:p/>
+    <w:p>
+      <w:r>
+        <w:t xml:space="preserve">Every behavioral read is only as good as the baseline it departs from. A baseline is a behavioral norm: the specific way this person, in this context, looks, moves, sounds, and holds themselves when they are not processing anything significant. It is not a generic human norm. It is their norm. And you cannot detect deviation from a baseline you have not established.</w:t>
+      </w:r>
+    </w:p>
+    <w:p/>
+    <w:p>
+      <w:r>
+        <w:t xml:space="preserve">The calibration window is the first sixty to ninety seconds of any interaction. Use it entirely for baseline-building. Ask about the event, the venue, directions. Low-stakes, no performance pressure. Watch how they speak when nothing is at stake. Their baseline behavior is the most honest version you will see.</w:t>
+      </w:r>
+    </w:p>
+    <w:p/>
+    <w:p>
+      <w:r>
+        <w:t xml:space="preserve">For mentalists, the calibration window often starts before the interaction. When a volunteer walks from their seat to the stage, you have five to seven seconds of unguarded movement. Gait, posture, eye direction, breathing rate, hand position — all broadcasting before they know they are being read. That walk is your baseline. Use it.</w:t>
+      </w:r>
+    </w:p>
+    <w:p/>
+    <w:p>
+      <w:r>
+        <w:t xml:space="preserve">High-Yield Baseline Signals</w:t>
+      </w:r>
+    </w:p>
+    <w:p/>
+    <w:p>
+      <w:r>
+        <w:t xml:space="preserve">Breathing rate: visible in shoulders and chest. Speech rhythm: connected vs. fragmented. Eye movement pattern. Self-touch frequency: a reliable stress-load indicator, not a deception indicator. These together form the baseline you are departing from.</w:t>
+      </w:r>
+    </w:p>
+    <w:p/>
+    <w:p>
+      <w:r>
+        <w:t xml:space="preserve">For the mentalist scanning a room before selecting a volunteer, breathing rate is the fastest baseline indicator visible from stage distance. A person breathing high and shallow is processing arousal — excitement, nervousness, or both. A person breathing low and slow is settled. Neither is better or worse. But knowing which is which before they reach you gives you a head start the audience will never see.</w:t>
+      </w:r>
+    </w:p>
+    <w:p/>
+    <w:p>
+      <w:r>
+        <w:t xml:space="preserve">The Five Cs</w:t>
+      </w:r>
+    </w:p>
+    <w:p/>
+    <w:p>
+      <w:r>
+        <w:t xml:space="preserve">Context. Clusters. Congruence. Consistency. Culture.</w:t>
+      </w:r>
+    </w:p>
+    <w:p/>
+    <w:p>
+      <w:r>
+        <w:t xml:space="preserve">If you are not observing through all five, you are not reading behavior. You are narrating noise.</w:t>
+      </w:r>
+    </w:p>
+    <w:p/>
+    <w:p>
+      <w:r>
+        <w:t xml:space="preserve">Context — What environment is the behavior occurring in? The same gesture means different things in different settings. Arms crossed at a cold outdoor show is thermoregulation. Arms crossed during a one-on-one reading is a barrier. Context determines meaning. Always.</w:t>
+      </w:r>
+    </w:p>
+    <w:p/>
+    <w:p>
+      <w:r>
+        <w:t xml:space="preserve">Clusters — Are multiple signals pointing the same direction? One signal is noise. Three co-occurring behaviors multiply each other’s diagnostic weight. A cluster is a pattern. Never act on a single signal.</w:t>
+      </w:r>
+    </w:p>
+    <w:p/>
+    <w:p>
+      <w:r>
+        <w:t xml:space="preserve">Congruence — Does the body match the words? When the body says one thing and the words say another, the body is telling the truth. Incongruence is your most reliable signal. For the mentalist, this is where the real read lives. A volunteer says “I’m fine” while their hands grip the armrest. A spectator says “I don’t believe in this stuff” while leaning forward with dilated pupils. The words are the performance. The body is the truth.</w:t>
+      </w:r>
+    </w:p>
+    <w:p/>
+    <w:p>
+      <w:r>
+        <w:t xml:space="preserve">Consistency — How does this compare to their baseline? Compare what you are seeing to that individual’s personal baseline. Not a generic chart. Deviation from their baseline is the data point. Without baseline, every read is a projection.</w:t>
+      </w:r>
+    </w:p>
+    <w:p/>
+    <w:p>
+      <w:r>
+        <w:t xml:space="preserve">Culture — What are the background norms? Eye contact, personal space, and emotional expressiveness vary significantly across cultures. What registers as confidence in one culture registers as challenge in another. Calibrate before concluding.</w:t>
+      </w:r>
+    </w:p>
+    <w:p/>
+    <w:p>
+      <w:r>
+        <w:t xml:space="preserve">Apply the Five Cs as a chain, not a checklist. Most weak readings fail because they skip this chain. They treat behavior like a vending machine. Real behavior breathes. It moves. It has to be read in motion, against a baseline, inside a context.</w:t>
+      </w:r>
+    </w:p>
+    <w:p/>
+    <w:p>
+      <w:r>
+        <w:t xml:space="preserve">Reading Deviation</w:t>
+      </w:r>
+    </w:p>
+    <w:p/>
+    <w:p>
+      <w:r>
+        <w:t xml:space="preserve">Once you have a baseline, deviation is the signal. A person who normally speaks in smooth, connected phrases who suddenly fragments their syntax is processing something more carefully. A person whose baseline includes relaxed open posture who crosses their arms at a specific question has registered something. A person who maintains easy eye contact who breaks it and looks down has encountered an emotional stimulus. None of these deviations tell you the specific content of the internal state. All of them tell you that an internal state worth tracking is active.</w:t>
+      </w:r>
+    </w:p>
+    <w:p/>
+    <w:p>
+      <w:r>
+        <w:t xml:space="preserve">The mistake is trying to read too much too fast. One or two high-yield indicators tracked with real depth will outperform a scattered attempt to catch everything. You are following a trail, not building a spreadsheet. Stay on the trail. When it pauses, hold position. When it moves, follow it.</w:t>
+      </w:r>
+    </w:p>
+    <w:p/>
+    <w:p>
+      <w:r>
+        <w:t xml:space="preserve">For the mentalist, deviation is the moment. It is the flicker that tells you a word landed, a prediction hit close, or a thought was genuinely suppressed. The audience sees magic. You see a deviation from baseline that confirmed your read. That is the craft.</w:t>
+      </w:r>
+    </w:p>
+    <w:p/>
+    <w:p>
+      <w:r>
+        <w:t xml:space="preserve">The Leakage Window</w:t>
+      </w:r>
+    </w:p>
+    <w:p/>
+    <w:p>
+      <w:r>
+        <w:t xml:space="preserve">The gap between what someone manages to express and what they actually feel. Most people manage their face, voice, and words with moderate skill. Very few manage their hands, their breathing rate, or their micro-expressions during genuine stress. The leakage window is where the honest signal lives.</w:t>
+      </w:r>
+    </w:p>
+    <w:p/>
+    <w:p>
+      <w:r>
+        <w:t xml:space="preserve">Mentalists live in the leakage window. Your entire craft depends on catching the signal that leaked past the person’s conscious management. The face they composed for the audience is the mask. The hand that tightened on the card, the breath that caught when you named the word, the foot that shifted toward the exit — those are the leaks. Train your eye to go where people forget to perform.</w:t>
+      </w:r>
+    </w:p>
+    <w:p/>
+    <w:p>
+      <w:r>
+        <w:t xml:space="preserve">Eye Movement and the Baseline Principle</w:t>
+      </w:r>
+    </w:p>
+    <w:p/>
+    <w:p>
+      <w:r>
+        <w:t xml:space="preserve">The behavioral observation tradition associated with NLP proposed that eye movement direction could reliably indicate whether a person was accessing a visual memory, constructing a visual image, or processing an auditory or kinesthetic experience. This model became widely taught and widely applied. Controlled testing of this specific claim has not found consistent support. Research by Richard Wiseman and colleagues (2012, PLOS ONE) directly tested whether the predicted eye-movement patterns were observable. The predicted relationships did not hold reliably.</w:t>
+      </w:r>
+    </w:p>
+    <w:p/>
+    <w:p>
+      <w:r>
+        <w:t xml:space="preserve">This does not undermine the broader observational framework. The observation that someone is looking somewhere different from their baseline, and tracking what prompted that shift, remains valuable. The deviation from baseline is the signal. Chase Hughes makes exactly this distinction: the baseline-deviation approach is what works, and it is what field practitioners actually use. Track where this person’s eyes go when they are not actively managing their presentation. That is the signal worth following.</w:t>
+      </w:r>
+    </w:p>
+    <w:p/>
+    <w:p>
+      <w:r>
+        <w:t xml:space="preserve">Performer’s Note</w:t>
+      </w:r>
+    </w:p>
+    <w:p/>
+    <w:p>
+      <w:r>
+        <w:t xml:space="preserve">Eye movement is one input among many. Track it against baseline. Not against a codified directional map. Lateral movement before responding means processing. Downward movement often means emotional access. Read both against what this person normally does. That is the read. In a mentalism context, eye movement deviation is most useful during reveals — when the volunteer’s eyes break pattern, you know the effect landed before they say a word.</w:t>
+      </w:r>
+    </w:p>
+    <w:p/>
+    <w:p>
+      <w:r>
+        <w:t xml:space="preserve">The Evidence Framework: T1–T4</w:t>
+      </w:r>
+    </w:p>
+    <w:p/>
+    <w:p>
+      <w:r>
+        <w:t xml:space="preserve">Every signal you will encounter in behavioral performance carries an implicit confidence rating. Practitioners who do not distinguish between them overclaim on weak evidence and under-use strong evidence in equal measure. The following tiers create precision where there would otherwise be habit.</w:t>
+      </w:r>
+    </w:p>
+    <w:p/>
+    <w:p>
+      <w:r>
+        <w:t xml:space="preserve">T1 — Physical Evidence</w:t>
+      </w:r>
+    </w:p>
+    <w:p/>
+    <w:p>
+      <w:r>
+        <w:t xml:space="preserve">Read directly from the body or belongings. Objective, stable, highly reliable. Shoe wear, belt notch wear, callus distribution. Very few alternative explanations. A T1 read is your anchor. Lead with it whenever you have one. For the mentalist, T1 reads are your safest opening gambit. They land hard because they are specific, verifiable, and the audience cannot explain how you knew.</w:t>
+      </w:r>
+    </w:p>
+    <w:p/>
+    <w:p>
+      <w:r>
+        <w:t xml:space="preserve">T2 — Research-Backed</w:t>
+      </w:r>
+    </w:p>
+    <w:p/>
+    <w:p>
+      <w:r>
+        <w:t xml:space="preserve">Supported by published behavioral science. Eye contact willingness, blink rate shifts, foot direction. Reliability is high when combined with T1 anchors. These are the workhorses of behavioral reading — use them in clusters.</w:t>
+      </w:r>
+    </w:p>
+    <w:p/>
+    <w:p>
+      <w:r>
+        <w:t xml:space="preserve">T3 — Field-Tested Pattern</w:t>
+      </w:r>
+    </w:p>
+    <w:p/>
+    <w:p>
+      <w:r>
+        <w:t xml:space="preserve">Observed consistently across thousands of performance and training hours. Not yet formally validated in peer-reviewed research. Use to add nuance to reads already grounded in T1 and T2. Never lead with a T3 alone.</w:t>
+      </w:r>
+    </w:p>
+    <w:p/>
+    <w:p>
+      <w:r>
+        <w:t xml:space="preserve">T4 — Experimental</w:t>
+      </w:r>
+    </w:p>
+    <w:p/>
+    <w:p>
+      <w:r>
+        <w:t xml:space="preserve">Weak or disputed research support. Documented in the T4 Appendix. Know what they claim. Know why the claim does not hold. The practitioner who cites T4 signals in consulting contexts is a credibility risk. The mentalist who builds a routine around a T4 signal is building on sand.</w:t>
+      </w:r>
+    </w:p>
+    <w:p/>
+    <w:p>
+      <w:r>
+        <w:t xml:space="preserve">The Three-Signal Rule</w:t>
+      </w:r>
+    </w:p>
+    <w:p/>
+    <w:p>
+      <w:r>
+        <w:t xml:space="preserve">One signal is a guess. Three signals pointing the same way is a read you can stake your reputation on.</w:t>
+      </w:r>
+    </w:p>
+    <w:p/>
+    <w:p>
+      <w:r>
+        <w:t xml:space="preserve">This is the most important habit in this system. Any single signal can be explained by cold temperature, a bad night, medication, or a passing mood. Three signals pointing the same direction cannot. The professional observer notices one signal and immediately, deliberately, looks for two more.</w:t>
+      </w:r>
+    </w:p>
+    <w:p/>
+    <w:p>
+      <w:r>
+        <w:t xml:space="preserve">Stage Context</w:t>
+      </w:r>
+    </w:p>
+    <w:p/>
+    <w:p>
+      <w:r>
+        <w:t xml:space="preserve">Wait for three. In a stage context, where a volunteer walks toward you for five seconds and stands with you for minutes, three confirming signals are achievable before your first word. A read built on one signal is a guess with good delivery. A read built on three is a demonstration of craft.</w:t>
+      </w:r>
+    </w:p>
+    <w:p/>
+    <w:p>
+      <w:r>
+        <w:t xml:space="preserve">Strolling Context</w:t>
+      </w:r>
+    </w:p>
+    <w:p/>
+    <w:p>
+      <w:r>
+        <w:t xml:space="preserve">Act on one strong T1. In a 90-second walkaround set you cannot wait. A single strong physical read — calluses, belt wear, shoe condition — is enough to open with confidence. Read as you go. Course-correct fast. The strolling mentalist who hesitates waiting for a perfect three-signal cluster loses the window entirely. Move on one. Verify on two. Adjust on three.</w:t>
+      </w:r>
+    </w:p>
+    <w:p/>
+    <w:p>
+      <w:r>
+        <w:t xml:space="preserve">Common Observer Errors</w:t>
+      </w:r>
+    </w:p>
+    <w:p/>
+    <w:p>
+      <w:r>
+        <w:t xml:space="preserve">Acting on a Single Signal. One behavior tells you almost nothing. Wait for three consistent signals. This is the most common error and the fastest to fix.</w:t>
+      </w:r>
+    </w:p>
+    <w:p/>
+    <w:p>
+      <w:r>
+        <w:t xml:space="preserve">Ignoring the Baseline. A signal only has meaning relative to that person’s own normal. Spend the first thirty to sixty seconds establishing how someone looks when nothing is happening. Then read the deviation.</w:t>
+      </w:r>
+    </w:p>
+    <w:p/>
+    <w:p>
+      <w:r>
+        <w:t xml:space="preserve">Confirmation Bias. Once a first impression forms, the brain finds confirming evidence and discards contradiction. After forming a read, actively look for the signal that would disprove it.</w:t>
+      </w:r>
+    </w:p>
+    <w:p/>
+    <w:p>
+      <w:r>
+        <w:t xml:space="preserve">Cultural Projection. Eye contact norms, personal space, and emotional expressiveness vary significantly across cultures. Calibrate against the specific room you are in, never against an assumed universal baseline.</w:t>
+      </w:r>
+    </w:p>
+    <w:p/>
+    <w:p>
+      <w:r>
+        <w:t xml:space="preserve">Cultural Calibration in Practice</w:t>
+      </w:r>
+    </w:p>
+    <w:p/>
+    <w:p>
+      <w:r>
+        <w:t xml:space="preserve">The single-paragraph warning above deserves expansion, because cultural miscalibration in a live reading is not merely embarrassing. It is the fastest way to lose a room that was otherwise available to you.</w:t>
+      </w:r>
+    </w:p>
+    <w:p/>
+    <w:p>
+      <w:r>
+        <w:t xml:space="preserve">Eye Contact. In Western corporate contexts, sustained eye contact is a confidence signal. In many East Asian, Middle Eastern, and Indigenous cultural contexts, sustained direct eye contact with a higher-status person is a challenge signal, not a confidence signal. A volunteer who avoids your gaze may be showing you respect, not anxiety. Reading it as low confidence and selecting accordingly is a misread with visible consequences.</w:t>
+      </w:r>
+    </w:p>
+    <w:p/>
+    <w:p>
+      <w:r>
+        <w:t xml:space="preserve">Personal Space. The conversational distance that feels natural in Northern Europe and North America is noticeably larger than in Latin American, Southern European, and Middle Eastern cultural contexts. A volunteer who stands closer than your baseline expects is not necessarily an I-type seeking connection. They may simply be standing at the distance their culture considers normal. Adjust your spatial reads to the room you are in, not the room you are from.</w:t>
+      </w:r>
+    </w:p>
+    <w:p/>
+    <w:p>
+      <w:r>
+        <w:t xml:space="preserve">Emotional Expressiveness. Cultures vary dramatically in the social permission granted for visible emotional response. A Japanese corporate audience that appears flat is not unengaged. They are engaged according to a different display rule. An Italian audience that appears overwhelmed may simply be responding at their cultural baseline. DISC profiles must be calibrated against the expressive norms of the specific population in the room, not against an assumed universal.</w:t>
+      </w:r>
+    </w:p>
+    <w:p/>
+    <w:p>
+      <w:r>
+        <w:t xml:space="preserve">Touch and Compliance. Physical anchoring, shoulder touches, and handshakes carry fundamentally different meanings across cultural contexts. What registers as warmth in one culture registers as presumption in another. In mixed-culture rooms, default to less physical contact until you have read the specific norms present.</w:t>
+      </w:r>
+    </w:p>
+    <w:p/>
+    <w:p>
+      <w:r>
+        <w:t xml:space="preserve">The practical rule: when working an international room or a culturally diverse audience, extend your baseline-building window. Spend the first two to three minutes reading the room’s cultural display rules before you commit to behavioral reads based on individual signals. The signals are still valid. The interpretation must be calibrated to the cultural context they are occurring in.</w:t>
+      </w:r>
+    </w:p>
+    <w:p/>
+    <w:p>
+      <w:r>
+        <w:t xml:space="preserve">Observation Is Not Lie Detection</w:t>
+      </w:r>
+    </w:p>
+    <w:p/>
+    <w:p>
+      <w:r>
+        <w:t xml:space="preserve">This framework is built for personality and behavioral reads, not deception detection. Research consistently shows even trained professionals perform near chance levels at detecting lies from behavior alone. Keep these domains separate.</w:t>
+      </w:r>
+    </w:p>
+    <w:p/>
+    <w:p>
+      <w:r>
+        <w:t xml:space="preserve">For the mentalist, this distinction is also strategic. If you position yourself as someone who can “tell when people are lying,” you have made a claim you cannot consistently deliver. If you position yourself as someone who reads behavioral patterns with unusual precision, you have made a claim you can demonstrate every night. One is a parlor trick. The other is a professional identity. Choose carefully.</w:t>
+      </w:r>
+    </w:p>
+    <w:p/>
+    <w:p>
+      <w:r>
+        <w:t xml:space="preserve">· · ·</w:t>
+      </w:r>
+    </w:p>
+    <w:p>
+      <w:pPr>
+        <w:spacing w:before="40" w:after="40" w:line="280"/>
+        <w:jc w:val="left"/>
+      </w:pPr>
+      <w:r>
+        <w:rPr>
+          <w:rFonts w:ascii="Garamond" w:cs="Garamond" w:eastAsia="Garamond" w:hAnsi="Garamond"/>
+          <w:color w:val="111111"/>
+          <w:sz w:val="12"/>
+          <w:szCs w:val="12"/>
+        </w:rPr>
+        <w:t xml:space="preserve"/>
+      </w:r>
+    </w:p>
+    <w:p>
+      <w:pPr>
+        <w:pStyle w:val="Heading2"/>
+        <w:spacing w:before="480" w:after="20" w:line="280"/>
         <w:jc w:val="left"/>
       </w:pPr>
       <w:r>
@@ -4752,542 +5152,7 @@
           <w:sz w:val="13"/>
           <w:szCs w:val="13"/>
         </w:rPr>
-        <w:t xml:space="preserve">PART TWO</w:t>
-      </w:r>
-    </w:p>
-    <w:p>
-      <w:pPr>
-        <w:spacing w:before="0" w:after="10" w:line="480"/>
-        <w:jc w:val="left"/>
-      </w:pPr>
-      <w:r>
-        <w:rPr>
-          <w:rFonts w:ascii="Garamond" w:cs="Garamond" w:eastAsia="Garamond" w:hAnsi="Garamond"/>
-          <w:b/>
-          <w:bCs/>
-          <w:color w:val="0A1628"/>
-          <w:sz w:val="38"/>
-          <w:szCs w:val="38"/>
-        </w:rPr>
-        <w:t xml:space="preserve">Reading the Room</w:t>
-      </w:r>
-    </w:p>
-    <w:p>
-      <w:pPr>
-        <w:spacing w:before="0" w:after="600" w:line="280"/>
-        <w:jc w:val="left"/>
-      </w:pPr>
-      <w:r>
-        <w:rPr>
-          <w:rFonts w:ascii="Garamond" w:cs="Garamond" w:eastAsia="Garamond" w:hAnsi="Garamond"/>
-          <w:color w:val="4A4A4A"/>
-          <w:sz w:val="18"/>
-          <w:szCs w:val="18"/>
-        </w:rPr>
-        <w:t xml:space="preserve">Behavioral profiling, cold reading, micro-expression detection, and the art of extracting information from a person before you have asked a single question.</w:t>
-      </w:r>
-    </w:p>
-    <w:p>
-      <w:pPr>
-        <w:spacing w:before="40" w:after="40" w:line="280"/>
-        <w:jc w:val="left"/>
-      </w:pPr>
-      <w:r>
-        <w:rPr>
-          <w:rFonts w:ascii="Garamond" w:cs="Garamond" w:eastAsia="Garamond" w:hAnsi="Garamond"/>
-          <w:color w:val="111111"/>
-          <w:sz w:val="12"/>
-          <w:szCs w:val="12"/>
-        </w:rPr>
-        <w:t xml:space="preserve"/>
-      </w:r>
-    </w:p>
-    <w:p>
-      <w:pPr>
-        <w:spacing w:before="40" w:after="40" w:line="280"/>
-        <w:jc w:val="left"/>
-      </w:pPr>
-      <w:r>
-        <w:rPr>
-          <w:rFonts w:ascii="Garamond" w:cs="Garamond" w:eastAsia="Garamond" w:hAnsi="Garamond"/>
-          <w:color w:val="111111"/>
-          <w:sz w:val="12"/>
-          <w:szCs w:val="12"/>
-        </w:rPr>
-        <w:t xml:space="preserve"/>
-      </w:r>
-    </w:p>
-    <w:p>
-      <w:r>
         <w:t xml:space="preserve">CHAPTER 7</w:t>
-      </w:r>
-    </w:p>
-    <w:p>
-      <w:r>
-        <w:t xml:space="preserve">Behavioral Profiling in Real Time</w:t>
-      </w:r>
-    </w:p>
-    <w:p>
-      <w:r>
-        <w:t xml:space="preserve">What you are actually noticing when you know something is off. And how to formalize that knowing into a deployable system.</w:t>
-      </w:r>
-    </w:p>
-    <w:p>
-      <w:r>
-        <w:t xml:space="preserve">────────────────────────────────────────────────────────────────────────────────</w:t>
-      </w:r>
-    </w:p>
-    <w:p/>
-    <w:p>
-      <w:r>
-        <w:t xml:space="preserve">Body Language Is Mostly Bullshit</w:t>
-      </w:r>
-    </w:p>
-    <w:p/>
-    <w:p>
-      <w:r>
-        <w:t xml:space="preserve">At least, the way most people use the term.</w:t>
-      </w:r>
-    </w:p>
-    <w:p/>
-    <w:p>
-      <w:r>
-        <w:t xml:space="preserve">People think body language means decoding a crossed arm, a glance away, or a fidget like it is a vending machine for truth. It is not. A single gesture can mean twenty different things. Without context, clusters, and calibration, “reading body language” is usually just confident projection.</w:t>
-      </w:r>
-    </w:p>
-    <w:p/>
-    <w:p>
-      <w:r>
-        <w:t xml:space="preserve">Most mentalists know this instinctively. You have watched someone work a crowd and nail a read that had nothing to do with arm position or eye direction. And you have watched someone else recite a body language checklist and get it completely wrong. The difference is not talent. The difference is method.</w:t>
-      </w:r>
-    </w:p>
-    <w:p/>
-    <w:p>
-      <w:r>
-        <w:t xml:space="preserve">What works is not isolated body language. What works is behavioral profiling.</w:t>
-      </w:r>
-    </w:p>
-    <w:p/>
-    <w:p>
-      <w:r>
-        <w:t xml:space="preserve">What Behavioral Profiling Is — and Is Not</w:t>
-      </w:r>
-    </w:p>
-    <w:p/>
-    <w:p>
-      <w:r>
-        <w:t xml:space="preserve">You already do this. You walk into a room and within thirty seconds you know who is in charge, who is nervous, and who would make the best volunteer. You did not analyze anything. It arrived. Behavioral profiling is the practice of making that process deliberate, repeatable, and precise. It is not lie detection. It is not diagnosis. It is a probability skill: you learn which signal clusters correlate with specific patterns, and you act on them before the moment passes.</w:t>
-      </w:r>
-    </w:p>
-    <w:p/>
-    <w:p>
-      <w:r>
-        <w:t xml:space="preserve">For the mentalist, this is not academic. Every show starts with a scan. Every strolling set is built on reads made in seconds. Every volunteer selection is a behavioral bet. The difference between a practitioner who consistently nails reads and one who occasionally gets lucky is whether the process behind the scan is formalized or accidental.</w:t>
-      </w:r>
-    </w:p>
-    <w:p/>
-    <w:p>
-      <w:r>
-        <w:t xml:space="preserve">The difference between guessing and reading is triangulation. A single signal has twenty possible explanations. Three signals pointing the same direction have one.</w:t>
-      </w:r>
-    </w:p>
-    <w:p/>
-    <w:p>
-      <w:r>
-        <w:t xml:space="preserve">The Foundation: Baseline First</w:t>
-      </w:r>
-    </w:p>
-    <w:p/>
-    <w:p>
-      <w:r>
-        <w:t xml:space="preserve">Every behavioral read is only as good as the baseline it departs from. A baseline is a behavioral norm: the specific way this person, in this context, looks, moves, sounds, and holds themselves when they are not processing anything significant. It is not a generic human norm. It is their norm. And you cannot detect deviation from a baseline you have not established.</w:t>
-      </w:r>
-    </w:p>
-    <w:p/>
-    <w:p>
-      <w:r>
-        <w:t xml:space="preserve">The calibration window is the first sixty to ninety seconds of any interaction. Use it entirely for baseline-building. Ask about the event, the venue, directions. Low-stakes, no performance pressure. Watch how they speak when nothing is at stake. Their baseline behavior is the most honest version you will see.</w:t>
-      </w:r>
-    </w:p>
-    <w:p/>
-    <w:p>
-      <w:r>
-        <w:t xml:space="preserve">For mentalists, the calibration window often starts before the interaction. When a volunteer walks from their seat to the stage, you have five to seven seconds of unguarded movement. Gait, posture, eye direction, breathing rate, hand position — all broadcasting before they know they are being read. That walk is your baseline. Use it.</w:t>
-      </w:r>
-    </w:p>
-    <w:p/>
-    <w:p>
-      <w:r>
-        <w:t xml:space="preserve">High-Yield Baseline Signals</w:t>
-      </w:r>
-    </w:p>
-    <w:p/>
-    <w:p>
-      <w:r>
-        <w:t xml:space="preserve">Breathing rate: visible in shoulders and chest. Speech rhythm: connected vs. fragmented. Eye movement pattern. Self-touch frequency: a reliable stress-load indicator, not a deception indicator. These together form the baseline you are departing from.</w:t>
-      </w:r>
-    </w:p>
-    <w:p/>
-    <w:p>
-      <w:r>
-        <w:t xml:space="preserve">For the mentalist scanning a room before selecting a volunteer, breathing rate is the fastest baseline indicator visible from stage distance. A person breathing high and shallow is processing arousal — excitement, nervousness, or both. A person breathing low and slow is settled. Neither is better or worse. But knowing which is which before they reach you gives you a head start the audience will never see.</w:t>
-      </w:r>
-    </w:p>
-    <w:p/>
-    <w:p>
-      <w:r>
-        <w:t xml:space="preserve">The Five Cs</w:t>
-      </w:r>
-    </w:p>
-    <w:p/>
-    <w:p>
-      <w:r>
-        <w:t xml:space="preserve">Context. Clusters. Congruence. Consistency. Culture.</w:t>
-      </w:r>
-    </w:p>
-    <w:p/>
-    <w:p>
-      <w:r>
-        <w:t xml:space="preserve">If you are not observing through all five, you are not reading behavior. You are narrating noise.</w:t>
-      </w:r>
-    </w:p>
-    <w:p/>
-    <w:p>
-      <w:r>
-        <w:t xml:space="preserve">Context — What environment is the behavior occurring in? The same gesture means different things in different settings. Arms crossed at a cold outdoor show is thermoregulation. Arms crossed during a one-on-one reading is a barrier. Context determines meaning. Always.</w:t>
-      </w:r>
-    </w:p>
-    <w:p/>
-    <w:p>
-      <w:r>
-        <w:t xml:space="preserve">Clusters — Are multiple signals pointing the same direction? One signal is noise. Three co-occurring behaviors multiply each other’s diagnostic weight. A cluster is a pattern. Never act on a single signal.</w:t>
-      </w:r>
-    </w:p>
-    <w:p/>
-    <w:p>
-      <w:r>
-        <w:t xml:space="preserve">Congruence — Does the body match the words? When the body says one thing and the words say another, the body is telling the truth. Incongruence is your most reliable signal. For the mentalist, this is where the real read lives. A volunteer says “I’m fine” while their hands grip the armrest. A spectator says “I don’t believe in this stuff” while leaning forward with dilated pupils. The words are the performance. The body is the truth.</w:t>
-      </w:r>
-    </w:p>
-    <w:p/>
-    <w:p>
-      <w:r>
-        <w:t xml:space="preserve">Consistency — How does this compare to their baseline? Compare what you are seeing to that individual’s personal baseline. Not a generic chart. Deviation from their baseline is the data point. Without baseline, every read is a projection.</w:t>
-      </w:r>
-    </w:p>
-    <w:p/>
-    <w:p>
-      <w:r>
-        <w:t xml:space="preserve">Culture — What are the background norms? Eye contact, personal space, and emotional expressiveness vary significantly across cultures. What registers as confidence in one culture registers as challenge in another. Calibrate before concluding.</w:t>
-      </w:r>
-    </w:p>
-    <w:p/>
-    <w:p>
-      <w:r>
-        <w:t xml:space="preserve">Apply the Five Cs as a chain, not a checklist. Most weak readings fail because they skip this chain. They treat behavior like a vending machine. Real behavior breathes. It moves. It has to be read in motion, against a baseline, inside a context.</w:t>
-      </w:r>
-    </w:p>
-    <w:p/>
-    <w:p>
-      <w:r>
-        <w:t xml:space="preserve">Reading Deviation</w:t>
-      </w:r>
-    </w:p>
-    <w:p/>
-    <w:p>
-      <w:r>
-        <w:t xml:space="preserve">Once you have a baseline, deviation is the signal. A person who normally speaks in smooth, connected phrases who suddenly fragments their syntax is processing something more carefully. A person whose baseline includes relaxed open posture who crosses their arms at a specific question has registered something. A person who maintains easy eye contact who breaks it and looks down has encountered an emotional stimulus. None of these deviations tell you the specific content of the internal state. All of them tell you that an internal state worth tracking is active.</w:t>
-      </w:r>
-    </w:p>
-    <w:p/>
-    <w:p>
-      <w:r>
-        <w:t xml:space="preserve">The mistake is trying to read too much too fast. One or two high-yield indicators tracked with real depth will outperform a scattered attempt to catch everything. You are following a trail, not building a spreadsheet. Stay on the trail. When it pauses, hold position. When it moves, follow it.</w:t>
-      </w:r>
-    </w:p>
-    <w:p/>
-    <w:p>
-      <w:r>
-        <w:t xml:space="preserve">For the mentalist, deviation is the moment. It is the flicker that tells you a word landed, a prediction hit close, or a thought was genuinely suppressed. The audience sees magic. You see a deviation from baseline that confirmed your read. That is the craft.</w:t>
-      </w:r>
-    </w:p>
-    <w:p/>
-    <w:p>
-      <w:r>
-        <w:t xml:space="preserve">The Leakage Window</w:t>
-      </w:r>
-    </w:p>
-    <w:p/>
-    <w:p>
-      <w:r>
-        <w:t xml:space="preserve">The gap between what someone manages to express and what they actually feel. Most people manage their face, voice, and words with moderate skill. Very few manage their hands, their breathing rate, or their micro-expressions during genuine stress. The leakage window is where the honest signal lives.</w:t>
-      </w:r>
-    </w:p>
-    <w:p/>
-    <w:p>
-      <w:r>
-        <w:t xml:space="preserve">Mentalists live in the leakage window. Your entire craft depends on catching the signal that leaked past the person’s conscious management. The face they composed for the audience is the mask. The hand that tightened on the card, the breath that caught when you named the word, the foot that shifted toward the exit — those are the leaks. Train your eye to go where people forget to perform.</w:t>
-      </w:r>
-    </w:p>
-    <w:p/>
-    <w:p>
-      <w:r>
-        <w:t xml:space="preserve">Eye Movement and the Baseline Principle</w:t>
-      </w:r>
-    </w:p>
-    <w:p/>
-    <w:p>
-      <w:r>
-        <w:t xml:space="preserve">The behavioral observation tradition associated with NLP proposed that eye movement direction could reliably indicate whether a person was accessing a visual memory, constructing a visual image, or processing an auditory or kinesthetic experience. This model became widely taught and widely applied. Controlled testing of this specific claim has not found consistent support. Research by Richard Wiseman and colleagues (2012, PLOS ONE) directly tested whether the predicted eye-movement patterns were observable. The predicted relationships did not hold reliably.</w:t>
-      </w:r>
-    </w:p>
-    <w:p/>
-    <w:p>
-      <w:r>
-        <w:t xml:space="preserve">This does not undermine the broader observational framework. The observation that someone is looking somewhere different from their baseline, and tracking what prompted that shift, remains valuable. The deviation from baseline is the signal. Chase Hughes makes exactly this distinction: the baseline-deviation approach is what works, and it is what field practitioners actually use. Track where this person’s eyes go when they are not actively managing their presentation. That is the signal worth following.</w:t>
-      </w:r>
-    </w:p>
-    <w:p/>
-    <w:p>
-      <w:r>
-        <w:t xml:space="preserve">Performer’s Note</w:t>
-      </w:r>
-    </w:p>
-    <w:p/>
-    <w:p>
-      <w:r>
-        <w:t xml:space="preserve">Eye movement is one input among many. Track it against baseline. Not against a codified directional map. Lateral movement before responding means processing. Downward movement often means emotional access. Read both against what this person normally does. That is the read. In a mentalism context, eye movement deviation is most useful during reveals — when the volunteer’s eyes break pattern, you know the effect landed before they say a word.</w:t>
-      </w:r>
-    </w:p>
-    <w:p/>
-    <w:p>
-      <w:r>
-        <w:t xml:space="preserve">The Evidence Framework: T1–T4</w:t>
-      </w:r>
-    </w:p>
-    <w:p/>
-    <w:p>
-      <w:r>
-        <w:t xml:space="preserve">Every signal you will encounter in behavioral performance carries an implicit confidence rating. Practitioners who do not distinguish between them overclaim on weak evidence and under-use strong evidence in equal measure. The following tiers create precision where there would otherwise be habit.</w:t>
-      </w:r>
-    </w:p>
-    <w:p/>
-    <w:p>
-      <w:r>
-        <w:t xml:space="preserve">T1 — Physical Evidence</w:t>
-      </w:r>
-    </w:p>
-    <w:p/>
-    <w:p>
-      <w:r>
-        <w:t xml:space="preserve">Read directly from the body or belongings. Objective, stable, highly reliable. Shoe wear, belt notch wear, callus distribution. Very few alternative explanations. A T1 read is your anchor. Lead with it whenever you have one. For the mentalist, T1 reads are your safest opening gambit. They land hard because they are specific, verifiable, and the audience cannot explain how you knew.</w:t>
-      </w:r>
-    </w:p>
-    <w:p/>
-    <w:p>
-      <w:r>
-        <w:t xml:space="preserve">T2 — Research-Backed</w:t>
-      </w:r>
-    </w:p>
-    <w:p/>
-    <w:p>
-      <w:r>
-        <w:t xml:space="preserve">Supported by published behavioral science. Eye contact willingness, blink rate shifts, foot direction. Reliability is high when combined with T1 anchors. These are the workhorses of behavioral reading — use them in clusters.</w:t>
-      </w:r>
-    </w:p>
-    <w:p/>
-    <w:p>
-      <w:r>
-        <w:t xml:space="preserve">T3 — Field-Tested Pattern</w:t>
-      </w:r>
-    </w:p>
-    <w:p/>
-    <w:p>
-      <w:r>
-        <w:t xml:space="preserve">Observed consistently across thousands of performance and training hours. Not yet formally validated in peer-reviewed research. Use to add nuance to reads already grounded in T1 and T2. Never lead with a T3 alone.</w:t>
-      </w:r>
-    </w:p>
-    <w:p/>
-    <w:p>
-      <w:r>
-        <w:t xml:space="preserve">T4 — Experimental</w:t>
-      </w:r>
-    </w:p>
-    <w:p/>
-    <w:p>
-      <w:r>
-        <w:t xml:space="preserve">Weak or disputed research support. Documented in the T4 Appendix. Know what they claim. Know why the claim does not hold. The practitioner who cites T4 signals in consulting contexts is a credibility risk. The mentalist who builds a routine around a T4 signal is building on sand.</w:t>
-      </w:r>
-    </w:p>
-    <w:p/>
-    <w:p>
-      <w:r>
-        <w:t xml:space="preserve">The Three-Signal Rule</w:t>
-      </w:r>
-    </w:p>
-    <w:p/>
-    <w:p>
-      <w:r>
-        <w:t xml:space="preserve">One signal is a guess. Three signals pointing the same way is a read you can stake your reputation on.</w:t>
-      </w:r>
-    </w:p>
-    <w:p/>
-    <w:p>
-      <w:r>
-        <w:t xml:space="preserve">This is the most important habit in this system. Any single signal can be explained by cold temperature, a bad night, medication, or a passing mood. Three signals pointing the same direction cannot. The professional observer notices one signal and immediately, deliberately, looks for two more.</w:t>
-      </w:r>
-    </w:p>
-    <w:p/>
-    <w:p>
-      <w:r>
-        <w:t xml:space="preserve">Stage Context</w:t>
-      </w:r>
-    </w:p>
-    <w:p/>
-    <w:p>
-      <w:r>
-        <w:t xml:space="preserve">Wait for three. In a stage context, where a volunteer walks toward you for five seconds and stands with you for minutes, three confirming signals are achievable before your first word. A read built on one signal is a guess with good delivery. A read built on three is a demonstration of craft.</w:t>
-      </w:r>
-    </w:p>
-    <w:p/>
-    <w:p>
-      <w:r>
-        <w:t xml:space="preserve">Strolling Context</w:t>
-      </w:r>
-    </w:p>
-    <w:p/>
-    <w:p>
-      <w:r>
-        <w:t xml:space="preserve">Act on one strong T1. In a 90-second walkaround set you cannot wait. A single strong physical read — calluses, belt wear, shoe condition — is enough to open with confidence. Read as you go. Course-correct fast. The strolling mentalist who hesitates waiting for a perfect three-signal cluster loses the window entirely. Move on one. Verify on two. Adjust on three.</w:t>
-      </w:r>
-    </w:p>
-    <w:p/>
-    <w:p>
-      <w:r>
-        <w:t xml:space="preserve">Common Observer Errors</w:t>
-      </w:r>
-    </w:p>
-    <w:p/>
-    <w:p>
-      <w:r>
-        <w:t xml:space="preserve">Acting on a Single Signal. One behavior tells you almost nothing. Wait for three consistent signals. This is the most common error and the fastest to fix.</w:t>
-      </w:r>
-    </w:p>
-    <w:p/>
-    <w:p>
-      <w:r>
-        <w:t xml:space="preserve">Ignoring the Baseline. A signal only has meaning relative to that person’s own normal. Spend the first thirty to sixty seconds establishing how someone looks when nothing is happening. Then read the deviation.</w:t>
-      </w:r>
-    </w:p>
-    <w:p/>
-    <w:p>
-      <w:r>
-        <w:t xml:space="preserve">Confirmation Bias. Once a first impression forms, the brain finds confirming evidence and discards contradiction. After forming a read, actively look for the signal that would disprove it.</w:t>
-      </w:r>
-    </w:p>
-    <w:p/>
-    <w:p>
-      <w:r>
-        <w:t xml:space="preserve">Cultural Projection. Eye contact norms, personal space, and emotional expressiveness vary significantly across cultures. Calibrate against the specific room you are in, never against an assumed universal baseline.</w:t>
-      </w:r>
-    </w:p>
-    <w:p/>
-    <w:p>
-      <w:r>
-        <w:t xml:space="preserve">Cultural Calibration in Practice</w:t>
-      </w:r>
-    </w:p>
-    <w:p/>
-    <w:p>
-      <w:r>
-        <w:t xml:space="preserve">The single-paragraph warning above deserves expansion, because cultural miscalibration in a live reading is not merely embarrassing. It is the fastest way to lose a room that was otherwise available to you.</w:t>
-      </w:r>
-    </w:p>
-    <w:p/>
-    <w:p>
-      <w:r>
-        <w:t xml:space="preserve">Eye Contact. In Western corporate contexts, sustained eye contact is a confidence signal. In many East Asian, Middle Eastern, and Indigenous cultural contexts, sustained direct eye contact with a higher-status person is a challenge signal, not a confidence signal. A volunteer who avoids your gaze may be showing you respect, not anxiety. Reading it as low confidence and selecting accordingly is a misread with visible consequences.</w:t>
-      </w:r>
-    </w:p>
-    <w:p/>
-    <w:p>
-      <w:r>
-        <w:t xml:space="preserve">Personal Space. The conversational distance that feels natural in Northern Europe and North America is noticeably larger than in Latin American, Southern European, and Middle Eastern cultural contexts. A volunteer who stands closer than your baseline expects is not necessarily an I-type seeking connection. They may simply be standing at the distance their culture considers normal. Adjust your spatial reads to the room you are in, not the room you are from.</w:t>
-      </w:r>
-    </w:p>
-    <w:p/>
-    <w:p>
-      <w:r>
-        <w:t xml:space="preserve">Emotional Expressiveness. Cultures vary dramatically in the social permission granted for visible emotional response. A Japanese corporate audience that appears flat is not unengaged. They are engaged according to a different display rule. An Italian audience that appears overwhelmed may simply be responding at their cultural baseline. DISC profiles must be calibrated against the expressive norms of the specific population in the room, not against an assumed universal.</w:t>
-      </w:r>
-    </w:p>
-    <w:p/>
-    <w:p>
-      <w:r>
-        <w:t xml:space="preserve">Touch and Compliance. Physical anchoring, shoulder touches, and handshakes carry fundamentally different meanings across cultural contexts. What registers as warmth in one culture registers as presumption in another. In mixed-culture rooms, default to less physical contact until you have read the specific norms present.</w:t>
-      </w:r>
-    </w:p>
-    <w:p/>
-    <w:p>
-      <w:r>
-        <w:t xml:space="preserve">The practical rule: when working an international room or a culturally diverse audience, extend your baseline-building window. Spend the first two to three minutes reading the room’s cultural display rules before you commit to behavioral reads based on individual signals. The signals are still valid. The interpretation must be calibrated to the cultural context they are occurring in.</w:t>
-      </w:r>
-    </w:p>
-    <w:p/>
-    <w:p>
-      <w:r>
-        <w:t xml:space="preserve">Observation Is Not Lie Detection</w:t>
-      </w:r>
-    </w:p>
-    <w:p/>
-    <w:p>
-      <w:r>
-        <w:t xml:space="preserve">This framework is built for personality and behavioral reads, not deception detection. Research consistently shows even trained professionals perform near chance levels at detecting lies from behavior alone. Keep these domains separate.</w:t>
-      </w:r>
-    </w:p>
-    <w:p/>
-    <w:p>
-      <w:r>
-        <w:t xml:space="preserve">For the mentalist, this distinction is also strategic. If you position yourself as someone who can “tell when people are lying,” you have made a claim you cannot consistently deliver. If you position yourself as someone who reads behavioral patterns with unusual precision, you have made a claim you can demonstrate every night. One is a parlor trick. The other is a professional identity. Choose carefully.</w:t>
-      </w:r>
-    </w:p>
-    <w:p/>
-    <w:p>
-      <w:r>
-        <w:t xml:space="preserve">· · ·</w:t>
-      </w:r>
-    </w:p>
-    <w:p>
-      <w:pPr>
-        <w:spacing w:before="40" w:after="40" w:line="280"/>
-        <w:jc w:val="left"/>
-      </w:pPr>
-      <w:r>
-        <w:rPr>
-          <w:rFonts w:ascii="Garamond" w:cs="Garamond" w:eastAsia="Garamond" w:hAnsi="Garamond"/>
-          <w:color w:val="111111"/>
-          <w:sz w:val="12"/>
-          <w:szCs w:val="12"/>
-        </w:rPr>
-        <w:t xml:space="preserve"/>
-      </w:r>
-    </w:p>
-    <w:p>
-      <w:pPr>
-        <w:pStyle w:val="Heading2"/>
-        <w:spacing w:before="480" w:after="20" w:line="280"/>
-        <w:jc w:val="left"/>
-      </w:pPr>
-      <w:r>
-        <w:rPr>
-          <w:rFonts w:ascii="Calibri" w:cs="Calibri" w:eastAsia="Calibri" w:hAnsi="Calibri"/>
-          <w:b/>
-          <w:bCs/>
-          <w:color w:val="C9A84C"/>
-          <w:sz w:val="13"/>
-          <w:szCs w:val="13"/>
-        </w:rPr>
-        <w:t xml:space="preserve">CHAPTER 8</w:t>
       </w:r>
     </w:p>
     <w:p>
@@ -15741,7 +15606,7 @@
           <w:sz w:val="13"/>
           <w:szCs w:val="13"/>
         </w:rPr>
-        <w:t xml:space="preserve">CHAPTER 9</w:t>
+        <w:t xml:space="preserve">CHAPTER 8</w:t>
       </w:r>
     </w:p>
     <w:p>
@@ -16356,7 +16221,7 @@
           <w:sz w:val="13"/>
           <w:szCs w:val="13"/>
         </w:rPr>
-        <w:t xml:space="preserve">CHAPTER 10</w:t>
+        <w:t xml:space="preserve">CHAPTER 9</w:t>
       </w:r>
     </w:p>
     <w:p>
@@ -17634,7 +17499,7 @@
           <w:sz w:val="13"/>
           <w:szCs w:val="13"/>
         </w:rPr>
-        <w:t xml:space="preserve">CHAPTER 11</w:t>
+        <w:t xml:space="preserve">CHAPTER 10</w:t>
       </w:r>
     </w:p>
     <w:p>
@@ -18036,7 +17901,7 @@
           <w:sz w:val="13"/>
           <w:szCs w:val="13"/>
         </w:rPr>
-        <w:t xml:space="preserve">CHAPTER 12</w:t>
+        <w:t xml:space="preserve">CHAPTER 11</w:t>
       </w:r>
     </w:p>
     <w:p>
@@ -19212,7 +19077,7 @@
           <w:sz w:val="13"/>
           <w:szCs w:val="13"/>
         </w:rPr>
-        <w:t xml:space="preserve">CHAPTER 13</w:t>
+        <w:t xml:space="preserve">CHAPTER 12</w:t>
       </w:r>
     </w:p>
     <w:p>
@@ -19881,7 +19746,7 @@
           <w:sz w:val="13"/>
           <w:szCs w:val="13"/>
         </w:rPr>
-        <w:t xml:space="preserve">CHAPTER 14</w:t>
+        <w:t xml:space="preserve">CHAPTER 13</w:t>
       </w:r>
     </w:p>
     <w:p>
@@ -20305,7 +20170,7 @@
           <w:sz w:val="13"/>
           <w:szCs w:val="13"/>
         </w:rPr>
-        <w:t xml:space="preserve">CHAPTER 15</w:t>
+        <w:t xml:space="preserve">CHAPTER 14</w:t>
       </w:r>
     </w:p>
     <w:p>
@@ -23129,7 +22994,7 @@
           <w:sz w:val="13"/>
           <w:szCs w:val="13"/>
         </w:rPr>
-        <w:t xml:space="preserve">CHAPTER 16</w:t>
+        <w:t xml:space="preserve">CHAPTER 15</w:t>
       </w:r>
     </w:p>
     <w:p>
@@ -23477,7 +23342,7 @@
           <w:sz w:val="13"/>
           <w:szCs w:val="13"/>
         </w:rPr>
-        <w:t xml:space="preserve">CHAPTER 17</w:t>
+        <w:t xml:space="preserve">CHAPTER 16</w:t>
       </w:r>
     </w:p>
     <w:p>
@@ -23850,7 +23715,7 @@
           <w:sz w:val="13"/>
           <w:szCs w:val="13"/>
         </w:rPr>
-        <w:t xml:space="preserve">CHAPTER 18</w:t>
+        <w:t xml:space="preserve">CHAPTER 17</w:t>
       </w:r>
     </w:p>
     <w:p>
@@ -24473,7 +24338,7 @@
           <w:sz w:val="13"/>
           <w:szCs w:val="13"/>
         </w:rPr>
-        <w:t xml:space="preserve">CHAPTER 19</w:t>
+        <w:t xml:space="preserve">CHAPTER 18</w:t>
       </w:r>
     </w:p>
     <w:p>
@@ -24924,7 +24789,7 @@
           <w:sz w:val="13"/>
           <w:szCs w:val="13"/>
         </w:rPr>
-        <w:t xml:space="preserve">CHAPTER 20</w:t>
+        <w:t xml:space="preserve">CHAPTER 19</w:t>
       </w:r>
     </w:p>
     <w:p>
@@ -26640,7 +26505,7 @@
           <w:sz w:val="13"/>
           <w:szCs w:val="13"/>
         </w:rPr>
-        <w:t xml:space="preserve">CHAPTER 21</w:t>
+        <w:t xml:space="preserve">CHAPTER 20</w:t>
       </w:r>
     </w:p>
     <w:p>
@@ -27069,7 +26934,7 @@
           <w:sz w:val="13"/>
           <w:szCs w:val="13"/>
         </w:rPr>
-        <w:t xml:space="preserve">CHAPTER 22</w:t>
+        <w:t xml:space="preserve">CHAPTER 21</w:t>
       </w:r>
     </w:p>
     <w:p>
@@ -27312,7 +27177,7 @@
           <w:sz w:val="13"/>
           <w:szCs w:val="13"/>
         </w:rPr>
-        <w:t xml:space="preserve">CHAPTER 23</w:t>
+        <w:t xml:space="preserve">CHAPTER 22</w:t>
       </w:r>
     </w:p>
     <w:p>
@@ -27630,7 +27495,7 @@
           <w:sz w:val="13"/>
           <w:szCs w:val="13"/>
         </w:rPr>
-        <w:t xml:space="preserve">CHAPTER 24</w:t>
+        <w:t xml:space="preserve">CHAPTER 23</w:t>
       </w:r>
     </w:p>
     <w:p>
@@ -27937,7 +27802,7 @@
           <w:sz w:val="13"/>
           <w:szCs w:val="13"/>
         </w:rPr>
-        <w:t xml:space="preserve">CHAPTER 25</w:t>
+        <w:t xml:space="preserve">CHAPTER 24</w:t>
       </w:r>
     </w:p>
     <w:p>
@@ -27989,6 +27854,18 @@
       </w:r>
     </w:p>
     <w:p>
+      <w:r>
+        <w:t xml:space="preserve">The audience does not consciously decide to trust you. You know this because you have watched it happen in real time: a performer walks on stage and the room settles before they speak. Or a performer walks on stage and something is slightly wrong, and the room holds back without knowing why. Trust arrives as a felt sense before any deliberate evaluation occurs. The limbic system (which we are about to cover) runs an assessment of your behavioral signals against a set of threat and status indicators that were calibrated by evolutionary pressure over thousands of years, and it delivers a verdict before the prefrontal cortex has had time to weigh the evidence. By the time the audience is consciously deciding whether to believe you, the limbic system has already told them.</w:t>
+      </w:r>
+    </w:p>
+    <w:p/>
+    <w:p>
+      <w:r>
+        <w:t xml:space="preserve">This means credibility is not primarily a matter of what you say. It is a matter of what your behavior broadcasts before and while you say it.</w:t>
+      </w:r>
+    </w:p>
+    <w:p/>
+    <w:p>
       <w:pPr>
         <w:spacing w:before="140" w:after="140" w:line="280"/>
         <w:jc w:val="left"/>
@@ -28413,7 +28290,7 @@
           <w:sz w:val="13"/>
           <w:szCs w:val="13"/>
         </w:rPr>
-        <w:t xml:space="preserve">CHAPTER 26</w:t>
+        <w:t xml:space="preserve">CHAPTER 25</w:t>
       </w:r>
     </w:p>
     <w:p>
@@ -28805,7 +28682,7 @@
           <w:sz w:val="13"/>
           <w:szCs w:val="13"/>
         </w:rPr>
-        <w:t xml:space="preserve">CHAPTER 27</w:t>
+        <w:t xml:space="preserve">CHAPTER 26</w:t>
       </w:r>
     </w:p>
     <w:p>
@@ -29132,7 +29009,7 @@
           <w:sz w:val="13"/>
           <w:szCs w:val="13"/>
         </w:rPr>
-        <w:t xml:space="preserve">CHAPTER 28</w:t>
+        <w:t xml:space="preserve">CHAPTER 27</w:t>
       </w:r>
     </w:p>
     <w:p>
@@ -29869,7 +29746,7 @@
           <w:sz w:val="13"/>
           <w:szCs w:val="13"/>
         </w:rPr>
-        <w:t xml:space="preserve">CHAPTER 29</w:t>
+        <w:t xml:space="preserve">CHAPTER 28</w:t>
       </w:r>
     </w:p>
     <w:p>
@@ -30817,7 +30694,7 @@
           <w:sz w:val="13"/>
           <w:szCs w:val="13"/>
         </w:rPr>
-        <w:t xml:space="preserve">CHAPTER 30</w:t>
+        <w:t xml:space="preserve">CHAPTER 29</w:t>
       </w:r>
     </w:p>
     <w:p>
@@ -31312,7 +31189,7 @@
           <w:sz w:val="13"/>
           <w:szCs w:val="13"/>
         </w:rPr>
-        <w:t xml:space="preserve">CHAPTER 31</w:t>
+        <w:t xml:space="preserve">CHAPTER 30</w:t>
       </w:r>
     </w:p>
     <w:p>
@@ -33249,7 +33126,7 @@
           <w:sz w:val="13"/>
           <w:szCs w:val="13"/>
         </w:rPr>
-        <w:t xml:space="preserve">CHAPTER 32</w:t>
+        <w:t xml:space="preserve">CHAPTER 31</w:t>
       </w:r>
     </w:p>
     <w:p>
@@ -33904,7 +33781,7 @@
           <w:sz w:val="13"/>
           <w:szCs w:val="13"/>
         </w:rPr>
-        <w:t xml:space="preserve">CHAPTER 33</w:t>
+        <w:t xml:space="preserve">CHAPTER 32</w:t>
       </w:r>
     </w:p>
     <w:p>
@@ -34288,7 +34165,7 @@
           <w:sz w:val="13"/>
           <w:szCs w:val="13"/>
         </w:rPr>
-        <w:t xml:space="preserve">CHAPTER 34</w:t>
+        <w:t xml:space="preserve">CHAPTER 33</w:t>
       </w:r>
     </w:p>
     <w:p>
@@ -34600,7 +34477,7 @@
           <w:sz w:val="13"/>
           <w:szCs w:val="13"/>
         </w:rPr>
-        <w:t xml:space="preserve">CHAPTER 35</w:t>
+        <w:t xml:space="preserve">CHAPTER 34</w:t>
       </w:r>
     </w:p>
     <w:p>
@@ -34918,7 +34795,7 @@
           <w:sz w:val="13"/>
           <w:szCs w:val="13"/>
         </w:rPr>
-        <w:t xml:space="preserve">CHAPTER 36</w:t>
+        <w:t xml:space="preserve">CHAPTER 35</w:t>
       </w:r>
     </w:p>
     <w:p>
@@ -35735,7 +35612,7 @@
           <w:b/>
           <w:bCs/>
         </w:rPr>
-        <w:t xml:space="preserve">CHAPTER 37</w:t>
+        <w:t xml:space="preserve">CHAPTER 36</w:t>
       </w:r>
     </w:p>
     <w:p>
@@ -36212,7 +36089,7 @@
           <w:b/>
           <w:bCs/>
         </w:rPr>
-        <w:t xml:space="preserve">CHAPTER 38</w:t>
+        <w:t xml:space="preserve">CHAPTER 37</w:t>
       </w:r>
     </w:p>
     <w:p>
@@ -36621,7 +36498,7 @@
           <w:b/>
           <w:bCs/>
         </w:rPr>
-        <w:t xml:space="preserve">CHAPTER 39</w:t>
+        <w:t xml:space="preserve">CHAPTER 38</w:t>
       </w:r>
     </w:p>
     <w:p>
@@ -37082,7 +36959,7 @@
           <w:b/>
           <w:bCs/>
         </w:rPr>
-        <w:t xml:space="preserve">CHAPTER 40</w:t>
+        <w:t xml:space="preserve">CHAPTER 39</w:t>
       </w:r>
     </w:p>
     <w:p>
@@ -37410,7 +37287,7 @@
           <w:b/>
           <w:bCs/>
         </w:rPr>
-        <w:t xml:space="preserve">CHAPTER 41</w:t>
+        <w:t xml:space="preserve">CHAPTER 40</w:t>
       </w:r>
     </w:p>
     <w:p>

--- a/Architecture-of-Wonder.docx
+++ b/Architecture-of-Wonder.docx
@@ -1000,6 +1000,17 @@
       </w:r>
     </w:p>
     <w:p>
+      <w:pPr/>
+      <w:r>
+        <w:rPr>
+          <w:b/>
+          <w:bCs/>
+          <w:i/>
+        </w:rPr>
+        <w:t xml:space="preserve">What you are holding and why it exists. The Crystal City story. A note on sources and the two categories of evidence.</w:t>
+      </w:r>
+    </w:p>
+    <w:p>
       <w:r>
         <w:rPr>
           <w:b/>
@@ -1009,6 +1020,17 @@
       </w:r>
     </w:p>
     <w:p>
+      <w:pPr/>
+      <w:r>
+        <w:rPr>
+          <w:b/>
+          <w:bCs/>
+          <w:i/>
+        </w:rPr>
+        <w:t xml:space="preserve">The neurobiology of performance. What is happening in the audience’s brain and how to design for it.</w:t>
+      </w:r>
+    </w:p>
+    <w:p>
       <w:r>
         <w:rPr>
           <w:b/>
@@ -1018,6 +1040,17 @@
       </w:r>
     </w:p>
     <w:p>
+      <w:pPr/>
+      <w:r>
+        <w:rPr>
+          <w:b/>
+          <w:bCs/>
+          <w:i/>
+        </w:rPr>
+        <w:t xml:space="preserve">Cognitive economy, metabolic efficiency, and predictive processing. The three properties of the brain that make wonder possible.</w:t>
+      </w:r>
+    </w:p>
+    <w:p>
       <w:r>
         <w:rPr>
           <w:b/>
@@ -1027,6 +1060,17 @@
       </w:r>
     </w:p>
     <w:p>
+      <w:pPr/>
+      <w:r>
+        <w:rPr>
+          <w:b/>
+          <w:bCs/>
+          <w:i/>
+        </w:rPr>
+        <w:t xml:space="preserve">Novelty, emotional relevance, social signal, unresolved uncertainty, and contrast. The five inputs the brain uses to decide what matters.</w:t>
+      </w:r>
+    </w:p>
+    <w:p>
       <w:r>
         <w:rPr>
           <w:b/>
@@ -1036,12 +1080,34 @@
       </w:r>
     </w:p>
     <w:p>
-      <w:r>
-        <w:rPr>
-          <w:b/>
-          <w:bCs/>
-        </w:rPr>
-        <w:t xml:space="preserve">Chapter 4  —  The Architecture of Anticipation</w:t>
+      <w:pPr/>
+      <w:r>
+        <w:rPr>
+          <w:b/>
+          <w:bCs/>
+          <w:i/>
+        </w:rPr>
+        <w:t xml:space="preserve">Cortisol, productive tension, and the six visible indicators that tell you where the room sits inside the window.</w:t>
+      </w:r>
+    </w:p>
+    <w:p>
+      <w:r>
+        <w:rPr>
+          <w:b/>
+          <w:bCs/>
+        </w:rPr>
+        <w:t xml:space="preserve">Chapter 4  —  The Art of Anticipation</w:t>
+      </w:r>
+    </w:p>
+    <w:p>
+      <w:pPr/>
+      <w:r>
+        <w:rPr>
+          <w:b/>
+          <w:bCs/>
+          <w:i/>
+        </w:rPr>
+        <w:t xml:space="preserve">Dopamine fires during the build, not the reveal. Why most performers are timing their shows wrong.</w:t>
       </w:r>
     </w:p>
     <w:p>
@@ -1054,6 +1120,17 @@
       </w:r>
     </w:p>
     <w:p>
+      <w:pPr/>
+      <w:r>
+        <w:rPr>
+          <w:b/>
+          <w:bCs/>
+          <w:i/>
+        </w:rPr>
+        <w:t xml:space="preserve">Inattentional blindness, change blindness, psychological marking, and why misdirection is a narrative problem, not a visual one.</w:t>
+      </w:r>
+    </w:p>
+    <w:p>
       <w:r>
         <w:rPr>
           <w:b/>
@@ -1063,6 +1140,17 @@
       </w:r>
     </w:p>
     <w:p>
+      <w:pPr/>
+      <w:r>
+        <w:rPr>
+          <w:b/>
+          <w:bCs/>
+          <w:i/>
+        </w:rPr>
+        <w:t xml:space="preserve">Behavioral profiling, cold reading, micro-expression detection, and the art of extracting information before a single question is asked.</w:t>
+      </w:r>
+    </w:p>
+    <w:p>
       <w:r>
         <w:rPr>
           <w:b/>
@@ -1072,6 +1160,17 @@
       </w:r>
     </w:p>
     <w:p>
+      <w:pPr/>
+      <w:r>
+        <w:rPr>
+          <w:b/>
+          <w:bCs/>
+          <w:i/>
+        </w:rPr>
+        <w:t xml:space="preserve">The Five Cs, the T1–T4 evidence tiers, the Three-Signal Rule, baseline-first methodology, and the complete framework for reading behavior under pressure.</w:t>
+      </w:r>
+    </w:p>
+    <w:p>
       <w:r>
         <w:rPr>
           <w:b/>
@@ -1081,6 +1180,17 @@
       </w:r>
     </w:p>
     <w:p>
+      <w:pPr/>
+      <w:r>
+        <w:rPr>
+          <w:b/>
+          <w:bCs/>
+          <w:i/>
+        </w:rPr>
+        <w:t xml:space="preserve">Eighty observable signals organized by evidential tier. The Six-Category Radar and the 10-Second Scan.</w:t>
+      </w:r>
+    </w:p>
+    <w:p>
       <w:r>
         <w:rPr>
           <w:b/>
@@ -1090,6 +1200,17 @@
       </w:r>
     </w:p>
     <w:p>
+      <w:pPr/>
+      <w:r>
+        <w:rPr>
+          <w:b/>
+          <w:bCs/>
+          <w:i/>
+        </w:rPr>
+        <w:t xml:space="preserve">Four communication styles, six blends, and how to adjust your approach to each in the first thirty seconds.</w:t>
+      </w:r>
+    </w:p>
+    <w:p>
       <w:r>
         <w:rPr>
           <w:b/>
@@ -1099,6 +1220,17 @@
       </w:r>
     </w:p>
     <w:p>
+      <w:pPr/>
+      <w:r>
+        <w:rPr>
+          <w:b/>
+          <w:bCs/>
+          <w:i/>
+        </w:rPr>
+        <w:t xml:space="preserve">The Forer effect, modality pacing, collocation analysis, and the honest account of what each technique is and is not.</w:t>
+      </w:r>
+    </w:p>
+    <w:p>
       <w:r>
         <w:rPr>
           <w:b/>
@@ -1108,6 +1240,17 @@
       </w:r>
     </w:p>
     <w:p>
+      <w:pPr/>
+      <w:r>
+        <w:rPr>
+          <w:b/>
+          <w:bCs/>
+          <w:i/>
+        </w:rPr>
+        <w:t xml:space="preserve">The seven universal expressions, the Duchenne marker, the leakage hierarchy, and why clusters matter more than snapshots.</w:t>
+      </w:r>
+    </w:p>
+    <w:p>
       <w:r>
         <w:rPr>
           <w:b/>
@@ -1117,6 +1260,17 @@
       </w:r>
     </w:p>
     <w:p>
+      <w:pPr/>
+      <w:r>
+        <w:rPr>
+          <w:b/>
+          <w:bCs/>
+          <w:i/>
+        </w:rPr>
+        <w:t xml:space="preserve">Seven volunteer types, the cortisol contract, and how to manage neurological state on stage.</w:t>
+      </w:r>
+    </w:p>
+    <w:p>
       <w:r>
         <w:rPr>
           <w:b/>
@@ -1126,6 +1280,17 @@
       </w:r>
     </w:p>
     <w:p>
+      <w:pPr/>
+      <w:r>
+        <w:rPr>
+          <w:b/>
+          <w:bCs/>
+          <w:i/>
+        </w:rPr>
+        <w:t xml:space="preserve">Pacing and leading, presupposition, yes sets, and the four degrees of certainty for delivering reads.</w:t>
+      </w:r>
+    </w:p>
+    <w:p>
       <w:r>
         <w:rPr>
           <w:b/>
@@ -1135,6 +1300,17 @@
       </w:r>
     </w:p>
     <w:p>
+      <w:pPr/>
+      <w:r>
+        <w:rPr>
+          <w:b/>
+          <w:bCs/>
+          <w:i/>
+        </w:rPr>
+        <w:t xml:space="preserve">Why the brain reduces impossibility to cheap explanations, and the specific language that closes the window before it opens.</w:t>
+      </w:r>
+    </w:p>
+    <w:p>
       <w:r>
         <w:rPr>
           <w:b/>
@@ -1144,6 +1320,17 @@
       </w:r>
     </w:p>
     <w:p>
+      <w:pPr/>
+      <w:r>
+        <w:rPr>
+          <w:b/>
+          <w:bCs/>
+          <w:i/>
+        </w:rPr>
+        <w:t xml:space="preserve">What hypnosis actually is at the network and cellular level. Neuromodulators, oscillations, pain as a model, and why suggestion can feel involuntary.</w:t>
+      </w:r>
+    </w:p>
+    <w:p>
       <w:r>
         <w:rPr>
           <w:b/>
@@ -1153,6 +1340,17 @@
       </w:r>
     </w:p>
     <w:p>
+      <w:pPr/>
+      <w:r>
+        <w:rPr>
+          <w:b/>
+          <w:bCs/>
+          <w:i/>
+        </w:rPr>
+        <w:t xml:space="preserve">Six reference cards pairing neurobiological findings with direct stage application. Attention, neurochemistry, memory, influence, salience, and the body as signal.</w:t>
+      </w:r>
+    </w:p>
+    <w:p>
       <w:r>
         <w:rPr>
           <w:b/>
@@ -1162,6 +1360,17 @@
       </w:r>
     </w:p>
     <w:p>
+      <w:pPr/>
+      <w:r>
+        <w:rPr>
+          <w:b/>
+          <w:bCs/>
+          <w:i/>
+        </w:rPr>
+        <w:t xml:space="preserve">From keynote halls to boardrooms. Behavioral science applied to the professional performance context.</w:t>
+      </w:r>
+    </w:p>
+    <w:p>
       <w:r>
         <w:rPr>
           <w:b/>
@@ -1171,6 +1380,17 @@
       </w:r>
     </w:p>
     <w:p>
+      <w:pPr/>
+      <w:r>
+        <w:rPr>
+          <w:b/>
+          <w:bCs/>
+          <w:i/>
+        </w:rPr>
+        <w:t xml:space="preserve">Executive audiences, the credibility sequence, and the real power map in any room.</w:t>
+      </w:r>
+    </w:p>
+    <w:p>
       <w:r>
         <w:rPr>
           <w:b/>
@@ -1180,6 +1400,17 @@
       </w:r>
     </w:p>
     <w:p>
+      <w:pPr/>
+      <w:r>
+        <w:rPr>
+          <w:b/>
+          <w:bCs/>
+          <w:i/>
+        </w:rPr>
+        <w:t xml:space="preserve">Experience before explanation. Why most corporate training fails and how the performer advantage changes the equation.</w:t>
+      </w:r>
+    </w:p>
+    <w:p>
       <w:r>
         <w:rPr>
           <w:b/>
@@ -1189,6 +1420,17 @@
       </w:r>
     </w:p>
     <w:p>
+      <w:pPr/>
+      <w:r>
+        <w:rPr>
+          <w:b/>
+          <w:bCs/>
+          <w:i/>
+        </w:rPr>
+        <w:t xml:space="preserve">Pentagon, technology, financial services, and healthcare. Four engagements, four different rooms, four different problems.</w:t>
+      </w:r>
+    </w:p>
+    <w:p>
       <w:r>
         <w:rPr>
           <w:b/>
@@ -1198,6 +1440,17 @@
       </w:r>
     </w:p>
     <w:p>
+      <w:pPr/>
+      <w:r>
+        <w:rPr>
+          <w:b/>
+          <w:bCs/>
+          <w:i/>
+        </w:rPr>
+        <w:t xml:space="preserve">Compliance vs. internalization, the self-attribution principle, and the reflection protocol.</w:t>
+      </w:r>
+    </w:p>
+    <w:p>
       <w:r>
         <w:rPr>
           <w:b/>
@@ -1207,6 +1460,17 @@
       </w:r>
     </w:p>
     <w:p>
+      <w:pPr/>
+      <w:r>
+        <w:rPr>
+          <w:b/>
+          <w:bCs/>
+          <w:i/>
+        </w:rPr>
+        <w:t xml:space="preserve">The consent framework, the distress test, and where the line is drawn in performance, training, and volunteer work.</w:t>
+      </w:r>
+    </w:p>
+    <w:p>
       <w:r>
         <w:rPr>
           <w:b/>
@@ -1216,6 +1480,17 @@
       </w:r>
     </w:p>
     <w:p>
+      <w:pPr/>
+      <w:r>
+        <w:rPr>
+          <w:b/>
+          <w:bCs/>
+          <w:i/>
+        </w:rPr>
+        <w:t xml:space="preserve">Seven stages of the performance arc. The pre-show checklist. The four-layer Performance Architecture Framework.</w:t>
+      </w:r>
+    </w:p>
+    <w:p>
       <w:r>
         <w:rPr>
           <w:b/>
@@ -1225,6 +1500,17 @@
       </w:r>
     </w:p>
     <w:p>
+      <w:pPr/>
+      <w:r>
+        <w:rPr>
+          <w:b/>
+          <w:bCs/>
+          <w:i/>
+        </w:rPr>
+        <w:t xml:space="preserve">The gap between skilled execution and genuine command. Walk-around, room energy, audio design, compliance engineering, and authority framing.</w:t>
+      </w:r>
+    </w:p>
+    <w:p>
       <w:r>
         <w:rPr>
           <w:b/>
@@ -1234,6 +1520,17 @@
       </w:r>
     </w:p>
     <w:p>
+      <w:pPr/>
+      <w:r>
+        <w:rPr>
+          <w:b/>
+          <w:bCs/>
+          <w:i/>
+        </w:rPr>
+        <w:t xml:space="preserve">The 90-second set structure, the delayed discovery method, state architecture, and the exit principle.</w:t>
+      </w:r>
+    </w:p>
+    <w:p>
       <w:r>
         <w:rPr>
           <w:b/>
@@ -1243,6 +1540,17 @@
       </w:r>
     </w:p>
     <w:p>
+      <w:pPr/>
+      <w:r>
+        <w:rPr>
+          <w:b/>
+          <w:bCs/>
+          <w:i/>
+        </w:rPr>
+        <w:t xml:space="preserve">Standing ovation mechanics, social contagion cascades, duration neglect, and the peak-end rule.</w:t>
+      </w:r>
+    </w:p>
+    <w:p>
       <w:r>
         <w:rPr>
           <w:b/>
@@ -1252,6 +1560,17 @@
       </w:r>
     </w:p>
     <w:p>
+      <w:pPr/>
+      <w:r>
+        <w:rPr>
+          <w:b/>
+          <w:bCs/>
+          <w:i/>
+        </w:rPr>
+        <w:t xml:space="preserve">Pre-show, transition, and close-out sound design. What plays when you are not speaking is not logistics.</w:t>
+      </w:r>
+    </w:p>
+    <w:p>
       <w:r>
         <w:rPr>
           <w:b/>
@@ -1261,6 +1580,17 @@
       </w:r>
     </w:p>
     <w:p>
+      <w:pPr/>
+      <w:r>
+        <w:rPr>
+          <w:b/>
+          <w:bCs/>
+          <w:i/>
+        </w:rPr>
+        <w:t xml:space="preserve">Environmental compliance, room layout, and why the dance floor of death is a design failure.</w:t>
+      </w:r>
+    </w:p>
+    <w:p>
       <w:r>
         <w:rPr>
           <w:b/>
@@ -1270,6 +1600,17 @@
       </w:r>
     </w:p>
     <w:p>
+      <w:pPr/>
+      <w:r>
+        <w:rPr>
+          <w:b/>
+          <w:bCs/>
+          <w:i/>
+        </w:rPr>
+        <w:t xml:space="preserve">How authority is broadcast through behavior, pace, and signal consistency before and during performance.</w:t>
+      </w:r>
+    </w:p>
+    <w:p>
       <w:r>
         <w:rPr>
           <w:b/>
@@ -1279,6 +1620,17 @@
       </w:r>
     </w:p>
     <w:p>
+      <w:pPr/>
+      <w:r>
+        <w:rPr>
+          <w:b/>
+          <w:bCs/>
+          <w:i/>
+        </w:rPr>
+        <w:t xml:space="preserve">Building a career architecture, not just a show calendar.</w:t>
+      </w:r>
+    </w:p>
+    <w:p>
       <w:r>
         <w:rPr>
           <w:b/>
@@ -1288,6 +1640,17 @@
       </w:r>
     </w:p>
     <w:p>
+      <w:pPr/>
+      <w:r>
+        <w:rPr>
+          <w:b/>
+          <w:bCs/>
+          <w:i/>
+        </w:rPr>
+        <w:t xml:space="preserve">Solving the most unreliable variable in corporate performance.</w:t>
+      </w:r>
+    </w:p>
+    <w:p>
       <w:r>
         <w:rPr>
           <w:b/>
@@ -1297,6 +1660,17 @@
       </w:r>
     </w:p>
     <w:p>
+      <w:pPr/>
+      <w:r>
+        <w:rPr>
+          <w:b/>
+          <w:bCs/>
+          <w:i/>
+        </w:rPr>
+        <w:t xml:space="preserve">The five structural moves that convert observation into performance: opening read, layered read, soft hit, strong hit, and callback.</w:t>
+      </w:r>
+    </w:p>
+    <w:p>
       <w:r>
         <w:rPr>
           <w:b/>
@@ -1306,6 +1680,17 @@
       </w:r>
     </w:p>
     <w:p>
+      <w:pPr/>
+      <w:r>
+        <w:rPr>
+          <w:b/>
+          <w:bCs/>
+          <w:i/>
+        </w:rPr>
+        <w:t xml:space="preserve">Six frameworks for life readings built from signal clusters. Travel pattern, life pivot, hidden interest, relationship dynamic, social role, and self-image gap.</w:t>
+      </w:r>
+    </w:p>
+    <w:p>
       <w:r>
         <w:rPr>
           <w:b/>
@@ -1315,6 +1700,17 @@
       </w:r>
     </w:p>
     <w:p>
+      <w:pPr/>
+      <w:r>
+        <w:rPr>
+          <w:b/>
+          <w:bCs/>
+          <w:i/>
+        </w:rPr>
+        <w:t xml:space="preserve">Temporal separation, anti-backtracking architecture, and why looking directly at what is happening should tell you nothing.</w:t>
+      </w:r>
+    </w:p>
+    <w:p>
       <w:r>
         <w:rPr>
           <w:b/>
@@ -1324,6 +1720,17 @@
       </w:r>
     </w:p>
     <w:p>
+      <w:pPr/>
+      <w:r>
+        <w:rPr>
+          <w:b/>
+          <w:bCs/>
+          <w:i/>
+        </w:rPr>
+        <w:t xml:space="preserve">Timing, tempo, the recovery protocol, the performance decision matrix, and why silence is the loudest tool you have.</w:t>
+      </w:r>
+    </w:p>
+    <w:p>
       <w:r>
         <w:rPr>
           <w:b/>
@@ -1333,6 +1740,17 @@
       </w:r>
     </w:p>
     <w:p>
+      <w:pPr/>
+      <w:r>
+        <w:rPr>
+          <w:b/>
+          <w:bCs/>
+          <w:i/>
+        </w:rPr>
+        <w:t xml:space="preserve">Where bookings are actually won, how authority is built before you walk in the room, and the business of performing.</w:t>
+      </w:r>
+    </w:p>
+    <w:p>
       <w:r>
         <w:rPr>
           <w:b/>
@@ -1342,6 +1760,17 @@
       </w:r>
     </w:p>
     <w:p>
+      <w:pPr/>
+      <w:r>
+        <w:rPr>
+          <w:b/>
+          <w:bCs/>
+          <w:i/>
+        </w:rPr>
+        <w:t xml:space="preserve">The Limbic Ledger: seven items the client’s nervous system scores from first email to follow-through.</w:t>
+      </w:r>
+    </w:p>
+    <w:p>
       <w:r>
         <w:rPr>
           <w:b/>
@@ -1351,39 +1780,200 @@
       </w:r>
     </w:p>
     <w:p>
-      <w:r>
-        <w:rPr>
-          <w:b/>
-          <w:bCs/>
-        </w:rPr>
-        <w:t xml:space="preserve">Chapter 33  —  Authority Architecture</w:t>
-      </w:r>
-    </w:p>
-    <w:p>
-      <w:r>
-        <w:rPr>
-          <w:b/>
-          <w:bCs/>
-        </w:rPr>
-        <w:t xml:space="preserve">Chapter 34  —  The Language of Authority</w:t>
-      </w:r>
-    </w:p>
-    <w:p>
-      <w:r>
-        <w:rPr>
-          <w:b/>
-          <w:bCs/>
-        </w:rPr>
-        <w:t xml:space="preserve">Chapter 35  —  Reading the Booking Room</w:t>
-      </w:r>
-    </w:p>
-    <w:p>
-      <w:r>
-        <w:rPr>
-          <w:b/>
-          <w:bCs/>
-        </w:rPr>
-        <w:t xml:space="preserve">Chapter 36  —  The Decode Behavior Framework</w:t>
+      <w:pPr/>
+      <w:r>
+        <w:rPr>
+          <w:b/>
+          <w:bCs/>
+          <w:i/>
+        </w:rPr>
+        <w:t xml:space="preserve">Why most bios fail, the four-move bio structure, and what testimonials are actually for.</w:t>
+      </w:r>
+    </w:p>
+    <w:p>
+      <w:r>
+        <w:rPr>
+          <w:b/>
+          <w:bCs/>
+        </w:rPr>
+        <w:t xml:space="preserve">Chapter 33  —  The Language of Authority</w:t>
+      </w:r>
+    </w:p>
+    <w:p>
+      <w:pPr/>
+      <w:r>
+        <w:rPr>
+          <w:b/>
+          <w:bCs/>
+          <w:i/>
+        </w:rPr>
+        <w:t xml:space="preserve">Processing fluency, silence as signal, weak language patterns, and high-authority email structure.</w:t>
+      </w:r>
+    </w:p>
+    <w:p>
+      <w:r>
+        <w:rPr>
+          <w:b/>
+          <w:bCs/>
+        </w:rPr>
+        <w:t xml:space="preserve">Chapter 34  —  Reading the Booking Room</w:t>
+      </w:r>
+    </w:p>
+    <w:p>
+      <w:pPr/>
+      <w:r>
+        <w:rPr>
+          <w:b/>
+          <w:bCs/>
+          <w:i/>
+        </w:rPr>
+        <w:t xml:space="preserve">The discovery call as performance. Baseline-building, buying signals, and why you state the fee and stop.</w:t>
+      </w:r>
+    </w:p>
+    <w:p>
+      <w:r>
+        <w:rPr>
+          <w:b/>
+          <w:bCs/>
+        </w:rPr>
+        <w:t xml:space="preserve">Chapter 35  —  The Decode Behavior Framework</w:t>
+      </w:r>
+    </w:p>
+    <w:p>
+      <w:pPr/>
+      <w:r>
+        <w:rPr>
+          <w:b/>
+          <w:bCs/>
+          <w:i/>
+        </w:rPr>
+        <w:t xml:space="preserve">Observe, position, match, decode, install. A complete behavioral model from first contact to final follow-up.</w:t>
+      </w:r>
+    </w:p>
+    <w:p>
+      <w:pPr/>
+      <w:r>
+        <w:rPr>
+          <w:b/>
+          <w:bCs/>
+        </w:rPr>
+        <w:t xml:space="preserve">PART EIGHT  —  Behavioral Intelligence for the Stage</w:t>
+      </w:r>
+    </w:p>
+    <w:p>
+      <w:pPr/>
+      <w:r>
+        <w:rPr>
+          <w:b/>
+          <w:bCs/>
+          <w:i/>
+        </w:rPr>
+        <w:t xml:space="preserve">Corporate behavioral intelligence frameworks adapted for the mentalist’s stage. The science is identical. The application is sharper.</w:t>
+      </w:r>
+    </w:p>
+    <w:p>
+      <w:pPr/>
+      <w:r>
+        <w:rPr>
+          <w:b/>
+          <w:bCs/>
+        </w:rPr>
+        <w:t xml:space="preserve">Chapter 36  —  The FATE Model for Performers</w:t>
+      </w:r>
+    </w:p>
+    <w:p>
+      <w:pPr/>
+      <w:r>
+        <w:rPr>
+          <w:b/>
+          <w:bCs/>
+          <w:i/>
+        </w:rPr>
+        <w:t xml:space="preserve">Focus, Authority, Tribe, Emotion. Four forces the limbic system evaluates before you speak, and how to control all four.</w:t>
+      </w:r>
+    </w:p>
+    <w:p>
+      <w:pPr/>
+      <w:r>
+        <w:rPr>
+          <w:b/>
+          <w:bCs/>
+        </w:rPr>
+        <w:t xml:space="preserve">Chapter 37  —  Authority Architecture</w:t>
+      </w:r>
+    </w:p>
+    <w:p>
+      <w:pPr/>
+      <w:r>
+        <w:rPr>
+          <w:b/>
+          <w:bCs/>
+          <w:i/>
+        </w:rPr>
+        <w:t xml:space="preserve">The five pillars of authority, the Milgram findings applied to performance, and the self-assessment that tells you which pillars need building.</w:t>
+      </w:r>
+    </w:p>
+    <w:p>
+      <w:pPr/>
+      <w:r>
+        <w:rPr>
+          <w:b/>
+          <w:bCs/>
+        </w:rPr>
+        <w:t xml:space="preserve">Chapter 38  —  The Behavioral Table of Elements</w:t>
+      </w:r>
+    </w:p>
+    <w:p>
+      <w:pPr/>
+      <w:r>
+        <w:rPr>
+          <w:b/>
+          <w:bCs/>
+          <w:i/>
+        </w:rPr>
+        <w:t xml:space="preserve">The DRS system, three signal clusters (engagement retreat, evaluation, certainty drop), and the field notation system.</w:t>
+      </w:r>
+    </w:p>
+    <w:p>
+      <w:pPr/>
+      <w:r>
+        <w:rPr>
+          <w:b/>
+          <w:bCs/>
+        </w:rPr>
+        <w:t xml:space="preserve">Chapter 39  —  The Influence Equation</w:t>
+      </w:r>
+    </w:p>
+    <w:p>
+      <w:pPr/>
+      <w:r>
+        <w:rPr>
+          <w:b/>
+          <w:bCs/>
+          <w:i/>
+        </w:rPr>
+        <w:t xml:space="preserve">Novelty plus authority equals influence. Compliance architecture, the critical compliance window, and five speech patterns that build authority.</w:t>
+      </w:r>
+    </w:p>
+    <w:p>
+      <w:pPr/>
+      <w:r>
+        <w:rPr>
+          <w:b/>
+          <w:bCs/>
+        </w:rPr>
+        <w:t xml:space="preserve">Chapter 40  —  The DECODE Framework for Live Performance</w:t>
+      </w:r>
+    </w:p>
+    <w:p>
+      <w:pPr/>
+      <w:r>
+        <w:rPr>
+          <w:b/>
+          <w:bCs/>
+          <w:i/>
+        </w:rPr>
+        <w:t xml:space="preserve">Six steps from observation to installation. Detect, engage, calibrate, observe, decode, elevate.</w:t>
       </w:r>
     </w:p>
     <w:p>
@@ -1393,6 +1983,17 @@
           <w:bCs/>
         </w:rPr>
         <w:t xml:space="preserve">GLOSSARY  —  Scientific, Behavioral, and Performance Terms</w:t>
+      </w:r>
+    </w:p>
+    <w:p>
+      <w:pPr/>
+      <w:r>
+        <w:rPr>
+          <w:b/>
+          <w:bCs/>
+          <w:i/>
+        </w:rPr>
+        <w:t xml:space="preserve">Nineteen key terms with definitions grounded in the book’s specific usage.</w:t>
       </w:r>
     </w:p>
     <w:p>
@@ -23057,7 +23658,7 @@
           <w:sz w:val="22"/>
           <w:szCs w:val="22"/>
         </w:rPr>
-        <w:t xml:space="preserve">A room full of executives is not a harder audience. It is a differently motivated one. The neurobiology is identical. Executives tend to enter with higher baseline skepticism and a more defensive relationship with the idea of being read or influenced, because their professional identity is partly built on the belief that they are not easily moved. I find this genuinely charming. The people most confident they are unreadable are, in many cases, among the most readable people in the room.</w:t>
+        <w:t xml:space="preserve">The neurobiology is identical. Executives tend to enter with higher baseline skepticism and a more defensive relationship with the idea of being read or influenced, because their professional identity is partly built on the belief that they are not easily moved. I find this genuinely charming. The people most confident they are unreadable are, in many cases, among the most readable people in the room.</w:t>
       </w:r>
     </w:p>
     <w:p>
@@ -26222,7 +26823,7 @@
           <w:sz w:val="17"/>
           <w:szCs w:val="17"/>
         </w:rPr>
-        <w:t xml:space="preserve">The behavioral reading infrastructure that runs before any performance element begins. The 56-signal system, the Six-Category radar, the 10-Second Scan. This layer is always active. It does not stop when you begin the show. Read continuously. Update continuously. Your reads at minute twenty should be better than your reads at minute one. Pre-show: complete the 10-Second Scan on every person you have access to. During: track the room's behavioral state as a whole.</w:t>
+        <w:t xml:space="preserve">The behavioral reading infrastructure that runs before any performance element begins. The 80-signal system, the Six-Category radar, the 10-Second Scan. This layer is always active. It does not stop when you begin the show. Read continuously. Update continuously. Your reads at minute twenty should be better than your reads at minute one. Pre-show: complete the 10-Second Scan on every person you have access to. During: track the room's behavioral state as a whole.</w:t>
       </w:r>
     </w:p>
     <w:p>
@@ -33844,7 +34445,7 @@
           <w:sz w:val="22"/>
           <w:szCs w:val="22"/>
         </w:rPr>
-        <w:t xml:space="preserve">Introductions change the state of the room before the performer begins. A weak introduction makes you climb uphill. A strong introduction creates borrowed certainty. A great introduction changes the audience’s posture toward the experience before the first line is spoken. A weak introduction makes the performer climb uphill. A strong introduction creates borrowed certainty. A great introduction does something better still: it changes the audience's posture toward the experience before the first line is spoken.</w:t>
+        <w:t xml:space="preserve">Introductions change the state of the room before the performer begins. A weak introduction makes you climb uphill. A strong introduction creates borrowed certainty. A great introduction does something better still: it changes the audience’s posture toward the experience before the first line is spoken. A strong introduction creates borrowed certainty. A great introduction does something better still: it changes the audience's posture toward the experience before the first line is spoken.</w:t>
       </w:r>
     </w:p>
     <w:p>

--- a/Architecture-of-Wonder.docx
+++ b/Architecture-of-Wonder.docx
@@ -1057,7 +1057,7 @@
           <w:b/>
           <w:bCs/>
         </w:rPr>
-        <w:t xml:space="preserve">Chapter 2  —  The Five Forces of Salience</w:t>
+        <w:t xml:space="preserve">Chapter 2  —  The Five Forces of Attention</w:t>
       </w:r>
     </w:p>
     <w:p>
@@ -1148,16 +1148,16 @@
           <w:bCs/>
           <w:i/>
         </w:rPr>
-        <w:t xml:space="preserve">Behavioral profiling, cold reading, micro-expression detection, and the art of extracting information before a single question is asked.</w:t>
-      </w:r>
-    </w:p>
-    <w:p>
-      <w:r>
-        <w:rPr>
-          <w:b/>
-          <w:bCs/>
-        </w:rPr>
-        <w:t xml:space="preserve">Chapter 6  —  Behavioral Profiling in Real Time</w:t>
+        <w:t xml:space="preserve">Body language, cold reading, micro-expressions, and the art of extracting information before a single question is asked.</w:t>
+      </w:r>
+    </w:p>
+    <w:p>
+      <w:r>
+        <w:rPr>
+          <w:b/>
+          <w:bCs/>
+        </w:rPr>
+        <w:t xml:space="preserve">Chapter 6  —  Reading Body Language in Real Time</w:t>
       </w:r>
     </w:p>
     <w:p>
@@ -1168,7 +1168,7 @@
           <w:bCs/>
           <w:i/>
         </w:rPr>
-        <w:t xml:space="preserve">The Five Cs, the T1–T4 evidence tiers, the Three-Signal Rule, baseline-first methodology, and the complete framework for reading behavior under pressure.</w:t>
+        <w:t xml:space="preserve">The Five Cs, the T1–T4 evidence tiers, the Three-Signal Rule, baseline-first methodology, and the complete framework for reading body language under pressure.</w:t>
       </w:r>
     </w:p>
     <w:p>
@@ -1197,7 +1197,7 @@
           <w:b/>
           <w:bCs/>
         </w:rPr>
-        <w:t xml:space="preserve">Chapter 8  —  DISC in Real Time</w:t>
+        <w:t xml:space="preserve">Chapter 8  —  Four Personalities in Thirty Seconds</w:t>
       </w:r>
     </w:p>
     <w:p>
@@ -1237,7 +1237,7 @@
           <w:b/>
           <w:bCs/>
         </w:rPr>
-        <w:t xml:space="preserve">Chapter 10  —  The Micro-Expression Matrix</w:t>
+        <w:t xml:space="preserve">Chapter 10  —  What the Face Gives Away</w:t>
       </w:r>
     </w:p>
     <w:p>
@@ -1257,7 +1257,7 @@
           <w:b/>
           <w:bCs/>
         </w:rPr>
-        <w:t xml:space="preserve">Chapter 11  —  Volunteer Handling Through a Neural Lens</w:t>
+        <w:t xml:space="preserve">Chapter 11  —  The Volunteer’s Brain</w:t>
       </w:r>
     </w:p>
     <w:p>
@@ -1277,7 +1277,7 @@
           <w:b/>
           <w:bCs/>
         </w:rPr>
-        <w:t xml:space="preserve">Chapter 12  —  The Language of Compliance</w:t>
+        <w:t xml:space="preserve">Chapter 12  —  The Language of Yes</w:t>
       </w:r>
     </w:p>
     <w:p>
@@ -1397,7 +1397,7 @@
           <w:b/>
           <w:bCs/>
         </w:rPr>
-        <w:t xml:space="preserve">Chapter 16  —  The Behavioral Training Framework</w:t>
+        <w:t xml:space="preserve">Chapter 16  —  Why Most Training Fails</w:t>
       </w:r>
     </w:p>
     <w:p>
@@ -1477,7 +1477,7 @@
           <w:b/>
           <w:bCs/>
         </w:rPr>
-        <w:t xml:space="preserve">PART FIVE  —  The Neural Performance Model</w:t>
+        <w:t xml:space="preserve">PART FIVE  —  The Performance Arc</w:t>
       </w:r>
     </w:p>
     <w:p>
@@ -1577,7 +1577,7 @@
           <w:b/>
           <w:bCs/>
         </w:rPr>
-        <w:t xml:space="preserve">Chapter 23  —  Compliance by Design</w:t>
+        <w:t xml:space="preserve">Chapter 23  —  Making the Room Say Yes</w:t>
       </w:r>
     </w:p>
     <w:p>
@@ -1617,7 +1617,7 @@
           <w:b/>
           <w:bCs/>
         </w:rPr>
-        <w:t xml:space="preserve">Chapter 25  —  The Professional Advancement System</w:t>
+        <w:t xml:space="preserve">Chapter 25  —  Building a Career, Not a Calendar</w:t>
       </w:r>
     </w:p>
     <w:p>
@@ -1657,7 +1657,7 @@
           <w:b/>
           <w:bCs/>
         </w:rPr>
-        <w:t xml:space="preserve">Chapter 27  —  Signal to Statement</w:t>
+        <w:t xml:space="preserve">Chapter 27  —  Turning Observation into Performance</w:t>
       </w:r>
     </w:p>
     <w:p>
@@ -1837,7 +1837,7 @@
           <w:b/>
           <w:bCs/>
         </w:rPr>
-        <w:t xml:space="preserve">Chapter 35  —  The Decode Behavior Framework</w:t>
+        <w:t xml:space="preserve">Chapter 35  —  From First Contact to Follow-Up</w:t>
       </w:r>
     </w:p>
     <w:p>
@@ -1879,7 +1879,7 @@
           <w:b/>
           <w:bCs/>
         </w:rPr>
-        <w:t xml:space="preserve">Chapter 36  —  The FATE Model for Performers</w:t>
+        <w:t xml:space="preserve">Chapter 36  —  What the Room Decides Before You Speak</w:t>
       </w:r>
     </w:p>
     <w:p>
@@ -1921,7 +1921,7 @@
           <w:b/>
           <w:bCs/>
         </w:rPr>
-        <w:t xml:space="preserve">Chapter 38  —  The Behavioral Table of Elements</w:t>
+        <w:t xml:space="preserve">Chapter 38  —  The Performer’s Signal Dictionary</w:t>
       </w:r>
     </w:p>
     <w:p>
@@ -1942,7 +1942,7 @@
           <w:b/>
           <w:bCs/>
         </w:rPr>
-        <w:t xml:space="preserve">Chapter 39  —  The Influence Equation</w:t>
+        <w:t xml:space="preserve">Chapter 39  —  How Influence Actually Works</w:t>
       </w:r>
     </w:p>
     <w:p>
@@ -1963,7 +1963,7 @@
           <w:b/>
           <w:bCs/>
         </w:rPr>
-        <w:t xml:space="preserve">Chapter 40  —  The DECODE Framework for Live Performance</w:t>
+        <w:t xml:space="preserve">Chapter 40  —  Six Steps from Observation to Ovation</w:t>
       </w:r>
     </w:p>
     <w:p>
@@ -3168,7 +3168,7 @@
           <w:sz w:val="30"/>
           <w:szCs w:val="30"/>
         </w:rPr>
-        <w:t xml:space="preserve">The Five Forces of Salience</w:t>
+        <w:t xml:space="preserve">The Five Forces of Attention</w:t>
       </w:r>
     </w:p>
     <w:p>
@@ -5302,7 +5302,7 @@
     </w:p>
     <w:p>
       <w:r>
-        <w:t xml:space="preserve">Behavioral Profiling in Real Time</w:t>
+        <w:t xml:space="preserve">Reading Body Language in Real Time</w:t>
       </w:r>
     </w:p>
     <w:p>
@@ -16241,7 +16241,7 @@
           <w:sz w:val="30"/>
           <w:szCs w:val="30"/>
         </w:rPr>
-        <w:t xml:space="preserve">DISC in Real Time</w:t>
+        <w:t xml:space="preserve">Four Personalities in Thirty Seconds</w:t>
       </w:r>
     </w:p>
     <w:p>
@@ -18138,7 +18138,7 @@
           <w:sz w:val="30"/>
           <w:szCs w:val="30"/>
         </w:rPr>
-        <w:t xml:space="preserve">The Micro-Expression Matrix</w:t>
+        <w:t xml:space="preserve">What the Face Gives Away</w:t>
       </w:r>
     </w:p>
     <w:p>
@@ -18542,7 +18542,7 @@
           <w:sz w:val="30"/>
           <w:szCs w:val="30"/>
         </w:rPr>
-        <w:t xml:space="preserve">Volunteer Handling Through a Neural Lens</w:t>
+        <w:t xml:space="preserve">The Volunteer’s Brain</w:t>
       </w:r>
     </w:p>
     <w:p>
@@ -19720,7 +19720,7 @@
           <w:sz w:val="30"/>
           <w:szCs w:val="30"/>
         </w:rPr>
-        <w:t xml:space="preserve">The Language of Compliance</w:t>
+        <w:t xml:space="preserve">The Language of Yes</w:t>
       </w:r>
     </w:p>
     <w:p>
@@ -23999,7 +23999,7 @@
           <w:sz w:val="30"/>
           <w:szCs w:val="30"/>
         </w:rPr>
-        <w:t xml:space="preserve">The Behavioral Training Framework</w:t>
+        <w:t xml:space="preserve">Why Most Training Fails</w:t>
       </w:r>
     </w:p>
     <w:p>
@@ -26177,7 +26177,7 @@
           <w:sz w:val="38"/>
           <w:szCs w:val="38"/>
         </w:rPr>
-        <w:t xml:space="preserve">The Neural Performance Model</w:t>
+        <w:t xml:space="preserve">The Performance Arc</w:t>
       </w:r>
     </w:p>
     <w:p>
@@ -28166,7 +28166,7 @@
           <w:sz w:val="30"/>
           <w:szCs w:val="30"/>
         </w:rPr>
-        <w:t xml:space="preserve">Compliance by Design</w:t>
+        <w:t xml:space="preserve">Making the Room Say Yes</w:t>
       </w:r>
     </w:p>
     <w:p>
@@ -28965,7 +28965,7 @@
           <w:sz w:val="30"/>
           <w:szCs w:val="30"/>
         </w:rPr>
-        <w:t xml:space="preserve">The Professional Advancement System</w:t>
+        <w:t xml:space="preserve">Building a Career, Not a Calendar</w:t>
       </w:r>
     </w:p>
     <w:p>
@@ -29688,7 +29688,7 @@
           <w:sz w:val="30"/>
           <w:szCs w:val="30"/>
         </w:rPr>
-        <w:t xml:space="preserve">Signal to Statement</w:t>
+        <w:t xml:space="preserve">Turning Observation into Performance</w:t>
       </w:r>
     </w:p>
     <w:p>
@@ -35490,7 +35490,7 @@
           <w:sz w:val="30"/>
           <w:szCs w:val="30"/>
         </w:rPr>
-        <w:t xml:space="preserve">The Decode Behavior Framework</w:t>
+        <w:t xml:space="preserve">From First Contact to Follow-Up</w:t>
       </w:r>
     </w:p>
     <w:p>
@@ -36300,7 +36300,7 @@
           <w:b/>
           <w:bCs/>
         </w:rPr>
-        <w:t xml:space="preserve">The FATE Model for Performers</w:t>
+        <w:t xml:space="preserve">What the Room Decides Before You Speak</w:t>
       </w:r>
     </w:p>
     <w:p>
@@ -37184,7 +37184,7 @@
     <w:p>
       <w:pPr/>
       <w:r>
-        <w:t xml:space="preserve">The Behavioral Table of Elements</w:t>
+        <w:t xml:space="preserve">The Performer’s Signal Dictionary</w:t>
       </w:r>
     </w:p>
     <w:p>
@@ -37224,7 +37224,7 @@
     <w:p>
       <w:pPr/>
       <w:r>
-        <w:t xml:space="preserve">The Behavioral Table of Elements gives you the language.</w:t>
+        <w:t xml:space="preserve">The Performer’s Signal Dictionary gives you the language.</w:t>
       </w:r>
     </w:p>
     <w:p/>
@@ -37646,7 +37646,7 @@
     <w:p>
       <w:pPr/>
       <w:r>
-        <w:t xml:space="preserve">The Influence Equation</w:t>
+        <w:t xml:space="preserve">How Influence Actually Works</w:t>
       </w:r>
     </w:p>
     <w:p>
@@ -37855,7 +37855,7 @@
     <w:p>
       <w:pPr/>
       <w:r>
-        <w:t xml:space="preserve">The Influence Equation explains how the initial shift happens. Compliance architecture explains how it is maintained and deepened across the full arc of a performance.</w:t>
+        <w:t xml:space="preserve">How Influence Actually Works explains how the initial shift happens. Compliance architecture explains how it is maintained and deepened across the full arc of a performance.</w:t>
       </w:r>
     </w:p>
     <w:p/>
@@ -37975,7 +37975,7 @@
     <w:p>
       <w:pPr/>
       <w:r>
-        <w:t xml:space="preserve">The DECODE Framework for Live Performance</w:t>
+        <w:t xml:space="preserve">Six Steps from Observation to Ovation</w:t>
       </w:r>
     </w:p>
     <w:p>

--- a/Architecture-of-Wonder.docx
+++ b/Architecture-of-Wonder.docx
@@ -1237,7 +1237,7 @@
           <w:b/>
           <w:bCs/>
         </w:rPr>
-        <w:t xml:space="preserve">Chapter 10  —  What the Face Gives Away</w:t>
+        <w:t xml:space="preserve">Chapter 10  —  The Micro-Expression Matrix</w:t>
       </w:r>
     </w:p>
     <w:p>
@@ -18138,7 +18138,7 @@
           <w:sz w:val="30"/>
           <w:szCs w:val="30"/>
         </w:rPr>
-        <w:t xml:space="preserve">What the Face Gives Away</w:t>
+        <w:t xml:space="preserve">The Micro-Expression Matrix</w:t>
       </w:r>
     </w:p>
     <w:p>

--- a/Architecture-of-Wonder.docx
+++ b/Architecture-of-Wonder.docx
@@ -4744,7 +4744,7 @@
           <w:sz w:val="24"/>
           <w:szCs w:val="24"/>
         </w:rPr>
-        <w:t xml:space="preserve">Map your next performance backward. Start with the reveal and work backward to identify the earliest moment the audience could have started anticipating it. That point, the beginning of the anticipatory window, is where the real performance begins. Everything before it is setup. Everything between it and the reveal is the experience.</w:t>
+        <w:t xml:space="preserve">Map your next performance backward. Start with the reveal and work backward to identify the earliest moment the audience could have started anticipating it. That point, the beginning of the anticipatory window, is where the real performance begins. Everything before that point is setup. Everything between it and the reveal is the experience.</w:t>
       </w:r>
     </w:p>
     <w:p>
@@ -5318,7 +5318,7 @@
     <w:p/>
     <w:p>
       <w:r>
-        <w:t xml:space="preserve">Body Language Is Mostly Bullshit</w:t>
+        <w:t xml:space="preserve">Even if you never plan to speak about body language directly in performance, it is still worth learning. And if you do plan to use it as part of your premise, it becomes even more important. There is nothing wrong with framing a performance around observation, influence, or behavioral insight, but it should at least feel believable. Too many performers make claims that sound impressive but collapse the moment a spectator thinks about them for two seconds or checks them afterward. Once that happens, the mystery weakens and so does the performer’s value. It is like sleight of hand. If you want to pretend to place a coin in your hand, you first have to know exactly what a real coin transfer looks like. Then you mimic it convincingly. Behavioral performance works the same way. If you want to present yourself as reading people, you should know what real observation looks like, what is actually possible, and where the limits are. A good example is pupil dilation. Many performers talk about it as if they can spot it instantly and pull information from it with total confidence. In real conditions, that is much harder than they make it sound. With brown eyes, imperfect lighting, movement, distance, and stage conditions, it can be very difficult to read reliably. So the goal is not to make wild claims. The goal is to understand the real thing well enough that when you reference it, imitate it, or build a premise around it, it feels grounded instead of fake. Body Language Is Mostly Bullshit</w:t>
       </w:r>
     </w:p>
     <w:p/>
@@ -5330,13 +5330,13 @@
     <w:p/>
     <w:p>
       <w:r>
-        <w:t xml:space="preserve">People think body language means decoding a crossed arm, a glance away, or a fidget like it is a vending machine for truth. It is not. A single gesture can mean twenty different things. Without context, clusters, and calibration, “reading body language” is usually just confident projection.</w:t>
-      </w:r>
-    </w:p>
-    <w:p/>
-    <w:p>
-      <w:r>
-        <w:t xml:space="preserve">Most mentalists know this instinctively. You have watched someone work a crowd and nail a read that had nothing to do with arm position or eye direction. And you have watched someone else recite a body language checklist and get it completely wrong. The difference is not talent. The difference is method.</w:t>
+        <w:t xml:space="preserve">Yup. Unless you are using the Five C’s and actually know how to observe, notate, and draw meaning from what you see. Otherwise, you are guessing, and usually guessing badly. People think body language means decoding a crossed arm, a glance away, or a fidget like it is a vending machine for truth. It is not. A single gesture can mean twenty different things depending on context, personality, environment, timing, and baseline. Without the tools and frameworks I’m about to give you, “reading body language” is usually just confident projection.</w:t>
+      </w:r>
+    </w:p>
+    <w:p/>
+    <w:p>
+      <w:r>
+        <w:t xml:space="preserve">Joe Navarro tells a story from a counterintelligence interview that makes the point better than theory can. He was speaking with a suspected spy while the man smoked a cigarette. Then a certain name was mentioned, and the cigarette in the suspect’s hand began to tremble noticeably. Not a generic nervous habit. A sharp departure, tied to a precise moment. That single reaction did not solve the case, but it revealed that something important had just been touched. That is the difference. Real behavioral observation is not about spotting a folded arm and pretending you can read a soul. It is about noticing when a person departs from normal, at the exact moment something meaningful appears. When you learn how to establish a baseline, watch for clusters, and track deviation precisely, behavior can become startlingly useful. Most mentalists already know how to read people instinctively. You have watched someone work a crowd and nail a read that had nothing to do with arm position or eye direction. And you have watched someone else recite a body language checklist and get it completely wrong. We are going to fix that.</w:t>
       </w:r>
     </w:p>
     <w:p/>
@@ -5354,19 +5354,19 @@
     <w:p/>
     <w:p>
       <w:r>
-        <w:t xml:space="preserve">You already do this. You walk into a room and within thirty seconds you know who is in charge, who is nervous, and who would make the best volunteer. You did not analyze anything. It arrived. Behavioral profiling is the practice of making that process deliberate, repeatable, and precise. It is not lie detection. It is not diagnosis. It is a probability skill: you learn which signal clusters correlate with specific patterns, and you act on them before the moment passes.</w:t>
-      </w:r>
-    </w:p>
-    <w:p/>
-    <w:p>
-      <w:r>
-        <w:t xml:space="preserve">For you, this is not academic. Every show starts with a scan. Every strolling set is built on reads made in seconds. Every volunteer selection is a behavioral bet. The difference between a practitioner who consistently nails reads and one who occasionally gets lucky is whether the process behind the scan is formalized or accidental.</w:t>
-      </w:r>
-    </w:p>
-    <w:p/>
-    <w:p>
-      <w:r>
-        <w:t xml:space="preserve">The difference between guessing and reading is triangulation. A single signal has twenty possible explanations. Three signals pointing the same direction have one.</w:t>
+        <w:t xml:space="preserve">At the beginning, behavioral observation is most useful in mentalism not because it lets you read someone’s secrets, but because it helps you make a few strong, practical judgments quickly. You can often tell who is engaged and who is drifting, who is hesitant and who is ready to move, who feels certain and who feels unsure, who is comfortable, who is resistant, who is in rapport with you, and who is carrying some visible internal conflict. That alone is incredibly valuable to a performer. It helps you choose better participants, frame reveals more intelligently, pace your language more effectively, and avoid pushing in the wrong direction. With more training, that value grows. You begin to spot cognitive load, stress load, intent to act, emotional salience, perception of territory, and, most importantly for mentalists, susceptibility to influence. That is where this becomes a real performance advantage. The goal is not to prove whether someone is lying. The goal is to recognize who is open, who is suggestible in the moment, who needs more safety, who is likely to comply, and who is most likely to help the effect feel clean, impossible, and undeniable. You already do this. You walk into a room and within thirty seconds you know who is in charge, who is nervous, and who would make the best volunteer. You did not analyze anything. It arrived. Behavioral profiling is the practice of making that process deliberate, repeatable, and precise. It is not lie detection. It is not diagnosis. It is a probability skill: you learn which signal clusters correlate with specific patterns, and you act on them before the moment passes.</w:t>
+      </w:r>
+    </w:p>
+    <w:p/>
+    <w:p>
+      <w:r>
+        <w:t xml:space="preserve">For a performer, this is not academic. Every show starts with a scan. Every strolling set is built on reads made in seconds. Every volunteer selection is a behavioral bet. The difference between a practitioner who consistently nails reads and one who occasionally gets lucky is whether the process behind the scan is intentional or accidental.</w:t>
+      </w:r>
+    </w:p>
+    <w:p/>
+    <w:p>
+      <w:r>
+        <w:t xml:space="preserve">The difference between guessing and reading is best explained as triangulation. A single signal has twenty possible explanations. Three signals pointing the same direction have one.</w:t>
       </w:r>
     </w:p>
     <w:p/>
@@ -5378,19 +5378,19 @@
     <w:p/>
     <w:p>
       <w:r>
-        <w:t xml:space="preserve">Every behavioral read is only as good as the baseline it departs from. A baseline is a behavioral norm: the specific way this person, in this context, looks, moves, sounds, and holds themselves when they are not processing anything significant. It is not a generic human norm. It is their norm. And you cannot detect deviation from a baseline you have not established.</w:t>
-      </w:r>
-    </w:p>
-    <w:p/>
-    <w:p>
-      <w:r>
-        <w:t xml:space="preserve">The calibration window is the first sixty to ninety seconds of any interaction. Use it entirely for baseline-building. Ask about the event, the venue, directions. Low-stakes, no performance pressure. Watch how they speak when nothing is at stake. Their baseline behavior is the most honest version you will see.</w:t>
-      </w:r>
-    </w:p>
-    <w:p/>
-    <w:p>
-      <w:r>
-        <w:t xml:space="preserve">For mentalists, the calibration window often starts before the interaction. When a volunteer walks from their seat to the stage, you have five to seven seconds of unguarded movement. Gait, posture, eye direction, breathing rate, hand position — all broadcasting before they know they are being read. That walk is your baseline. Use it.</w:t>
+        <w:t xml:space="preserve">Every behavioral read is only as good as the baseline it departs from. A baseline is a behavioral norm: the specific way this person, in this context, looks, moves, sounds, and holds themselves when they are not processing anything significant. It is not a generic human norm. It is their norm. And you cannot detect deviation from a baseline you have not established. For instance, I shake my leg constantly. I am not nervous, I just do that. The behavior worth paying attention to isn’t when the shaking happens, rather, when it stops. That would be a deviation from my baseline.</w:t>
+      </w:r>
+    </w:p>
+    <w:p/>
+    <w:p>
+      <w:r>
+        <w:t xml:space="preserve">The calibration window should be as long as you can get away with it. IF you watch interrogation videos that are uncut, often between 8-20 minutes is spent on small talk and friendly banter. This is so they can bring you back to a steady state and reliably baseline the subject. For us we can ask about the event, the venue, directions. Low-stakes questions with no pressure. Watch how they speak when nothing is at stake. Their baseline behavior is the a very valuable piece for us to help construct wonder.</w:t>
+      </w:r>
+    </w:p>
+    <w:p/>
+    <w:p>
+      <w:r>
+        <w:t xml:space="preserve">For mentalists, the calibration window often begins long before the interaction itself. In many cases, you can start building a baseline while people are arriving, finding their seats, talking at their tables, ordering drinks, or reacting to the room before the show even begins. In a theater, you often have far more time than you think. You can watch how people carry themselves, how they interact with others, who leads, who follows, who seems relaxed, who seems self-conscious, and who is already seeking attention. If you greet people in the lobby, take photos before the show, or have any kind of pre-show contact, you gain an even better close-range view of how they naturally move, speak, and relate when nothing is yet at stake. The walk from seat to stage is the worst-case scenario baseline window, not the ideal one. Even then, it still gives you five to seven seconds of useful data: gait, posture, eye direction, breathing rate, hand position, and pace. But the best performers are usually building their reads well before that moment arrives.</w:t>
       </w:r>
     </w:p>
     <w:p/>
@@ -5438,19 +5438,19 @@
     <w:p/>
     <w:p>
       <w:r>
-        <w:t xml:space="preserve">Clusters — Are multiple signals pointing the same direction? One signal is noise. Three co-occurring behaviors multiply each other’s diagnostic weight. A cluster is a pattern. Never act on a single signal.</w:t>
-      </w:r>
-    </w:p>
-    <w:p/>
-    <w:p>
-      <w:r>
-        <w:t xml:space="preserve">Congruence — Does the body match the words? When the body says one thing and the words say another, the body is telling the truth. Incongruence is your most reliable signal. This is where the real read lives. A volunteer says “I’m fine” while their hands grip the armrest. A spectator says “I don’t believe in this stuff” while leaning forward with dilated pupils. The words are the performance. The body is the truth.</w:t>
-      </w:r>
-    </w:p>
-    <w:p/>
-    <w:p>
-      <w:r>
-        <w:t xml:space="preserve">Consistency — How does this compare to their baseline? Compare what you are seeing to that individual’s personal baseline. Not a generic chart. Deviation from their baseline is the data point. Without baseline, every read is a projection.</w:t>
+        <w:t xml:space="preserve">Clusters — Are multiple signals pointing the same direction? A single signal on its own is just noise — three co-occurring behaviors pointing the same direction multiply each other’s diagnostic weight and give you something you can actually act on.</w:t>
+      </w:r>
+    </w:p>
+    <w:p/>
+    <w:p>
+      <w:r>
+        <w:t xml:space="preserve">Congruence — Does the body match the words? When the body says one thing and the words say another, the body is telling the truth. Incongruence is your most reliable signal. This is where your real reads will come from. A volunteer says “I’m fine” while their hands grip the armrest. A spectator says “I don’t believe in this stuff” while leaning forward with dilated pupils. The words are the performance. The body is the truth.</w:t>
+      </w:r>
+    </w:p>
+    <w:p/>
+    <w:p>
+      <w:r>
+        <w:t xml:space="preserve">Consistency — How does this compare to their baseline? Compare what you are seeing to that individual’s personal baseline. Not against a generic chart, but against what is normal for them. The deviation from their personal baseline is the data point, and without that baseline, every read is just projection.</w:t>
       </w:r>
     </w:p>
     <w:p/>
@@ -5486,7 +5486,7 @@
     <w:p/>
     <w:p>
       <w:r>
-        <w:t xml:space="preserve">Deviation is the moment. It is the flicker that tells you a word landed, a prediction hit close, or a thought was genuinely suppressed. The audience sees magic. You see a deviation from baseline that confirmed your read. That is the craft.</w:t>
+        <w:t xml:space="preserve">Deviation is the moment. It is the flicker that tells you a word landed, a prediction hit close, or a thought was genuinely suppressed. The audience sees magic. You see a deviation from baseline that confirmed your read. That is the craft of behavioral reading.</w:t>
       </w:r>
     </w:p>
     <w:p/>
@@ -5534,7 +5534,7 @@
     <w:p/>
     <w:p>
       <w:r>
-        <w:t xml:space="preserve">Eye movement is one input among many. Track it against baseline. Not against a codified directional map. Lateral movement before responding means processing. Downward movement often means emotional access. Read both against what this person normally does. That is the read. In a mentalism context, eye movement deviation is most useful during reveals — when the volunteer’s eyes break pattern, you know the effect landed before they say a word.</w:t>
+        <w:t xml:space="preserve">Eye movement is one input among many. Track it against their baseline, not against a codified directional map. Lateral movement before responding means processing. Downward movement often means emotional access. Read both against what this person normally does. That is where the useful read lives. In a mentalism context, eye movement deviation is most useful during reveals — when the volunteer’s eyes break pattern, you know the effect landed before they say a word.</w:t>
       </w:r>
     </w:p>
     <w:p/>
@@ -5582,7 +5582,7 @@
     <w:p/>
     <w:p>
       <w:r>
-        <w:t xml:space="preserve">Observed consistently across thousands of performance and training hours. Not yet formally validated in peer-reviewed research. Use to add nuance to reads already grounded in T1 and T2. Never lead with a T3 alone.</w:t>
+        <w:t xml:space="preserve">Observed consistently across thousands of performance and training hours. These have not yet been formally validated in peer-reviewed research, but they are useful for adding nuance to reads already grounded in T1 and T2. Just do not lead with a T3 on its own.</w:t>
       </w:r>
     </w:p>
     <w:p/>
@@ -5606,7 +5606,7 @@
     <w:p/>
     <w:p>
       <w:r>
-        <w:t xml:space="preserve">One signal is a guess. Three signals pointing the same way is a read you can stake your reputation on.</w:t>
+        <w:t xml:space="preserve">A single signal is just a guess. Three signals pointing the same way is a read you can stake your reputation on.</w:t>
       </w:r>
     </w:p>
     <w:p/>
@@ -5845,7 +5845,7 @@
           <w:sz w:val="24"/>
           <w:szCs w:val="24"/>
         </w:rPr>
-        <w:t xml:space="preserve">T4 signals have been removed from this table and documented in the T4 Appendix. Everything here has evidential weight. Use codes: BP = Behavioral Profiling · CR = Cold Reading · VS = Volunteer Selection · AM = Audience Management.</w:t>
+        <w:t xml:space="preserve">T4 signals have been removed from this table and documented in the T4 Appendix. Everything in this table has evidential weight. Use codes: BP = Behavioral Profiling · CR = Cold Reading · VS = Volunteer Selection · AM = Audience Management.</w:t>
       </w:r>
     </w:p>
     <w:p>
@@ -17198,7 +17198,7 @@
           <w:sz w:val="24"/>
           <w:szCs w:val="24"/>
         </w:rPr>
-        <w:t xml:space="preserve">Observe. Do not prescribe. You are reading behavior. Not directing lives. Never tell someone what to do, what their relationship means, or what their future holds. State what you see. Frame it as insight, not instruction. The moment you cross into advice, you have left performance and entered something with real consequences.</w:t>
+        <w:t xml:space="preserve">Observe. Do not prescribe. You are reading behavior. You are not directing lives. Never tell someone what to do, what their relationship means, or what their future holds. State what you see. Frame it as insight, not instruction. The moment you cross into advice, you have left performance and entered something with real consequences.</w:t>
       </w:r>
     </w:p>
     <w:p>
@@ -17369,7 +17369,7 @@
           <w:sz w:val="24"/>
           <w:szCs w:val="24"/>
         </w:rPr>
-        <w:t xml:space="preserve">In 1992, psychologists Nalini Ambady and Robert Rosenthal published research that quietly redrew the boundary between intuition and science. They called the phenomenon thin slicing: the ability to make accurate, stable judgments about a person, a relationship, or an outcome based on a very brief observation of behavior. Not a full interview. Not a battery of assessments. Seconds. Sometimes less.</w:t>
+        <w:t xml:space="preserve">In 1992, psychologists Nalini Ambady and Robert Rosenthal published research that quietly redrew the boundary between intuition and science. They called the phenomenon thin slicing: the ability to make accurate, stable judgments about a person, a relationship, or an outcome based on a very brief observation of behavior. Not a full interview or a battery of assessments — just seconds of observation, sometimes less.</w:t>
       </w:r>
     </w:p>
     <w:p>
@@ -17384,7 +17384,7 @@
           <w:sz w:val="24"/>
           <w:szCs w:val="24"/>
         </w:rPr>
-        <w:t xml:space="preserve">Their initial work showed that observers watching silent thirty-second video clips of teachers could predict end-of-year student evaluations with statistically significant accuracy. No audio, no context. Just behavior, briefly observed. Later studies compressed the window further. Clips as short as six seconds still produced predictions that held. Thin slicing is taken seriously. It appears in peer-reviewed literature, has clinical and forensic applications, and describes something real about how human beings extract meaningful signal from brief behavioral exposure.</w:t>
+        <w:t xml:space="preserve">Their initial work showed that observers watching silent thirty-second video clips of teachers could predict end-of-year student evaluations with statistically significant accuracy. There was no audio and no context — just behavior, briefly observed. Later studies compressed the window further. Clips as short as six seconds still produced predictions that held. Thin slicing is taken seriously. It appears in peer-reviewed literature, has clinical and forensic applications, and describes something real about how human beings extract meaningful signal from brief behavioral exposure.</w:t>
       </w:r>
     </w:p>
     <w:p>
@@ -17432,7 +17432,7 @@
           <w:sz w:val="24"/>
           <w:szCs w:val="24"/>
         </w:rPr>
-        <w:t xml:space="preserve">The practical application (once you identify a person's dominant processing channel from these observable signals, shift your language to reflect it) is widely taught and broadly used in NLP-derived practitioner contexts. To be precise about the evidence base: this system has been tested in controlled laboratory conditions with mixed results, and the underlying mechanistic claims have not been robustly confirmed. What has been confirmed, repeatedly, in high-stakes practitioner settings, is that matching a person's observed communication style (their pace, their language patterns, their preferred modes of expression) produces better rapport, faster trust, and stronger compliance. Use the framework. Know what it is and what it is not.</w:t>
+        <w:t xml:space="preserve">The practical application (once you identify a person's dominant processing channel from these observable signals, shift your language to reflect it) is widely taught and broadly used in NLP-derived practitioner contexts. To be precise about the evidence base: this system has been tested in controlled laboratory conditions with mixed results, and the underlying mechanistic claims have not been robustly confirmed. What has been confirmed, repeatedly, in high-stakes practitioner settings, is that matching a person's observed communication style (their pace, their language patterns, their preferred modes of expression) produces better rapport, faster trust, and stronger compliance. Use the framework I am about to give you. Know what it is and what it is not.</w:t>
       </w:r>
     </w:p>
     <w:p>
@@ -18956,7 +18956,7 @@
           <w:sz w:val="24"/>
           <w:szCs w:val="24"/>
         </w:rPr>
-        <w:t xml:space="preserve">Quiet, contained, not demonstratively engaged. Not disinterested. Just private. Minimal facial movement throughout · Very little postural adjustment · Responds slowly and deliberately · Does not look around the room. Works best for: close-up work where intimacy matters more than visible reaction. Avoid for: large stage moments where the audience needs to see a reaction. Acknowledge their reserve directly: 'You're not the type to show what you're thinking. That's actually more interesting to me.' Then mean it.</w:t>
+        <w:t xml:space="preserve">This person is quiet, contained, and not demonstratively engaged — but not disinterested either. They are just private. Minimal facial movement throughout · Very little postural adjustment · Responds slowly and deliberately · Does not look around the room. Works best for: close-up work where intimacy matters more than visible reaction. Avoid for: large stage moments where the audience needs to see a reaction. Acknowledge their reserve directly: 'You're not the type to show what you're thinking. That's actually more interesting to me.' Then mean it.</w:t>
       </w:r>
     </w:p>
     <w:p>
@@ -19316,7 +19316,7 @@
           <w:sz w:val="24"/>
           <w:szCs w:val="24"/>
         </w:rPr>
-        <w:t xml:space="preserve">Close the current interaction cleanly, thank them, return them to their seat, and open a new effect with a different approach. Never apologize. Never explain. Moving forward with authority resets the room's memory.</w:t>
+        <w:t xml:space="preserve">Close the current interaction cleanly, thank them, return them to their seat, and open a new effect with a different approach. Do not apologize, and do not explain. Moving forward with authority resets the room's memory.</w:t>
       </w:r>
     </w:p>
     <w:p>
@@ -19610,7 +19610,7 @@
           <w:sz w:val="24"/>
           <w:szCs w:val="24"/>
         </w:rPr>
-        <w:t xml:space="preserve">The state must be genuine before the anchor is applied. Install it at the peak. Not during the build, not after the resolution. Peak first. Apply immediately. Timing is the technique.</w:t>
+        <w:t xml:space="preserve">The state must be genuine before the anchor is applied. Install it at the peak. Not during the build, not after the resolution. Catch the peak first, then apply immediately — the timing itself is the technique.</w:t>
       </w:r>
     </w:p>
     <w:p>
@@ -20323,7 +20323,7 @@
           <w:sz w:val="24"/>
           <w:szCs w:val="24"/>
         </w:rPr>
-        <w:t xml:space="preserve">Use only when you have a specific, evidence-anchored read ready to deliver. No qualification. No hedge. 'The word in your mind right now is...' · 'The number you're thinking of is...' · 'You left [specific place] to be here tonight.' Never use the pinpoint frame speculatively. A pinpoint that misses damages everything that came before it.</w:t>
+        <w:t xml:space="preserve">Use only when you have a specific, evidence-anchored read ready to deliver. No qualifications, no hedging. 'The word in your mind right now is...' · 'The number you're thinking of is...' · 'You left [specific place] to be here tonight.' Never use the pinpoint frame speculatively. A pinpoint that misses damages everything that came before it.</w:t>
       </w:r>
     </w:p>
     <w:p>
@@ -22721,7 +22721,7 @@
           <w:sz w:val="24"/>
           <w:szCs w:val="24"/>
         </w:rPr>
-        <w:t xml:space="preserve">THE PRACTICAL MOVE: Slow down before the reveal, not after. I once watched a performer rush through a beautiful prediction sequence in forty seconds. The audience applauded politely. The next night, same effect, I stretched the build to two full minutes. The room held its breath. Same method. Same reveal. Completely different neurological experience. The build is where you live. Stay there longer.</w:t>
+        <w:t xml:space="preserve">THE PRACTICAL MOVE: Slow down before the reveal, not after. I once watched a performer rush through a beautiful prediction sequence in forty seconds. The audience applauded politely. The next night, same effect, I stretched the build to two full minutes. The room held its breath. Same method. Same reveal. Completely different neurological experience. The build is where you should be living. Stay there longer.</w:t>
       </w:r>
     </w:p>
     <w:p>
@@ -22872,7 +22872,7 @@
           <w:sz w:val="24"/>
           <w:szCs w:val="24"/>
         </w:rPr>
-        <w:t xml:space="preserve">Identify the single moment in each performance that should be the most emotionally intense. Design backward from it. Everything before it is build. Everything after it is resolution.</w:t>
+        <w:t xml:space="preserve">Identify the single moment in each performance that should be the most emotionally intense. Design backward from it. Everything before that moment is build, and everything after it is resolution.</w:t>
       </w:r>
     </w:p>
     <w:p>
@@ -23053,7 +23053,7 @@
           <w:sz w:val="24"/>
           <w:szCs w:val="24"/>
         </w:rPr>
-        <w:t xml:space="preserve">Design the sequence so the conclusion arrives before you name it. When the audience has reached the insight, name it. Not before.</w:t>
+        <w:t xml:space="preserve">Design the sequence so the conclusion arrives before you name it. When the audience has reached the insight, name it. Not before they have arrived there themselves.</w:t>
       </w:r>
     </w:p>
     <w:p>
@@ -23487,7 +23487,7 @@
           <w:sz w:val="24"/>
           <w:szCs w:val="24"/>
         </w:rPr>
-        <w:t xml:space="preserve">Find something genuinely interesting about this room before you begin. Not as a technique. As a requirement. The audience will simulate your state. Give them something worth having.</w:t>
+        <w:t xml:space="preserve">Find something genuinely interesting about this room before you begin. Not as a technique, but as a genuine requirement. The audience will simulate your state. Give them something worth having.</w:t>
       </w:r>
     </w:p>
     <w:p>
@@ -25279,7 +25279,7 @@
           <w:sz w:val="24"/>
           <w:szCs w:val="24"/>
         </w:rPr>
-        <w:t xml:space="preserve">Direct challenge to resistance strengthens it. The brain treats a challenge to its position as a threat, and threat activates defense. Do not argue. Build an experience the resistance has no mechanism to block.</w:t>
+        <w:t xml:space="preserve">A direct challenge to resistance only strengthens it. The brain treats a challenge to its position as a threat, and threat activates defense. Do not argue. Build an experience the resistance has no mechanism to block.</w:t>
       </w:r>
     </w:p>
     <w:p>
@@ -25545,7 +25545,7 @@
           <w:sz w:val="24"/>
           <w:szCs w:val="24"/>
         </w:rPr>
-        <w:t xml:space="preserve">In a performance context, the audience enters with implicit consent to be engaged, surprised, and emotionally moved. This consent is real but limited. It does not extend to genuine humiliation, loss of personal dignity, or the creation of beliefs the performer knows to be false and does not subsequently address. The performance contract is wonder and entertainment. Not permanent deception.</w:t>
+        <w:t xml:space="preserve">In a performance context, the audience enters with implicit consent to be engaged, surprised, and emotionally moved. This consent is real but limited. It does not extend to genuine humiliation, loss of personal dignity, or the creation of beliefs the performer knows to be false and does not subsequently address. The performance contract is wonder and entertainment. The contract is wonder and entertainment, not permanent deception.</w:t>
       </w:r>
     </w:p>
     <w:p>
@@ -25612,7 +25612,7 @@
           <w:sz w:val="24"/>
           <w:szCs w:val="24"/>
         </w:rPr>
-        <w:t xml:space="preserve">I want to be specific about this. Not in the abstract. In the practical. Because the useful ethical guidance is not 'don't manipulate people,' which is both obvious and undefined. The useful guidance is: here are the specific things I have encountered in this work, and here is how I think about each of them.</w:t>
+        <w:t xml:space="preserve">I want to be specific about this. Not in the abstract, but in the practical. Because the useful ethical guidance is not 'don't manipulate people,' which is both obvious and undefined. The useful guidance is: here are the specific things I have encountered in this work, and here is how I think about each of them.</w:t>
       </w:r>
     </w:p>
     <w:p>
@@ -26567,7 +26567,7 @@
           <w:sz w:val="24"/>
           <w:szCs w:val="24"/>
         </w:rPr>
-        <w:t xml:space="preserve">Use this before every show. Mark it up. If it looks pristine after six months, you are not using it.</w:t>
+        <w:t xml:space="preserve">Run through this before every show. Mark it up. If it looks pristine after six months, you are not using it.</w:t>
       </w:r>
     </w:p>
     <w:p>
@@ -27485,7 +27485,7 @@
     <w:p/>
     <w:p>
       <w:r>
-        <w:t xml:space="preserve">One demonstration. Not two. Not a medley. One clean effect that fits the energy and composition of the group. Match the effect to what you observed in the scan: a prediction for an analytical group, an influence demonstration for an expressive group, a personal read for a quieter table.</w:t>
+        <w:t xml:space="preserve">Stick to one demonstration — not two, and definitely not a medley. One clean effect that fits the energy and composition of the group. Match the effect to what you observed in the scan: a prediction for an analytical group, an influence demonstration for an expressive group, a personal read for a quieter table.</w:t>
       </w:r>
     </w:p>
     <w:p/>
@@ -27891,7 +27891,7 @@
           <w:sz w:val="24"/>
           <w:szCs w:val="24"/>
         </w:rPr>
-        <w:t xml:space="preserve">Most performers treat audio as logistics. That is a significant missed opportunity. What plays before you enter is shaping the room’s emotional state before you arrive. What fills the transitions is either maintaining your momentum or breaking it. What accompanies the close is either anchoring the experience or letting it dissolve. You are already paying for the sound system. Use it.</w:t>
+        <w:t xml:space="preserve">Most performers treat audio as logistics. That is a significant missed opportunity. What plays before you enter is shaping the room’s emotional state before you arrive. What fills the transitions is either maintaining your momentum or breaking it. What accompanies the close is either anchoring the experience or letting it dissolve. You are already paying for the sound system. Put it to use.</w:t>
       </w:r>
     </w:p>
     <w:p>
@@ -28808,7 +28808,7 @@
           <w:sz w:val="24"/>
           <w:szCs w:val="24"/>
         </w:rPr>
-        <w:t xml:space="preserve">The room is reading you from the moment you appear in its peripheral vision. Not your opening line. Not your first effect. Your movement. Your pace. The direction of your attention. Whether you look like someone who belongs here or someone who is hoping they do. Authority is not a quality you perform once you have the room's attention. It is the quality that earned the room's attention before you asked for it.</w:t>
+        <w:t xml:space="preserve">The room is reading you from the moment you appear in its peripheral vision. This should not be your opening line or your first effect. Your movement. Your pace. The direction of your attention. Whether you look like someone who belongs here or someone who is hoping they do. Authority is not a quality you perform once you have the room's attention. It is the quality that earned the room's attention before you asked for it.</w:t>
       </w:r>
     </w:p>
     <w:p>
@@ -30116,7 +30116,7 @@
           <w:sz w:val="24"/>
           <w:szCs w:val="24"/>
         </w:rPr>
-        <w:t xml:space="preserve">Shift from behavioral to personal. This is where performance begins. Deliver a specific personal theme that feels private. Not flattering. Not generic. A specific truth that the person recognizes from the inside. 'There was a pivot: a deliberate choice, not a drift. You moved away from something as much as you moved toward something. You don't often talk about what you left behind. It still shapes how you operate.'</w:t>
+        <w:t xml:space="preserve">Shift from behavioral to personal. This is where performance begins. Deliver a specific personal theme that feels private. Not something flattering or generic. A specific truth that the person recognizes from the inside. 'There was a pivot: a deliberate choice, not a drift. You moved away from something as much as you moved toward something. You don't often talk about what you left behind. It still shapes how you operate.'</w:t>
       </w:r>
     </w:p>
     <w:p>
@@ -30158,7 +30158,7 @@
           <w:sz w:val="24"/>
           <w:szCs w:val="24"/>
         </w:rPr>
-        <w:t xml:space="preserve">The peak. State the specific once. Cleanly. No qualification, no hedging. Deliver it at your slowest. Then let the silence after it hold for two full seconds before you say anything else. That silence is the audience processing the impossible. '[A specific name, date, place, or private detail. Delivered with calm authority, standing completely still, eyes on the subject.]'</w:t>
+        <w:t xml:space="preserve">The peak. State the specific once. Cleanly. Leave out the qualifications and the hedging. Deliver it at your slowest. Then let the silence after it hold for two full seconds before you say anything else. That silence is the audience processing the impossible. '[A specific name, date, place, or private detail. Delivered with calm authority, standing completely still, eyes on the subject.]'</w:t>
       </w:r>
     </w:p>
     <w:p>
@@ -30709,7 +30709,7 @@
           <w:sz w:val="24"/>
           <w:szCs w:val="24"/>
         </w:rPr>
-        <w:t xml:space="preserve">'There was a version of your life that looked very different from this one. A deliberate decision. A pivot. Not a drift. You chose it. And that choice cost you something: a path you'd invested in, a version of yourself that made sense in a context you no longer inhabit. Most people in your life now only know where you arrived. You've decided that's probably better.'</w:t>
+        <w:t xml:space="preserve">'There was a version of your life that looked very different from this one. A deliberate decision. A pivot. Not a slow drift. You chose it. And that choice cost you something: a path you'd invested in, a version of yourself that made sense in a context you no longer inhabit. Most people in your life now only know where you arrived. You've decided that's probably better.'</w:t>
       </w:r>
     </w:p>
     <w:p>
@@ -31806,7 +31806,7 @@
           <w:sz w:val="24"/>
           <w:szCs w:val="24"/>
         </w:rPr>
-        <w:t xml:space="preserve">After a strong reveal, the audience is feeling. Not analyzing. Deliver the next beat while they are still in that state. It is the most protected moment in any performance.</w:t>
+        <w:t xml:space="preserve">After a strong reveal, the audience is feeling. You are not analyzing. Deliver the next beat while they are still in that state. It is the most protected moment in any performance.</w:t>
       </w:r>
     </w:p>
     <w:p>
@@ -32252,7 +32252,7 @@
     <w:p/>
     <w:p>
       <w:r>
-        <w:t xml:space="preserve">Cleanly release the missed read and move to entirely new territory with full confidence. No apology. No explanation. The pivot communicates: I have more than one way in.</w:t>
+        <w:t xml:space="preserve">Cleanly release the missed read and move to entirely new territory with full confidence. No apology needed, and no explanation either. The pivot communicates: I have more than one way in.</w:t>
       </w:r>
     </w:p>
     <w:p/>
@@ -32292,7 +32292,7 @@
     <w:p/>
     <w:p>
       <w:r>
-        <w:t xml:space="preserve">Use when: nothing is landing and the interaction is producing diminishing returns. The graceful exit works because the audience reads a clean departure as professionalism. Never apologize. Never explain what you were attempting. Moving forward with certainty resets the room’s memory faster than any recovery line.</w:t>
+        <w:t xml:space="preserve">Use when: nothing is landing and the interaction is producing diminishing returns. The graceful exit works because the audience reads a clean departure as professionalism. Do not apologize or try to explain what you were attempting. Moving forward with certainty resets the room’s memory faster than any recovery line.</w:t>
       </w:r>
     </w:p>
     <w:p/>
@@ -33534,7 +33534,7 @@
                 <w:sz w:val="24"/>
                 <w:szCs w:val="24"/>
               </w:rPr>
-              <w:t xml:space="preserve">One subject. Full session. No audience management required.</w:t>
+              <w:t xml:space="preserve">This is one subject, a full session, with no audience management required.</w:t>
             </w:r>
           </w:p>
         </w:tc>
@@ -35970,7 +35970,7 @@
           <w:sz w:val="24"/>
           <w:szCs w:val="24"/>
         </w:rPr>
-        <w:t xml:space="preserve">Use the tools. Know the science. Draw the ethical lines clearly and hold them without apology. Build the professional architecture with the same precision you bring to the stage. And then (every time, before every room, regardless of how many shows you have given) earn it again. The audience in front of you tonight has never seen you perform. The trust they are extending is new, and it is the most important asset you have.</w:t>
+        <w:t xml:space="preserve">Use the tools this book gives you. Know the science. Draw the ethical lines clearly and hold them without apology. Build the professional architecture with the same precision you bring to the stage. And then (every time, before every room, regardless of how many shows you have given) earn it again. The audience in front of you tonight has never seen you perform. The trust they are extending is new, and it is the most important asset you have.</w:t>
       </w:r>
     </w:p>
     <w:p>
@@ -36807,7 +36807,7 @@
     <w:p>
       <w:pPr/>
       <w:r>
-        <w:t xml:space="preserve">You have watched someone walk into a room and change it. Not with volume or gesture or announcement. With presence. The room reorganized around them. Conversations adjusted. Attention shifted. The person did not ask for authority. They did not claim expertise. They simply arrived in a way that communicated: I am not uncertain about being here.</w:t>
+        <w:t xml:space="preserve">You have watched someone walk into a room and change it. You do this not with volume or gesture or announcement. With presence. The room reorganized around them. Conversations adjusted. Attention shifted. The person did not ask for authority. They did not claim expertise. They simply arrived in a way that communicated: I am not uncertain about being here.</w:t>
       </w:r>
     </w:p>
     <w:p/>
@@ -37055,7 +37055,7 @@
           <w:b/>
           <w:bCs/>
         </w:rPr>
-        <w:t xml:space="preserve">Level 1: Panic, withdrawal, unable to initiate interaction. Level 2: Reliant on external validation, backs down under challenge. Level 3: Able to initiate and hold ground when conditions support it. Level 4: Influences others to be confident, disagrees tactfully and holds position. Level 5: Confidence is contagious. Self-image is stable. No reassurance needed from the room.</w:t>
+        <w:t xml:space="preserve">Level 1: Panic, withdrawal, unable to initiate interaction. Level 2: Reliant on external validation, backs down under challenge. Level 3: Able to initiate and hold ground when conditions support it. Level 4: Influences others to be confident, disagrees tactfully and holds position. Level 5: Confidence is contagious. Self-image is stable. No reassurance is needed from the room.</w:t>
       </w:r>
     </w:p>
     <w:p/>
@@ -37091,7 +37091,7 @@
           <w:b/>
           <w:bCs/>
         </w:rPr>
-        <w:t xml:space="preserve">Level 1: Blames others when things go wrong, poor communication under pressure. Level 2: Takes credit, avoids difficult conversations, narrative management over truth. Level 3: Makes others comfortable, handles moderate stress without visible disruption. Level 4: Inspires growth in others, offers credit, shows genuine concern for people in their care. Level 5: Sets the example always. Never takes credit. Composure is contagious even in crisis.</w:t>
+        <w:t xml:space="preserve">Level 1: Blames others when things go wrong, poor communication under pressure. Level 2: Takes credit, avoids difficult conversations, narrative management over truth. Level 3: Makes others comfortable, handles moderate stress without visible disruption. Level 4: Inspires growth in others, offers credit, shows genuine concern for people in their care. Level 5: Sets the example always. This performer never takes credit. Composure is contagious even in crisis.</w:t>
       </w:r>
     </w:p>
     <w:p/>
@@ -37359,7 +37359,7 @@
           <w:b/>
           <w:bCs/>
         </w:rPr>
-        <w:t xml:space="preserve">Performance Application: When two or more retreat signals appear in a volunteer, do not push harder. The limbic system is in conflict-avoidance mode. Reframe the interaction. Create safety. Lower the stakes of participation. "You don't have to do anything you don't want to. Just stay with me for a moment." Retreat signals are information, not failure. They tell you the volunteer's nervous system needs something different from what you are currently providing.</w:t>
+        <w:t xml:space="preserve">Performance Application: When two or more retreat signals appear in a volunteer, do not push harder. The limbic system is in conflict-avoidance mode. Reframe the interaction. Create safety. Lower the stakes of their participation. "You don't have to do anything you don't want to. Just stay with me for a moment." Retreat signals are information, not failure. They tell you the volunteer's nervous system needs something different from what you are currently providing.</w:t>
       </w:r>
     </w:p>
     <w:p/>
@@ -37533,7 +37533,7 @@
     <w:p>
       <w:pPr/>
       <w:r>
-        <w:t xml:space="preserve">Consistency. Compare what you are seeing to that individual's personal baseline. Not a generic chart. Deviation from their baseline is the data point. Baseline is the key. Without it, every read is a projection.</w:t>
+        <w:t xml:space="preserve">Consistency. Compare what you are seeing to that individual's personal baseline. Not against a generic chart. Deviation from their baseline is the data point. Baseline is the key. Without it, every read is a projection.</w:t>
       </w:r>
     </w:p>
     <w:p/>
@@ -37753,7 +37753,7 @@
     <w:p>
       <w:pPr/>
       <w:r>
-        <w:t xml:space="preserve">Use the deliberate withhold. "There is one thing I have noticed about this room that changes everything. I want to come back to it." Anticipation is its own novelty state. The Zeigarnik effect keeps the unfinished promise in working memory, maintaining dopaminergic engagement across the gap.</w:t>
+        <w:t xml:space="preserve">Use what I call the deliberate withhold. "There is one thing I have noticed about this room that changes everything. I want to come back to it." Anticipation is its own novelty state. The Zeigarnik effect keeps the unfinished promise in working memory, maintaining dopaminergic engagement across the gap.</w:t>
       </w:r>
     </w:p>
     <w:p/>
@@ -37876,7 +37876,7 @@
     <w:p>
       <w:pPr/>
       <w:r>
-        <w:t xml:space="preserve">The critical compliance window. At the beginning of every interaction, there is a window, narrow and time-limited, to establish behavioral following. Miss it and you spend the rest of the performance working uphill against a nervous system that has settled into evaluation rather than compliance. The first sixty seconds of contact with any volunteer or audience group is the compliance window. Use it.</w:t>
+        <w:t xml:space="preserve">The critical compliance window. At the beginning of every interaction, there is a window, narrow and time-limited, to establish behavioral following. Miss it and you spend the rest of the performance working uphill against a nervous system that has settled into evaluation rather than compliance. The first sixty seconds of contact with any volunteer or audience group is the compliance window. Put it to use.</w:t>
       </w:r>
     </w:p>
     <w:p/>

--- a/Architecture-of-Wonder.docx
+++ b/Architecture-of-Wonder.docx
@@ -5318,7 +5318,13 @@
     <w:p/>
     <w:p>
       <w:r>
-        <w:t xml:space="preserve">Even if you never plan to speak about body language directly in performance, it is still worth learning. And if you do plan to use it as part of your premise, it becomes even more important. There is nothing wrong with framing a performance around observation, influence, or behavioral insight, but it should at least feel believable. Too many performers make claims that sound impressive but collapse the moment a spectator thinks about them for two seconds or checks them afterward. Once that happens, the mystery weakens and so does the performer’s value. It is like sleight of hand. If you want to pretend to place a coin in your hand, you first have to know exactly what a real coin transfer looks like. Then you mimic it convincingly. Behavioral performance works the same way. If you want to present yourself as reading people, you should know what real observation looks like, what is actually possible, and where the limits are. A good example is pupil dilation. Many performers talk about it as if they can spot it instantly and pull information from it with total confidence. In real conditions, that is much harder than they make it sound. With brown eyes, imperfect lighting, movement, distance, and stage conditions, it can be very difficult to read reliably. So the goal is not to make wild claims. The goal is to understand the real thing well enough that when you reference it, imitate it, or build a premise around it, it feels grounded instead of fake. Body Language Is Mostly Bullshit</w:t>
+        <w:t xml:space="preserve">Even if you never plan to speak about body language directly in performance, it is still worth learning. And if you do plan to use it as part of your premise, it becomes even more important. There is nothing wrong with framing a performance around observation, influence, or behavioral insight, but it should at least feel believable. Too many performers make claims that sound impressive but collapse the moment a spectator thinks about them for two seconds or checks them afterward. Once that happens, the mystery weakens and so does the performer’s value. It is like sleight of hand. If you want to pretend to place a coin in your hand, you first have to know exactly what a real coin transfer looks like. Then you mimic it convincingly. Behavioral performance works the same way. If you want to present yourself as reading people, you should know what real observation looks like, what is actually possible, and where the limits are. A good example is pupil dilation. Many performers talk about it as if they can spot it instantly and pull information from it with total confidence. In real conditions, that is much harder than they make it sound. With brown eyes, imperfect lighting, movement, distance, and stage conditions, it can be very difficult to read reliably. So the goal is not to make wild claims. The goal is to understand the real thing well enough that when you reference it, imitate it, or build a premise around it, it feels grounded instead of fake.</w:t>
+      </w:r>
+    </w:p>
+    <w:p/>
+    <w:p>
+      <w:r>
+        <w:t xml:space="preserve">Body Language Is Mostly Bullshit</w:t>
       </w:r>
     </w:p>
     <w:p/>
@@ -5336,7 +5342,19 @@
     <w:p/>
     <w:p>
       <w:r>
-        <w:t xml:space="preserve">Joe Navarro tells a story from a counterintelligence interview that makes the point better than theory can. He was speaking with a suspected spy while the man smoked a cigarette. Then a certain name was mentioned, and the cigarette in the suspect’s hand began to tremble noticeably. Not a generic nervous habit. A sharp departure, tied to a precise moment. That single reaction did not solve the case, but it revealed that something important had just been touched. That is the difference. Real behavioral observation is not about spotting a folded arm and pretending you can read a soul. It is about noticing when a person departs from normal, at the exact moment something meaningful appears. When you learn how to establish a baseline, watch for clusters, and track deviation precisely, behavior can become startlingly useful. Most mentalists already know how to read people instinctively. You have watched someone work a crowd and nail a read that had nothing to do with arm position or eye direction. And you have watched someone else recite a body language checklist and get it completely wrong. We are going to fix that.</w:t>
+        <w:t xml:space="preserve">Joe Navarro tells a story from a counterintelligence interview that makes the point better than theory can. He was speaking with a suspected spy while the man smoked a cigarette. Then a certain name was mentioned, and the cigarette in the suspect’s hand began to tremble noticeably. Not a generic nervous habit. A sharp departure, tied to a precise moment. That single reaction did not solve the case, but it revealed that something important had just been touched. </w:t>
+      </w:r>
+    </w:p>
+    <w:p/>
+    <w:p>
+      <w:r>
+        <w:t xml:space="preserve">That is the difference. Real behavioral observation is not about spotting a folded arm and pretending you can read a soul. It is about noticing when a person departs from normal, at the exact moment something meaningful appears. When you learn how to establish a baseline, watch for clusters, and track deviation precisely, behavior can become startlingly useful. </w:t>
+      </w:r>
+    </w:p>
+    <w:p/>
+    <w:p>
+      <w:r>
+        <w:t xml:space="preserve">Most mentalists already know how to read people instinctively. You have watched someone work a crowd and nail a read that had nothing to do with arm position or eye direction. And you have watched someone else recite a body language checklist and get it completely wrong. We are going to fix that.</w:t>
       </w:r>
     </w:p>
     <w:p/>
@@ -5354,7 +5372,19 @@
     <w:p/>
     <w:p>
       <w:r>
-        <w:t xml:space="preserve">At the beginning, behavioral observation is most useful in mentalism not because it lets you read someone’s secrets, but because it helps you make a few strong, practical judgments quickly. You can often tell who is engaged and who is drifting, who is hesitant and who is ready to move, who feels certain and who feels unsure, who is comfortable, who is resistant, who is in rapport with you, and who is carrying some visible internal conflict. That alone is incredibly valuable to a performer. It helps you choose better participants, frame reveals more intelligently, pace your language more effectively, and avoid pushing in the wrong direction. With more training, that value grows. You begin to spot cognitive load, stress load, intent to act, emotional salience, perception of territory, and, most importantly for mentalists, susceptibility to influence. That is where this becomes a real performance advantage. The goal is not to prove whether someone is lying. The goal is to recognize who is open, who is suggestible in the moment, who needs more safety, who is likely to comply, and who is most likely to help the effect feel clean, impossible, and undeniable. You already do this. You walk into a room and within thirty seconds you know who is in charge, who is nervous, and who would make the best volunteer. You did not analyze anything. It arrived. Behavioral profiling is the practice of making that process deliberate, repeatable, and precise. It is not lie detection. It is not diagnosis. It is a probability skill: you learn which signal clusters correlate with specific patterns, and you act on them before the moment passes.</w:t>
+        <w:t xml:space="preserve">At the beginning, behavioral observation is most useful in mentalism not because it lets you read someone’s secrets, but because it helps you make a few strong, practical judgments quickly. You can often tell who is engaged and who is drifting, who is hesitant and who is ready to move, who feels certain and who feels unsure, who is comfortable, who is resistant, who is in rapport with you, and who is carrying some visible internal conflict. That alone is incredibly valuable to a performer. It helps you choose better participants, frame reveals more intelligently, pace your language more effectively, and avoid pushing in the wrong direction. </w:t>
+      </w:r>
+    </w:p>
+    <w:p/>
+    <w:p>
+      <w:r>
+        <w:t xml:space="preserve">With more training, that value grows. You begin to spot cognitive load, stress load, intent to act, emotional salience, perception of territory, and, most importantly for mentalists, susceptibility to influence. That is where this becomes a real performance advantage. The goal is not to prove whether someone is lying. The goal is to recognize who is open, who is suggestible in the moment, who needs more safety, who is likely to comply, and who is most likely to help the effect feel clean, impossible, and undeniable. </w:t>
+      </w:r>
+    </w:p>
+    <w:p/>
+    <w:p>
+      <w:r>
+        <w:t xml:space="preserve">You already do this. You walk into a room and within thirty seconds you know who is in charge, who is nervous, and who would make the best volunteer. You did not analyze anything. It arrived. Behavioral profiling is the practice of making that process deliberate, repeatable, and precise. It is not lie detection. It is not diagnosis. It is a probability skill: you learn which signal clusters correlate with specific patterns, and you act on them before the moment passes.</w:t>
       </w:r>
     </w:p>
     <w:p/>
@@ -5378,7 +5408,13 @@
     <w:p/>
     <w:p>
       <w:r>
-        <w:t xml:space="preserve">Every behavioral read is only as good as the baseline it departs from. A baseline is a behavioral norm: the specific way this person, in this context, looks, moves, sounds, and holds themselves when they are not processing anything significant. It is not a generic human norm. It is their norm. And you cannot detect deviation from a baseline you have not established. For instance, I shake my leg constantly. I am not nervous, I just do that. The behavior worth paying attention to isn’t when the shaking happens, rather, when it stops. That would be a deviation from my baseline.</w:t>
+        <w:t xml:space="preserve">Every behavioral read is only as good as the baseline it departs from. A baseline is a behavioral norm: the specific way this person, in this context, looks, moves, sounds, and holds themselves when they are not processing anything significant. It is not a generic human norm. It is their norm. And you cannot detect deviation from a baseline you have not established. </w:t>
+      </w:r>
+    </w:p>
+    <w:p/>
+    <w:p>
+      <w:r>
+        <w:t xml:space="preserve">For instance, I shake my leg constantly. I am not nervous, I just do that. The behavior worth paying attention to isn’t when the shaking happens, rather, when it stops. That would be a deviation from my baseline.</w:t>
       </w:r>
     </w:p>
     <w:p/>

--- a/Architecture-of-Wonder.docx
+++ b/Architecture-of-Wonder.docx
@@ -5142,6 +5142,12 @@
           <w:szCs w:val="24"/>
         </w:rPr>
         <w:t xml:space="preserve">The effect is this: the salience system marks the selected object as significant without being told why. When the moment arrives calling for a choice, the marked object carries a pre-installed weight. The person making the choice is not following your instructions. They are following the map your behavior drew on their nervous system without their conscious awareness.</w:t>
+      </w:r>
+    </w:p>
+    <w:p/>
+    <w:p>
+      <w:r>
+        <w:t xml:space="preserve">Psychological marking is closely related to the dramatic principle known as Chekhov’s gun: if a gun is hanging on the wall in the first act, the audience expects it to matter later. The reason that principle works is not just narrative neatness. It works because attention creates weight. The moment something is subtly distinguished from its surroundings, the mind tags it as significant and begins holding space for its future relevance. That idea helped inspire this chapter’s title, Attention as a Weapon, because in performance, attention does not merely illuminate. It loads. It marks. It creates expectancy. A casually emphasized object becomes psychologically heavier than the rest of the environment, and when the time comes for a choice, a memory, or a moment of meaning, that weight can quietly steer behavior.</w:t>
       </w:r>
     </w:p>
     <w:p>

--- a/Architecture-of-Wonder.docx
+++ b/Architecture-of-Wonder.docx
@@ -994,8 +994,12 @@
     <w:p>
       <w:r>
         <w:rPr>
-          <w:b/>
-          <w:bCs/>
+          <w:rFonts w:ascii="Garamond" w:cs="Garamond" w:eastAsia="Garamond" w:hAnsi="Garamond"/>
+          <w:b/>
+          <w:bCs/>
+          <w:color w:val="111111"/>
+          <w:sz w:val="22"/>
+          <w:szCs w:val="22"/>
         </w:rPr>
         <w:t xml:space="preserve">INTRODUCTION  —  On Being the Person Who Admits What They Do</w:t>
       </w:r>
@@ -1004,9 +1008,13 @@
       <w:pPr/>
       <w:r>
         <w:rPr>
+          <w:rFonts w:ascii="Garamond" w:cs="Garamond" w:eastAsia="Garamond" w:hAnsi="Garamond"/>
           <w:b/>
           <w:bCs/>
           <w:i/>
+          <w:color w:val="111111"/>
+          <w:sz w:val="22"/>
+          <w:szCs w:val="22"/>
         </w:rPr>
         <w:t xml:space="preserve">What you are holding and why it exists. The Crystal City story. A note on sources and the two categories of evidence.</w:t>
       </w:r>
@@ -1014,8 +1022,12 @@
     <w:p>
       <w:r>
         <w:rPr>
-          <w:b/>
-          <w:bCs/>
+          <w:rFonts w:ascii="Garamond" w:cs="Garamond" w:eastAsia="Garamond" w:hAnsi="Garamond"/>
+          <w:b/>
+          <w:bCs/>
+          <w:color w:val="111111"/>
+          <w:sz w:val="22"/>
+          <w:szCs w:val="22"/>
         </w:rPr>
         <w:t xml:space="preserve">PART ONE  —  The Architecture of Wonder</w:t>
       </w:r>
@@ -1024,9 +1036,13 @@
       <w:pPr/>
       <w:r>
         <w:rPr>
+          <w:rFonts w:ascii="Garamond" w:cs="Garamond" w:eastAsia="Garamond" w:hAnsi="Garamond"/>
           <w:b/>
           <w:bCs/>
           <w:i/>
+          <w:color w:val="111111"/>
+          <w:sz w:val="22"/>
+          <w:szCs w:val="22"/>
         </w:rPr>
         <w:t xml:space="preserve">The neurobiology of performance. What is happening in the audience’s brain and how to design for it.</w:t>
       </w:r>
@@ -1034,8 +1050,12 @@
     <w:p>
       <w:r>
         <w:rPr>
-          <w:b/>
-          <w:bCs/>
+          <w:rFonts w:ascii="Garamond" w:cs="Garamond" w:eastAsia="Garamond" w:hAnsi="Garamond"/>
+          <w:b/>
+          <w:bCs/>
+          <w:color w:val="111111"/>
+          <w:sz w:val="22"/>
+          <w:szCs w:val="22"/>
         </w:rPr>
         <w:t xml:space="preserve">Chapter 1  —  Designing for Reality</w:t>
       </w:r>
@@ -1044,9 +1064,13 @@
       <w:pPr/>
       <w:r>
         <w:rPr>
+          <w:rFonts w:ascii="Garamond" w:cs="Garamond" w:eastAsia="Garamond" w:hAnsi="Garamond"/>
           <w:b/>
           <w:bCs/>
           <w:i/>
+          <w:color w:val="111111"/>
+          <w:sz w:val="22"/>
+          <w:szCs w:val="22"/>
         </w:rPr>
         <w:t xml:space="preserve">Cognitive economy, metabolic efficiency, and predictive processing. The three properties of the brain that make wonder possible.</w:t>
       </w:r>
@@ -1054,8 +1078,12 @@
     <w:p>
       <w:r>
         <w:rPr>
-          <w:b/>
-          <w:bCs/>
+          <w:rFonts w:ascii="Garamond" w:cs="Garamond" w:eastAsia="Garamond" w:hAnsi="Garamond"/>
+          <w:b/>
+          <w:bCs/>
+          <w:color w:val="111111"/>
+          <w:sz w:val="22"/>
+          <w:szCs w:val="22"/>
         </w:rPr>
         <w:t xml:space="preserve">Chapter 2  —  The Five Forces of Attention</w:t>
       </w:r>
@@ -1064,9 +1092,13 @@
       <w:pPr/>
       <w:r>
         <w:rPr>
+          <w:rFonts w:ascii="Garamond" w:cs="Garamond" w:eastAsia="Garamond" w:hAnsi="Garamond"/>
           <w:b/>
           <w:bCs/>
           <w:i/>
+          <w:color w:val="111111"/>
+          <w:sz w:val="22"/>
+          <w:szCs w:val="22"/>
         </w:rPr>
         <w:t xml:space="preserve">Novelty, emotional relevance, social signal, unresolved uncertainty, and contrast. The five inputs the brain uses to decide what matters.</w:t>
       </w:r>
@@ -1074,8 +1106,12 @@
     <w:p>
       <w:r>
         <w:rPr>
-          <w:b/>
-          <w:bCs/>
+          <w:rFonts w:ascii="Garamond" w:cs="Garamond" w:eastAsia="Garamond" w:hAnsi="Garamond"/>
+          <w:b/>
+          <w:bCs/>
+          <w:color w:val="111111"/>
+          <w:sz w:val="22"/>
+          <w:szCs w:val="22"/>
         </w:rPr>
         <w:t xml:space="preserve">Chapter 3  —  Tension, Threat and the Window of Wonder</w:t>
       </w:r>
@@ -1084,9 +1120,13 @@
       <w:pPr/>
       <w:r>
         <w:rPr>
+          <w:rFonts w:ascii="Garamond" w:cs="Garamond" w:eastAsia="Garamond" w:hAnsi="Garamond"/>
           <w:b/>
           <w:bCs/>
           <w:i/>
+          <w:color w:val="111111"/>
+          <w:sz w:val="22"/>
+          <w:szCs w:val="22"/>
         </w:rPr>
         <w:t xml:space="preserve">Cortisol, productive tension, and the six visible indicators that tell you where the room sits inside the window.</w:t>
       </w:r>
@@ -1094,8 +1134,12 @@
     <w:p>
       <w:r>
         <w:rPr>
-          <w:b/>
-          <w:bCs/>
+          <w:rFonts w:ascii="Garamond" w:cs="Garamond" w:eastAsia="Garamond" w:hAnsi="Garamond"/>
+          <w:b/>
+          <w:bCs/>
+          <w:color w:val="111111"/>
+          <w:sz w:val="22"/>
+          <w:szCs w:val="22"/>
         </w:rPr>
         <w:t xml:space="preserve">Chapter 4  —  The Art of Anticipation</w:t>
       </w:r>
@@ -1104,9 +1148,13 @@
       <w:pPr/>
       <w:r>
         <w:rPr>
+          <w:rFonts w:ascii="Garamond" w:cs="Garamond" w:eastAsia="Garamond" w:hAnsi="Garamond"/>
           <w:b/>
           <w:bCs/>
           <w:i/>
+          <w:color w:val="111111"/>
+          <w:sz w:val="22"/>
+          <w:szCs w:val="22"/>
         </w:rPr>
         <w:t xml:space="preserve">Dopamine fires during the build, not the reveal. Why most performers are timing their shows wrong.</w:t>
       </w:r>
@@ -1114,8 +1162,12 @@
     <w:p>
       <w:r>
         <w:rPr>
-          <w:b/>
-          <w:bCs/>
+          <w:rFonts w:ascii="Garamond" w:cs="Garamond" w:eastAsia="Garamond" w:hAnsi="Garamond"/>
+          <w:b/>
+          <w:bCs/>
+          <w:color w:val="111111"/>
+          <w:sz w:val="22"/>
+          <w:szCs w:val="22"/>
         </w:rPr>
         <w:t xml:space="preserve">Chapter 5  —  Attention as a Weapon</w:t>
       </w:r>
@@ -1124,9 +1176,13 @@
       <w:pPr/>
       <w:r>
         <w:rPr>
+          <w:rFonts w:ascii="Garamond" w:cs="Garamond" w:eastAsia="Garamond" w:hAnsi="Garamond"/>
           <w:b/>
           <w:bCs/>
           <w:i/>
+          <w:color w:val="111111"/>
+          <w:sz w:val="22"/>
+          <w:szCs w:val="22"/>
         </w:rPr>
         <w:t xml:space="preserve">Inattentional blindness, change blindness, psychological marking, and why misdirection is a narrative problem, not a visual one.</w:t>
       </w:r>
@@ -1134,8 +1190,12 @@
     <w:p>
       <w:r>
         <w:rPr>
-          <w:b/>
-          <w:bCs/>
+          <w:rFonts w:ascii="Garamond" w:cs="Garamond" w:eastAsia="Garamond" w:hAnsi="Garamond"/>
+          <w:b/>
+          <w:bCs/>
+          <w:color w:val="111111"/>
+          <w:sz w:val="22"/>
+          <w:szCs w:val="22"/>
         </w:rPr>
         <w:t xml:space="preserve">PART TWO  —  Reading the Room</w:t>
       </w:r>
@@ -1144,9 +1204,13 @@
       <w:pPr/>
       <w:r>
         <w:rPr>
+          <w:rFonts w:ascii="Garamond" w:cs="Garamond" w:eastAsia="Garamond" w:hAnsi="Garamond"/>
           <w:b/>
           <w:bCs/>
           <w:i/>
+          <w:color w:val="111111"/>
+          <w:sz w:val="22"/>
+          <w:szCs w:val="22"/>
         </w:rPr>
         <w:t xml:space="preserve">Body language, cold reading, micro-expressions, and the art of extracting information before a single question is asked.</w:t>
       </w:r>
@@ -1154,8 +1218,12 @@
     <w:p>
       <w:r>
         <w:rPr>
-          <w:b/>
-          <w:bCs/>
+          <w:rFonts w:ascii="Garamond" w:cs="Garamond" w:eastAsia="Garamond" w:hAnsi="Garamond"/>
+          <w:b/>
+          <w:bCs/>
+          <w:color w:val="111111"/>
+          <w:sz w:val="22"/>
+          <w:szCs w:val="22"/>
         </w:rPr>
         <w:t xml:space="preserve">Chapter 6  —  Reading Body Language in Real Time</w:t>
       </w:r>
@@ -1164,9 +1232,13 @@
       <w:pPr/>
       <w:r>
         <w:rPr>
+          <w:rFonts w:ascii="Garamond" w:cs="Garamond" w:eastAsia="Garamond" w:hAnsi="Garamond"/>
           <w:b/>
           <w:bCs/>
           <w:i/>
+          <w:color w:val="111111"/>
+          <w:sz w:val="22"/>
+          <w:szCs w:val="22"/>
         </w:rPr>
         <w:t xml:space="preserve">The Five Cs, the T1–T4 evidence tiers, the Three-Signal Rule, baseline-first methodology, and the complete framework for reading body language under pressure.</w:t>
       </w:r>
@@ -1174,8 +1246,12 @@
     <w:p>
       <w:r>
         <w:rPr>
-          <w:b/>
-          <w:bCs/>
+          <w:rFonts w:ascii="Garamond" w:cs="Garamond" w:eastAsia="Garamond" w:hAnsi="Garamond"/>
+          <w:b/>
+          <w:bCs/>
+          <w:color w:val="111111"/>
+          <w:sz w:val="22"/>
+          <w:szCs w:val="22"/>
         </w:rPr>
         <w:t xml:space="preserve">Chapter 7  —  The 80-Signal System</w:t>
       </w:r>
@@ -1184,9 +1260,13 @@
       <w:pPr/>
       <w:r>
         <w:rPr>
+          <w:rFonts w:ascii="Garamond" w:cs="Garamond" w:eastAsia="Garamond" w:hAnsi="Garamond"/>
           <w:b/>
           <w:bCs/>
           <w:i/>
+          <w:color w:val="111111"/>
+          <w:sz w:val="22"/>
+          <w:szCs w:val="22"/>
         </w:rPr>
         <w:t xml:space="preserve">Eighty observable signals organized by evidential tier. The Six-Category Radar and the 10-Second Scan.</w:t>
       </w:r>
@@ -1194,8 +1274,12 @@
     <w:p>
       <w:r>
         <w:rPr>
-          <w:b/>
-          <w:bCs/>
+          <w:rFonts w:ascii="Garamond" w:cs="Garamond" w:eastAsia="Garamond" w:hAnsi="Garamond"/>
+          <w:b/>
+          <w:bCs/>
+          <w:color w:val="111111"/>
+          <w:sz w:val="22"/>
+          <w:szCs w:val="22"/>
         </w:rPr>
         <w:t xml:space="preserve">Chapter 8  —  Four Personalities in Thirty Seconds</w:t>
       </w:r>
@@ -1204,9 +1288,13 @@
       <w:pPr/>
       <w:r>
         <w:rPr>
+          <w:rFonts w:ascii="Garamond" w:cs="Garamond" w:eastAsia="Garamond" w:hAnsi="Garamond"/>
           <w:b/>
           <w:bCs/>
           <w:i/>
+          <w:color w:val="111111"/>
+          <w:sz w:val="22"/>
+          <w:szCs w:val="22"/>
         </w:rPr>
         <w:t xml:space="preserve">Four communication styles, six blends, and how to adjust your approach to each in the first thirty seconds.</w:t>
       </w:r>
@@ -1214,8 +1302,12 @@
     <w:p>
       <w:r>
         <w:rPr>
-          <w:b/>
-          <w:bCs/>
+          <w:rFonts w:ascii="Garamond" w:cs="Garamond" w:eastAsia="Garamond" w:hAnsi="Garamond"/>
+          <w:b/>
+          <w:bCs/>
+          <w:color w:val="111111"/>
+          <w:sz w:val="22"/>
+          <w:szCs w:val="22"/>
         </w:rPr>
         <w:t xml:space="preserve">Chapter 9  —  Cold Reading, Warm Reading, and Thin Slicing</w:t>
       </w:r>
@@ -1224,9 +1316,13 @@
       <w:pPr/>
       <w:r>
         <w:rPr>
+          <w:rFonts w:ascii="Garamond" w:cs="Garamond" w:eastAsia="Garamond" w:hAnsi="Garamond"/>
           <w:b/>
           <w:bCs/>
           <w:i/>
+          <w:color w:val="111111"/>
+          <w:sz w:val="22"/>
+          <w:szCs w:val="22"/>
         </w:rPr>
         <w:t xml:space="preserve">The Forer effect, modality pacing, collocation analysis, and the honest account of what each technique is and is not.</w:t>
       </w:r>
@@ -1234,8 +1330,12 @@
     <w:p>
       <w:r>
         <w:rPr>
-          <w:b/>
-          <w:bCs/>
+          <w:rFonts w:ascii="Garamond" w:cs="Garamond" w:eastAsia="Garamond" w:hAnsi="Garamond"/>
+          <w:b/>
+          <w:bCs/>
+          <w:color w:val="111111"/>
+          <w:sz w:val="22"/>
+          <w:szCs w:val="22"/>
         </w:rPr>
         <w:t xml:space="preserve">Chapter 10  —  The Micro-Expression Matrix</w:t>
       </w:r>
@@ -1244,9 +1344,13 @@
       <w:pPr/>
       <w:r>
         <w:rPr>
+          <w:rFonts w:ascii="Garamond" w:cs="Garamond" w:eastAsia="Garamond" w:hAnsi="Garamond"/>
           <w:b/>
           <w:bCs/>
           <w:i/>
+          <w:color w:val="111111"/>
+          <w:sz w:val="22"/>
+          <w:szCs w:val="22"/>
         </w:rPr>
         <w:t xml:space="preserve">The seven universal expressions, the Duchenne marker, the leakage hierarchy, and why clusters matter more than snapshots.</w:t>
       </w:r>
@@ -1254,8 +1358,12 @@
     <w:p>
       <w:r>
         <w:rPr>
-          <w:b/>
-          <w:bCs/>
+          <w:rFonts w:ascii="Garamond" w:cs="Garamond" w:eastAsia="Garamond" w:hAnsi="Garamond"/>
+          <w:b/>
+          <w:bCs/>
+          <w:color w:val="111111"/>
+          <w:sz w:val="22"/>
+          <w:szCs w:val="22"/>
         </w:rPr>
         <w:t xml:space="preserve">Chapter 11  —  The Volunteer’s Brain</w:t>
       </w:r>
@@ -1264,9 +1372,13 @@
       <w:pPr/>
       <w:r>
         <w:rPr>
+          <w:rFonts w:ascii="Garamond" w:cs="Garamond" w:eastAsia="Garamond" w:hAnsi="Garamond"/>
           <w:b/>
           <w:bCs/>
           <w:i/>
+          <w:color w:val="111111"/>
+          <w:sz w:val="22"/>
+          <w:szCs w:val="22"/>
         </w:rPr>
         <w:t xml:space="preserve">Seven volunteer types, the cortisol contract, and how to manage neurological state on stage.</w:t>
       </w:r>
@@ -1274,8 +1386,12 @@
     <w:p>
       <w:r>
         <w:rPr>
-          <w:b/>
-          <w:bCs/>
+          <w:rFonts w:ascii="Garamond" w:cs="Garamond" w:eastAsia="Garamond" w:hAnsi="Garamond"/>
+          <w:b/>
+          <w:bCs/>
+          <w:color w:val="111111"/>
+          <w:sz w:val="22"/>
+          <w:szCs w:val="22"/>
         </w:rPr>
         <w:t xml:space="preserve">Chapter 12  —  The Language of Yes</w:t>
       </w:r>
@@ -1284,9 +1400,13 @@
       <w:pPr/>
       <w:r>
         <w:rPr>
+          <w:rFonts w:ascii="Garamond" w:cs="Garamond" w:eastAsia="Garamond" w:hAnsi="Garamond"/>
           <w:b/>
           <w:bCs/>
           <w:i/>
+          <w:color w:val="111111"/>
+          <w:sz w:val="22"/>
+          <w:szCs w:val="22"/>
         </w:rPr>
         <w:t xml:space="preserve">Pacing and leading, presupposition, yes sets, and the four degrees of certainty for delivering reads.</w:t>
       </w:r>
@@ -1294,8 +1414,12 @@
     <w:p>
       <w:r>
         <w:rPr>
-          <w:b/>
-          <w:bCs/>
+          <w:rFonts w:ascii="Garamond" w:cs="Garamond" w:eastAsia="Garamond" w:hAnsi="Garamond"/>
+          <w:b/>
+          <w:bCs/>
+          <w:color w:val="111111"/>
+          <w:sz w:val="22"/>
+          <w:szCs w:val="22"/>
         </w:rPr>
         <w:t xml:space="preserve">Chapter 13  —  Closing the Barn Door</w:t>
       </w:r>
@@ -1304,9 +1428,13 @@
       <w:pPr/>
       <w:r>
         <w:rPr>
+          <w:rFonts w:ascii="Garamond" w:cs="Garamond" w:eastAsia="Garamond" w:hAnsi="Garamond"/>
           <w:b/>
           <w:bCs/>
           <w:i/>
+          <w:color w:val="111111"/>
+          <w:sz w:val="22"/>
+          <w:szCs w:val="22"/>
         </w:rPr>
         <w:t xml:space="preserve">Why the brain reduces impossibility to cheap explanations, and the specific language that closes the window before it opens.</w:t>
       </w:r>
@@ -1314,8 +1442,12 @@
     <w:p>
       <w:r>
         <w:rPr>
-          <w:b/>
-          <w:bCs/>
+          <w:rFonts w:ascii="Garamond" w:cs="Garamond" w:eastAsia="Garamond" w:hAnsi="Garamond"/>
+          <w:b/>
+          <w:bCs/>
+          <w:color w:val="111111"/>
+          <w:sz w:val="22"/>
+          <w:szCs w:val="22"/>
         </w:rPr>
         <w:t xml:space="preserve">Chapter 14  —  The Science of Hypnosis</w:t>
       </w:r>
@@ -1324,9 +1456,13 @@
       <w:pPr/>
       <w:r>
         <w:rPr>
+          <w:rFonts w:ascii="Garamond" w:cs="Garamond" w:eastAsia="Garamond" w:hAnsi="Garamond"/>
           <w:b/>
           <w:bCs/>
           <w:i/>
+          <w:color w:val="111111"/>
+          <w:sz w:val="22"/>
+          <w:szCs w:val="22"/>
         </w:rPr>
         <w:t xml:space="preserve">What hypnosis actually is at the network and cellular level. Neuromodulators, oscillations, pain as a model, and why suggestion can feel involuntary.</w:t>
       </w:r>
@@ -1334,8 +1470,12 @@
     <w:p>
       <w:r>
         <w:rPr>
-          <w:b/>
-          <w:bCs/>
+          <w:rFonts w:ascii="Garamond" w:cs="Garamond" w:eastAsia="Garamond" w:hAnsi="Garamond"/>
+          <w:b/>
+          <w:bCs/>
+          <w:color w:val="111111"/>
+          <w:sz w:val="22"/>
+          <w:szCs w:val="22"/>
         </w:rPr>
         <w:t xml:space="preserve">PART THREE  —  Field Notes</w:t>
       </w:r>
@@ -1344,9 +1484,13 @@
       <w:pPr/>
       <w:r>
         <w:rPr>
+          <w:rFonts w:ascii="Garamond" w:cs="Garamond" w:eastAsia="Garamond" w:hAnsi="Garamond"/>
           <w:b/>
           <w:bCs/>
           <w:i/>
+          <w:color w:val="111111"/>
+          <w:sz w:val="22"/>
+          <w:szCs w:val="22"/>
         </w:rPr>
         <w:t xml:space="preserve">Six reference cards pairing neurobiological findings with direct stage application. Attention, neurochemistry, memory, influence, salience, and the body as signal.</w:t>
       </w:r>
@@ -1354,8 +1498,12 @@
     <w:p>
       <w:r>
         <w:rPr>
-          <w:b/>
-          <w:bCs/>
+          <w:rFonts w:ascii="Garamond" w:cs="Garamond" w:eastAsia="Garamond" w:hAnsi="Garamond"/>
+          <w:b/>
+          <w:bCs/>
+          <w:color w:val="111111"/>
+          <w:sz w:val="22"/>
+          <w:szCs w:val="22"/>
         </w:rPr>
         <w:t xml:space="preserve">PART FOUR  —  The Corporate Stage</w:t>
       </w:r>
@@ -1364,9 +1512,13 @@
       <w:pPr/>
       <w:r>
         <w:rPr>
+          <w:rFonts w:ascii="Garamond" w:cs="Garamond" w:eastAsia="Garamond" w:hAnsi="Garamond"/>
           <w:b/>
           <w:bCs/>
           <w:i/>
+          <w:color w:val="111111"/>
+          <w:sz w:val="22"/>
+          <w:szCs w:val="22"/>
         </w:rPr>
         <w:t xml:space="preserve">From keynote halls to boardrooms. Behavioral science applied to the professional performance context.</w:t>
       </w:r>
@@ -1374,8 +1526,12 @@
     <w:p>
       <w:r>
         <w:rPr>
-          <w:b/>
-          <w:bCs/>
+          <w:rFonts w:ascii="Garamond" w:cs="Garamond" w:eastAsia="Garamond" w:hAnsi="Garamond"/>
+          <w:b/>
+          <w:bCs/>
+          <w:color w:val="111111"/>
+          <w:sz w:val="22"/>
+          <w:szCs w:val="22"/>
         </w:rPr>
         <w:t xml:space="preserve">Chapter 15  —  Mentalism in the Boardroom</w:t>
       </w:r>
@@ -1384,9 +1540,13 @@
       <w:pPr/>
       <w:r>
         <w:rPr>
+          <w:rFonts w:ascii="Garamond" w:cs="Garamond" w:eastAsia="Garamond" w:hAnsi="Garamond"/>
           <w:b/>
           <w:bCs/>
           <w:i/>
+          <w:color w:val="111111"/>
+          <w:sz w:val="22"/>
+          <w:szCs w:val="22"/>
         </w:rPr>
         <w:t xml:space="preserve">Executive audiences, the credibility sequence, and the real power map in any room.</w:t>
       </w:r>
@@ -1394,8 +1554,12 @@
     <w:p>
       <w:r>
         <w:rPr>
-          <w:b/>
-          <w:bCs/>
+          <w:rFonts w:ascii="Garamond" w:cs="Garamond" w:eastAsia="Garamond" w:hAnsi="Garamond"/>
+          <w:b/>
+          <w:bCs/>
+          <w:color w:val="111111"/>
+          <w:sz w:val="22"/>
+          <w:szCs w:val="22"/>
         </w:rPr>
         <w:t xml:space="preserve">Chapter 16  —  Why Most Training Fails</w:t>
       </w:r>
@@ -1404,9 +1568,13 @@
       <w:pPr/>
       <w:r>
         <w:rPr>
+          <w:rFonts w:ascii="Garamond" w:cs="Garamond" w:eastAsia="Garamond" w:hAnsi="Garamond"/>
           <w:b/>
           <w:bCs/>
           <w:i/>
+          <w:color w:val="111111"/>
+          <w:sz w:val="22"/>
+          <w:szCs w:val="22"/>
         </w:rPr>
         <w:t xml:space="preserve">Experience before explanation. Why most corporate training fails and how the performer advantage changes the equation.</w:t>
       </w:r>
@@ -1414,8 +1582,12 @@
     <w:p>
       <w:r>
         <w:rPr>
-          <w:b/>
-          <w:bCs/>
+          <w:rFonts w:ascii="Garamond" w:cs="Garamond" w:eastAsia="Garamond" w:hAnsi="Garamond"/>
+          <w:b/>
+          <w:bCs/>
+          <w:color w:val="111111"/>
+          <w:sz w:val="22"/>
+          <w:szCs w:val="22"/>
         </w:rPr>
         <w:t xml:space="preserve">Chapter 17  —  Stories from the Field</w:t>
       </w:r>
@@ -1424,9 +1596,13 @@
       <w:pPr/>
       <w:r>
         <w:rPr>
+          <w:rFonts w:ascii="Garamond" w:cs="Garamond" w:eastAsia="Garamond" w:hAnsi="Garamond"/>
           <w:b/>
           <w:bCs/>
           <w:i/>
+          <w:color w:val="111111"/>
+          <w:sz w:val="22"/>
+          <w:szCs w:val="22"/>
         </w:rPr>
         <w:t xml:space="preserve">Pentagon, technology, financial services, and healthcare. Four engagements, four different rooms, four different problems.</w:t>
       </w:r>
@@ -1434,8 +1610,12 @@
     <w:p>
       <w:r>
         <w:rPr>
-          <w:b/>
-          <w:bCs/>
+          <w:rFonts w:ascii="Garamond" w:cs="Garamond" w:eastAsia="Garamond" w:hAnsi="Garamond"/>
+          <w:b/>
+          <w:bCs/>
+          <w:color w:val="111111"/>
+          <w:sz w:val="22"/>
+          <w:szCs w:val="22"/>
         </w:rPr>
         <w:t xml:space="preserve">Chapter 18  —  Influence Without Authority</w:t>
       </w:r>
@@ -1444,9 +1624,13 @@
       <w:pPr/>
       <w:r>
         <w:rPr>
+          <w:rFonts w:ascii="Garamond" w:cs="Garamond" w:eastAsia="Garamond" w:hAnsi="Garamond"/>
           <w:b/>
           <w:bCs/>
           <w:i/>
+          <w:color w:val="111111"/>
+          <w:sz w:val="22"/>
+          <w:szCs w:val="22"/>
         </w:rPr>
         <w:t xml:space="preserve">Compliance vs. internalization, the self-attribution principle, and the reflection protocol.</w:t>
       </w:r>
@@ -1454,8 +1638,12 @@
     <w:p>
       <w:r>
         <w:rPr>
-          <w:b/>
-          <w:bCs/>
+          <w:rFonts w:ascii="Garamond" w:cs="Garamond" w:eastAsia="Garamond" w:hAnsi="Garamond"/>
+          <w:b/>
+          <w:bCs/>
+          <w:color w:val="111111"/>
+          <w:sz w:val="22"/>
+          <w:szCs w:val="22"/>
         </w:rPr>
         <w:t xml:space="preserve">Chapter 19  —  The Ethics of Influence</w:t>
       </w:r>
@@ -1464,9 +1652,13 @@
       <w:pPr/>
       <w:r>
         <w:rPr>
+          <w:rFonts w:ascii="Garamond" w:cs="Garamond" w:eastAsia="Garamond" w:hAnsi="Garamond"/>
           <w:b/>
           <w:bCs/>
           <w:i/>
+          <w:color w:val="111111"/>
+          <w:sz w:val="22"/>
+          <w:szCs w:val="22"/>
         </w:rPr>
         <w:t xml:space="preserve">The consent framework, the distress test, and where the line is drawn in performance, training, and volunteer work.</w:t>
       </w:r>
@@ -1474,8 +1666,12 @@
     <w:p>
       <w:r>
         <w:rPr>
-          <w:b/>
-          <w:bCs/>
+          <w:rFonts w:ascii="Garamond" w:cs="Garamond" w:eastAsia="Garamond" w:hAnsi="Garamond"/>
+          <w:b/>
+          <w:bCs/>
+          <w:color w:val="111111"/>
+          <w:sz w:val="22"/>
+          <w:szCs w:val="22"/>
         </w:rPr>
         <w:t xml:space="preserve">PART FIVE  —  The Performance Arc</w:t>
       </w:r>
@@ -1484,9 +1680,13 @@
       <w:pPr/>
       <w:r>
         <w:rPr>
+          <w:rFonts w:ascii="Garamond" w:cs="Garamond" w:eastAsia="Garamond" w:hAnsi="Garamond"/>
           <w:b/>
           <w:bCs/>
           <w:i/>
+          <w:color w:val="111111"/>
+          <w:sz w:val="22"/>
+          <w:szCs w:val="22"/>
         </w:rPr>
         <w:t xml:space="preserve">Seven stages of the performance arc. The pre-show checklist. The four-layer Performance Architecture Framework.</w:t>
       </w:r>
@@ -1494,8 +1694,12 @@
     <w:p>
       <w:r>
         <w:rPr>
-          <w:b/>
-          <w:bCs/>
+          <w:rFonts w:ascii="Garamond" w:cs="Garamond" w:eastAsia="Garamond" w:hAnsi="Garamond"/>
+          <w:b/>
+          <w:bCs/>
+          <w:color w:val="111111"/>
+          <w:sz w:val="22"/>
+          <w:szCs w:val="22"/>
         </w:rPr>
         <w:t xml:space="preserve">PART SIX  —  Presence and Perception</w:t>
       </w:r>
@@ -1504,9 +1708,13 @@
       <w:pPr/>
       <w:r>
         <w:rPr>
+          <w:rFonts w:ascii="Garamond" w:cs="Garamond" w:eastAsia="Garamond" w:hAnsi="Garamond"/>
           <w:b/>
           <w:bCs/>
           <w:i/>
+          <w:color w:val="111111"/>
+          <w:sz w:val="22"/>
+          <w:szCs w:val="22"/>
         </w:rPr>
         <w:t xml:space="preserve">The gap between skilled execution and genuine command. Walk-around, room energy, audio design, compliance engineering, and authority framing.</w:t>
       </w:r>
@@ -1514,8 +1722,12 @@
     <w:p>
       <w:r>
         <w:rPr>
-          <w:b/>
-          <w:bCs/>
+          <w:rFonts w:ascii="Garamond" w:cs="Garamond" w:eastAsia="Garamond" w:hAnsi="Garamond"/>
+          <w:b/>
+          <w:bCs/>
+          <w:color w:val="111111"/>
+          <w:sz w:val="22"/>
+          <w:szCs w:val="22"/>
         </w:rPr>
         <w:t xml:space="preserve">Chapter 20  —  The Art of Strolling</w:t>
       </w:r>
@@ -1524,9 +1736,13 @@
       <w:pPr/>
       <w:r>
         <w:rPr>
+          <w:rFonts w:ascii="Garamond" w:cs="Garamond" w:eastAsia="Garamond" w:hAnsi="Garamond"/>
           <w:b/>
           <w:bCs/>
           <w:i/>
+          <w:color w:val="111111"/>
+          <w:sz w:val="22"/>
+          <w:szCs w:val="22"/>
         </w:rPr>
         <w:t xml:space="preserve">The 90-second set structure, the delayed discovery method, state architecture, and the exit principle.</w:t>
       </w:r>
@@ -1534,8 +1750,12 @@
     <w:p>
       <w:r>
         <w:rPr>
-          <w:b/>
-          <w:bCs/>
+          <w:rFonts w:ascii="Garamond" w:cs="Garamond" w:eastAsia="Garamond" w:hAnsi="Garamond"/>
+          <w:b/>
+          <w:bCs/>
+          <w:color w:val="111111"/>
+          <w:sz w:val="22"/>
+          <w:szCs w:val="22"/>
         </w:rPr>
         <w:t xml:space="preserve">Chapter 21  —  When the Room Rises</w:t>
       </w:r>
@@ -1544,9 +1764,13 @@
       <w:pPr/>
       <w:r>
         <w:rPr>
+          <w:rFonts w:ascii="Garamond" w:cs="Garamond" w:eastAsia="Garamond" w:hAnsi="Garamond"/>
           <w:b/>
           <w:bCs/>
           <w:i/>
+          <w:color w:val="111111"/>
+          <w:sz w:val="22"/>
+          <w:szCs w:val="22"/>
         </w:rPr>
         <w:t xml:space="preserve">Standing ovation mechanics, social contagion cascades, duration neglect, and the peak-end rule.</w:t>
       </w:r>
@@ -1554,8 +1778,12 @@
     <w:p>
       <w:r>
         <w:rPr>
-          <w:b/>
-          <w:bCs/>
+          <w:rFonts w:ascii="Garamond" w:cs="Garamond" w:eastAsia="Garamond" w:hAnsi="Garamond"/>
+          <w:b/>
+          <w:bCs/>
+          <w:color w:val="111111"/>
+          <w:sz w:val="22"/>
+          <w:szCs w:val="22"/>
         </w:rPr>
         <w:t xml:space="preserve">Chapter 22  —  Audio as Architecture</w:t>
       </w:r>
@@ -1564,9 +1792,13 @@
       <w:pPr/>
       <w:r>
         <w:rPr>
+          <w:rFonts w:ascii="Garamond" w:cs="Garamond" w:eastAsia="Garamond" w:hAnsi="Garamond"/>
           <w:b/>
           <w:bCs/>
           <w:i/>
+          <w:color w:val="111111"/>
+          <w:sz w:val="22"/>
+          <w:szCs w:val="22"/>
         </w:rPr>
         <w:t xml:space="preserve">Pre-show, transition, and close-out sound design. What plays when you are not speaking is not logistics.</w:t>
       </w:r>
@@ -1574,8 +1806,12 @@
     <w:p>
       <w:r>
         <w:rPr>
-          <w:b/>
-          <w:bCs/>
+          <w:rFonts w:ascii="Garamond" w:cs="Garamond" w:eastAsia="Garamond" w:hAnsi="Garamond"/>
+          <w:b/>
+          <w:bCs/>
+          <w:color w:val="111111"/>
+          <w:sz w:val="22"/>
+          <w:szCs w:val="22"/>
         </w:rPr>
         <w:t xml:space="preserve">Chapter 23  —  Making the Room Say Yes</w:t>
       </w:r>
@@ -1584,9 +1820,13 @@
       <w:pPr/>
       <w:r>
         <w:rPr>
+          <w:rFonts w:ascii="Garamond" w:cs="Garamond" w:eastAsia="Garamond" w:hAnsi="Garamond"/>
           <w:b/>
           <w:bCs/>
           <w:i/>
+          <w:color w:val="111111"/>
+          <w:sz w:val="22"/>
+          <w:szCs w:val="22"/>
         </w:rPr>
         <w:t xml:space="preserve">Environmental compliance, room layout, and why the dance floor of death is a design failure.</w:t>
       </w:r>
@@ -1594,8 +1834,12 @@
     <w:p>
       <w:r>
         <w:rPr>
-          <w:b/>
-          <w:bCs/>
+          <w:rFonts w:ascii="Garamond" w:cs="Garamond" w:eastAsia="Garamond" w:hAnsi="Garamond"/>
+          <w:b/>
+          <w:bCs/>
+          <w:color w:val="111111"/>
+          <w:sz w:val="22"/>
+          <w:szCs w:val="22"/>
         </w:rPr>
         <w:t xml:space="preserve">Chapter 24  —  The Authority Frame</w:t>
       </w:r>
@@ -1604,9 +1848,13 @@
       <w:pPr/>
       <w:r>
         <w:rPr>
+          <w:rFonts w:ascii="Garamond" w:cs="Garamond" w:eastAsia="Garamond" w:hAnsi="Garamond"/>
           <w:b/>
           <w:bCs/>
           <w:i/>
+          <w:color w:val="111111"/>
+          <w:sz w:val="22"/>
+          <w:szCs w:val="22"/>
         </w:rPr>
         <w:t xml:space="preserve">How authority is broadcast through behavior, pace, and signal consistency before and during performance.</w:t>
       </w:r>
@@ -1614,8 +1862,12 @@
     <w:p>
       <w:r>
         <w:rPr>
-          <w:b/>
-          <w:bCs/>
+          <w:rFonts w:ascii="Garamond" w:cs="Garamond" w:eastAsia="Garamond" w:hAnsi="Garamond"/>
+          <w:b/>
+          <w:bCs/>
+          <w:color w:val="111111"/>
+          <w:sz w:val="22"/>
+          <w:szCs w:val="22"/>
         </w:rPr>
         <w:t xml:space="preserve">Chapter 25  —  Building a Career, Not a Calendar</w:t>
       </w:r>
@@ -1624,9 +1876,13 @@
       <w:pPr/>
       <w:r>
         <w:rPr>
+          <w:rFonts w:ascii="Garamond" w:cs="Garamond" w:eastAsia="Garamond" w:hAnsi="Garamond"/>
           <w:b/>
           <w:bCs/>
           <w:i/>
+          <w:color w:val="111111"/>
+          <w:sz w:val="22"/>
+          <w:szCs w:val="22"/>
         </w:rPr>
         <w:t xml:space="preserve">Building a career architecture, not just a show calendar.</w:t>
       </w:r>
@@ -1634,8 +1890,12 @@
     <w:p>
       <w:r>
         <w:rPr>
-          <w:b/>
-          <w:bCs/>
+          <w:rFonts w:ascii="Garamond" w:cs="Garamond" w:eastAsia="Garamond" w:hAnsi="Garamond"/>
+          <w:b/>
+          <w:bCs/>
+          <w:color w:val="111111"/>
+          <w:sz w:val="22"/>
+          <w:szCs w:val="22"/>
         </w:rPr>
         <w:t xml:space="preserve">Chapter 26  —  The Intro Video</w:t>
       </w:r>
@@ -1644,9 +1904,13 @@
       <w:pPr/>
       <w:r>
         <w:rPr>
+          <w:rFonts w:ascii="Garamond" w:cs="Garamond" w:eastAsia="Garamond" w:hAnsi="Garamond"/>
           <w:b/>
           <w:bCs/>
           <w:i/>
+          <w:color w:val="111111"/>
+          <w:sz w:val="22"/>
+          <w:szCs w:val="22"/>
         </w:rPr>
         <w:t xml:space="preserve">Solving the most unreliable variable in corporate performance.</w:t>
       </w:r>
@@ -1654,8 +1918,12 @@
     <w:p>
       <w:r>
         <w:rPr>
-          <w:b/>
-          <w:bCs/>
+          <w:rFonts w:ascii="Garamond" w:cs="Garamond" w:eastAsia="Garamond" w:hAnsi="Garamond"/>
+          <w:b/>
+          <w:bCs/>
+          <w:color w:val="111111"/>
+          <w:sz w:val="22"/>
+          <w:szCs w:val="22"/>
         </w:rPr>
         <w:t xml:space="preserve">Chapter 27  —  Turning Observation into Performance</w:t>
       </w:r>
@@ -1664,9 +1932,13 @@
       <w:pPr/>
       <w:r>
         <w:rPr>
+          <w:rFonts w:ascii="Garamond" w:cs="Garamond" w:eastAsia="Garamond" w:hAnsi="Garamond"/>
           <w:b/>
           <w:bCs/>
           <w:i/>
+          <w:color w:val="111111"/>
+          <w:sz w:val="22"/>
+          <w:szCs w:val="22"/>
         </w:rPr>
         <w:t xml:space="preserve">The five structural moves that convert observation into performance: opening read, layered read, soft hit, strong hit, and callback.</w:t>
       </w:r>
@@ -1674,8 +1946,12 @@
     <w:p>
       <w:r>
         <w:rPr>
-          <w:b/>
-          <w:bCs/>
+          <w:rFonts w:ascii="Garamond" w:cs="Garamond" w:eastAsia="Garamond" w:hAnsi="Garamond"/>
+          <w:b/>
+          <w:bCs/>
+          <w:color w:val="111111"/>
+          <w:sz w:val="22"/>
+          <w:szCs w:val="22"/>
         </w:rPr>
         <w:t xml:space="preserve">Chapter 28  —  Insight Demonstrations</w:t>
       </w:r>
@@ -1684,9 +1960,13 @@
       <w:pPr/>
       <w:r>
         <w:rPr>
+          <w:rFonts w:ascii="Garamond" w:cs="Garamond" w:eastAsia="Garamond" w:hAnsi="Garamond"/>
           <w:b/>
           <w:bCs/>
           <w:i/>
+          <w:color w:val="111111"/>
+          <w:sz w:val="22"/>
+          <w:szCs w:val="22"/>
         </w:rPr>
         <w:t xml:space="preserve">Six frameworks for life readings built from signal clusters. Travel pattern, life pivot, hidden interest, relationship dynamic, social role, and self-image gap.</w:t>
       </w:r>
@@ -1694,8 +1974,12 @@
     <w:p>
       <w:r>
         <w:rPr>
-          <w:b/>
-          <w:bCs/>
+          <w:rFonts w:ascii="Garamond" w:cs="Garamond" w:eastAsia="Garamond" w:hAnsi="Garamond"/>
+          <w:b/>
+          <w:bCs/>
+          <w:color w:val="111111"/>
+          <w:sz w:val="22"/>
+          <w:szCs w:val="22"/>
         </w:rPr>
         <w:t xml:space="preserve">Chapter 29  —  Method Invisibility</w:t>
       </w:r>
@@ -1704,9 +1988,13 @@
       <w:pPr/>
       <w:r>
         <w:rPr>
+          <w:rFonts w:ascii="Garamond" w:cs="Garamond" w:eastAsia="Garamond" w:hAnsi="Garamond"/>
           <w:b/>
           <w:bCs/>
           <w:i/>
+          <w:color w:val="111111"/>
+          <w:sz w:val="22"/>
+          <w:szCs w:val="22"/>
         </w:rPr>
         <w:t xml:space="preserve">Temporal separation, anti-backtracking architecture, and why looking directly at what is happening should tell you nothing.</w:t>
       </w:r>
@@ -1714,8 +2002,12 @@
     <w:p>
       <w:r>
         <w:rPr>
-          <w:b/>
-          <w:bCs/>
+          <w:rFonts w:ascii="Garamond" w:cs="Garamond" w:eastAsia="Garamond" w:hAnsi="Garamond"/>
+          <w:b/>
+          <w:bCs/>
+          <w:color w:val="111111"/>
+          <w:sz w:val="22"/>
+          <w:szCs w:val="22"/>
         </w:rPr>
         <w:t xml:space="preserve">Chapter 30  —  Patter, Rhythm, and Silence</w:t>
       </w:r>
@@ -1724,9 +2016,13 @@
       <w:pPr/>
       <w:r>
         <w:rPr>
+          <w:rFonts w:ascii="Garamond" w:cs="Garamond" w:eastAsia="Garamond" w:hAnsi="Garamond"/>
           <w:b/>
           <w:bCs/>
           <w:i/>
+          <w:color w:val="111111"/>
+          <w:sz w:val="22"/>
+          <w:szCs w:val="22"/>
         </w:rPr>
         <w:t xml:space="preserve">Timing, tempo, the recovery protocol, the performance decision matrix, and why silence is the loudest tool you have.</w:t>
       </w:r>
@@ -1734,8 +2030,12 @@
     <w:p>
       <w:r>
         <w:rPr>
-          <w:b/>
-          <w:bCs/>
+          <w:rFonts w:ascii="Garamond" w:cs="Garamond" w:eastAsia="Garamond" w:hAnsi="Garamond"/>
+          <w:b/>
+          <w:bCs/>
+          <w:color w:val="111111"/>
+          <w:sz w:val="22"/>
+          <w:szCs w:val="22"/>
         </w:rPr>
         <w:t xml:space="preserve">PART SEVEN  —  The Business Brain</w:t>
       </w:r>
@@ -1744,9 +2044,13 @@
       <w:pPr/>
       <w:r>
         <w:rPr>
+          <w:rFonts w:ascii="Garamond" w:cs="Garamond" w:eastAsia="Garamond" w:hAnsi="Garamond"/>
           <w:b/>
           <w:bCs/>
           <w:i/>
+          <w:color w:val="111111"/>
+          <w:sz w:val="22"/>
+          <w:szCs w:val="22"/>
         </w:rPr>
         <w:t xml:space="preserve">Where bookings are actually won, how authority is built before you walk in the room, and the business of performing.</w:t>
       </w:r>
@@ -1754,8 +2058,12 @@
     <w:p>
       <w:r>
         <w:rPr>
-          <w:b/>
-          <w:bCs/>
+          <w:rFonts w:ascii="Garamond" w:cs="Garamond" w:eastAsia="Garamond" w:hAnsi="Garamond"/>
+          <w:b/>
+          <w:bCs/>
+          <w:color w:val="111111"/>
+          <w:sz w:val="22"/>
+          <w:szCs w:val="22"/>
         </w:rPr>
         <w:t xml:space="preserve">Chapter 31  —  Where Bookings Are Actually Won</w:t>
       </w:r>
@@ -1764,9 +2072,13 @@
       <w:pPr/>
       <w:r>
         <w:rPr>
+          <w:rFonts w:ascii="Garamond" w:cs="Garamond" w:eastAsia="Garamond" w:hAnsi="Garamond"/>
           <w:b/>
           <w:bCs/>
           <w:i/>
+          <w:color w:val="111111"/>
+          <w:sz w:val="22"/>
+          <w:szCs w:val="22"/>
         </w:rPr>
         <w:t xml:space="preserve">The Limbic Ledger: seven items the client’s nervous system scores from first email to follow-through.</w:t>
       </w:r>
@@ -1774,8 +2086,12 @@
     <w:p>
       <w:r>
         <w:rPr>
-          <w:b/>
-          <w:bCs/>
+          <w:rFonts w:ascii="Garamond" w:cs="Garamond" w:eastAsia="Garamond" w:hAnsi="Garamond"/>
+          <w:b/>
+          <w:bCs/>
+          <w:color w:val="111111"/>
+          <w:sz w:val="22"/>
+          <w:szCs w:val="22"/>
         </w:rPr>
         <w:t xml:space="preserve">Chapter 32  —  Introductions, Bios, and Testimonials</w:t>
       </w:r>
@@ -1784,9 +2100,13 @@
       <w:pPr/>
       <w:r>
         <w:rPr>
+          <w:rFonts w:ascii="Garamond" w:cs="Garamond" w:eastAsia="Garamond" w:hAnsi="Garamond"/>
           <w:b/>
           <w:bCs/>
           <w:i/>
+          <w:color w:val="111111"/>
+          <w:sz w:val="22"/>
+          <w:szCs w:val="22"/>
         </w:rPr>
         <w:t xml:space="preserve">Why most bios fail, the four-move bio structure, and what testimonials are actually for.</w:t>
       </w:r>
@@ -1794,8 +2114,12 @@
     <w:p>
       <w:r>
         <w:rPr>
-          <w:b/>
-          <w:bCs/>
+          <w:rFonts w:ascii="Garamond" w:cs="Garamond" w:eastAsia="Garamond" w:hAnsi="Garamond"/>
+          <w:b/>
+          <w:bCs/>
+          <w:color w:val="111111"/>
+          <w:sz w:val="22"/>
+          <w:szCs w:val="22"/>
         </w:rPr>
         <w:t xml:space="preserve">Chapter 33  —  The Language of Authority</w:t>
       </w:r>
@@ -1804,9 +2128,13 @@
       <w:pPr/>
       <w:r>
         <w:rPr>
+          <w:rFonts w:ascii="Garamond" w:cs="Garamond" w:eastAsia="Garamond" w:hAnsi="Garamond"/>
           <w:b/>
           <w:bCs/>
           <w:i/>
+          <w:color w:val="111111"/>
+          <w:sz w:val="22"/>
+          <w:szCs w:val="22"/>
         </w:rPr>
         <w:t xml:space="preserve">Processing fluency, silence as signal, weak language patterns, and high-authority email structure.</w:t>
       </w:r>
@@ -1814,8 +2142,12 @@
     <w:p>
       <w:r>
         <w:rPr>
-          <w:b/>
-          <w:bCs/>
+          <w:rFonts w:ascii="Garamond" w:cs="Garamond" w:eastAsia="Garamond" w:hAnsi="Garamond"/>
+          <w:b/>
+          <w:bCs/>
+          <w:color w:val="111111"/>
+          <w:sz w:val="22"/>
+          <w:szCs w:val="22"/>
         </w:rPr>
         <w:t xml:space="preserve">Chapter 34  —  Reading the Booking Room</w:t>
       </w:r>
@@ -1824,9 +2156,13 @@
       <w:pPr/>
       <w:r>
         <w:rPr>
+          <w:rFonts w:ascii="Garamond" w:cs="Garamond" w:eastAsia="Garamond" w:hAnsi="Garamond"/>
           <w:b/>
           <w:bCs/>
           <w:i/>
+          <w:color w:val="111111"/>
+          <w:sz w:val="22"/>
+          <w:szCs w:val="22"/>
         </w:rPr>
         <w:t xml:space="preserve">The discovery call as performance. Baseline-building, buying signals, and why you state the fee and stop.</w:t>
       </w:r>
@@ -1834,8 +2170,12 @@
     <w:p>
       <w:r>
         <w:rPr>
-          <w:b/>
-          <w:bCs/>
+          <w:rFonts w:ascii="Garamond" w:cs="Garamond" w:eastAsia="Garamond" w:hAnsi="Garamond"/>
+          <w:b/>
+          <w:bCs/>
+          <w:color w:val="111111"/>
+          <w:sz w:val="22"/>
+          <w:szCs w:val="22"/>
         </w:rPr>
         <w:t xml:space="preserve">Chapter 35  —  From First Contact to Follow-Up</w:t>
       </w:r>
@@ -1844,9 +2184,13 @@
       <w:pPr/>
       <w:r>
         <w:rPr>
+          <w:rFonts w:ascii="Garamond" w:cs="Garamond" w:eastAsia="Garamond" w:hAnsi="Garamond"/>
           <w:b/>
           <w:bCs/>
           <w:i/>
+          <w:color w:val="111111"/>
+          <w:sz w:val="22"/>
+          <w:szCs w:val="22"/>
         </w:rPr>
         <w:t xml:space="preserve">Observe, position, match, decode, install. A complete behavioral model from first contact to final follow-up.</w:t>
       </w:r>
@@ -1855,8 +2199,12 @@
       <w:pPr/>
       <w:r>
         <w:rPr>
-          <w:b/>
-          <w:bCs/>
+          <w:rFonts w:ascii="Garamond" w:cs="Garamond" w:eastAsia="Garamond" w:hAnsi="Garamond"/>
+          <w:b/>
+          <w:bCs/>
+          <w:color w:val="111111"/>
+          <w:sz w:val="22"/>
+          <w:szCs w:val="22"/>
         </w:rPr>
         <w:t xml:space="preserve">PART EIGHT  —  Behavioral Intelligence for the Stage</w:t>
       </w:r>
@@ -1865,9 +2213,13 @@
       <w:pPr/>
       <w:r>
         <w:rPr>
+          <w:rFonts w:ascii="Garamond" w:cs="Garamond" w:eastAsia="Garamond" w:hAnsi="Garamond"/>
           <w:b/>
           <w:bCs/>
           <w:i/>
+          <w:color w:val="111111"/>
+          <w:sz w:val="22"/>
+          <w:szCs w:val="22"/>
         </w:rPr>
         <w:t xml:space="preserve">Corporate behavioral intelligence frameworks adapted for the mentalist’s stage. The science is identical. The application is sharper.</w:t>
       </w:r>
@@ -1876,8 +2228,12 @@
       <w:pPr/>
       <w:r>
         <w:rPr>
-          <w:b/>
-          <w:bCs/>
+          <w:rFonts w:ascii="Garamond" w:cs="Garamond" w:eastAsia="Garamond" w:hAnsi="Garamond"/>
+          <w:b/>
+          <w:bCs/>
+          <w:color w:val="111111"/>
+          <w:sz w:val="22"/>
+          <w:szCs w:val="22"/>
         </w:rPr>
         <w:t xml:space="preserve">Chapter 36  —  What the Room Decides Before You Speak</w:t>
       </w:r>
@@ -1886,9 +2242,13 @@
       <w:pPr/>
       <w:r>
         <w:rPr>
+          <w:rFonts w:ascii="Garamond" w:cs="Garamond" w:eastAsia="Garamond" w:hAnsi="Garamond"/>
           <w:b/>
           <w:bCs/>
           <w:i/>
+          <w:color w:val="111111"/>
+          <w:sz w:val="22"/>
+          <w:szCs w:val="22"/>
         </w:rPr>
         <w:t xml:space="preserve">Focus, Authority, Tribe, Emotion. Four forces the limbic system evaluates before you speak, and how to control all four.</w:t>
       </w:r>
@@ -1897,8 +2257,12 @@
       <w:pPr/>
       <w:r>
         <w:rPr>
-          <w:b/>
-          <w:bCs/>
+          <w:rFonts w:ascii="Garamond" w:cs="Garamond" w:eastAsia="Garamond" w:hAnsi="Garamond"/>
+          <w:b/>
+          <w:bCs/>
+          <w:color w:val="111111"/>
+          <w:sz w:val="22"/>
+          <w:szCs w:val="22"/>
         </w:rPr>
         <w:t xml:space="preserve">Chapter 37  —  Authority Architecture</w:t>
       </w:r>
@@ -1907,9 +2271,13 @@
       <w:pPr/>
       <w:r>
         <w:rPr>
+          <w:rFonts w:ascii="Garamond" w:cs="Garamond" w:eastAsia="Garamond" w:hAnsi="Garamond"/>
           <w:b/>
           <w:bCs/>
           <w:i/>
+          <w:color w:val="111111"/>
+          <w:sz w:val="22"/>
+          <w:szCs w:val="22"/>
         </w:rPr>
         <w:t xml:space="preserve">The five pillars of authority, the Milgram findings applied to performance, and the self-assessment that tells you which pillars need building.</w:t>
       </w:r>
@@ -1918,8 +2286,12 @@
       <w:pPr/>
       <w:r>
         <w:rPr>
-          <w:b/>
-          <w:bCs/>
+          <w:rFonts w:ascii="Garamond" w:cs="Garamond" w:eastAsia="Garamond" w:hAnsi="Garamond"/>
+          <w:b/>
+          <w:bCs/>
+          <w:color w:val="111111"/>
+          <w:sz w:val="22"/>
+          <w:szCs w:val="22"/>
         </w:rPr>
         <w:t xml:space="preserve">Chapter 38  —  The Performer’s Signal Dictionary</w:t>
       </w:r>
@@ -1928,9 +2300,13 @@
       <w:pPr/>
       <w:r>
         <w:rPr>
+          <w:rFonts w:ascii="Garamond" w:cs="Garamond" w:eastAsia="Garamond" w:hAnsi="Garamond"/>
           <w:b/>
           <w:bCs/>
           <w:i/>
+          <w:color w:val="111111"/>
+          <w:sz w:val="22"/>
+          <w:szCs w:val="22"/>
         </w:rPr>
         <w:t xml:space="preserve">The DRS system, three signal clusters (engagement retreat, evaluation, certainty drop), and the field notation system.</w:t>
       </w:r>
@@ -1939,8 +2315,12 @@
       <w:pPr/>
       <w:r>
         <w:rPr>
-          <w:b/>
-          <w:bCs/>
+          <w:rFonts w:ascii="Garamond" w:cs="Garamond" w:eastAsia="Garamond" w:hAnsi="Garamond"/>
+          <w:b/>
+          <w:bCs/>
+          <w:color w:val="111111"/>
+          <w:sz w:val="22"/>
+          <w:szCs w:val="22"/>
         </w:rPr>
         <w:t xml:space="preserve">Chapter 39  —  How Influence Actually Works</w:t>
       </w:r>
@@ -1949,9 +2329,13 @@
       <w:pPr/>
       <w:r>
         <w:rPr>
+          <w:rFonts w:ascii="Garamond" w:cs="Garamond" w:eastAsia="Garamond" w:hAnsi="Garamond"/>
           <w:b/>
           <w:bCs/>
           <w:i/>
+          <w:color w:val="111111"/>
+          <w:sz w:val="22"/>
+          <w:szCs w:val="22"/>
         </w:rPr>
         <w:t xml:space="preserve">Novelty plus authority equals influence. Compliance architecture, the critical compliance window, and five speech patterns that build authority.</w:t>
       </w:r>
@@ -1960,8 +2344,12 @@
       <w:pPr/>
       <w:r>
         <w:rPr>
-          <w:b/>
-          <w:bCs/>
+          <w:rFonts w:ascii="Garamond" w:cs="Garamond" w:eastAsia="Garamond" w:hAnsi="Garamond"/>
+          <w:b/>
+          <w:bCs/>
+          <w:color w:val="111111"/>
+          <w:sz w:val="22"/>
+          <w:szCs w:val="22"/>
         </w:rPr>
         <w:t xml:space="preserve">Chapter 40  —  Six Steps from Observation to Ovation</w:t>
       </w:r>
@@ -1970,9 +2358,13 @@
       <w:pPr/>
       <w:r>
         <w:rPr>
+          <w:rFonts w:ascii="Garamond" w:cs="Garamond" w:eastAsia="Garamond" w:hAnsi="Garamond"/>
           <w:b/>
           <w:bCs/>
           <w:i/>
+          <w:color w:val="111111"/>
+          <w:sz w:val="22"/>
+          <w:szCs w:val="22"/>
         </w:rPr>
         <w:t xml:space="preserve">Six steps from observation to installation. Detect, engage, calibrate, observe, decode, elevate.</w:t>
       </w:r>
@@ -1980,8 +2372,12 @@
     <w:p>
       <w:r>
         <w:rPr>
-          <w:b/>
-          <w:bCs/>
+          <w:rFonts w:ascii="Garamond" w:cs="Garamond" w:eastAsia="Garamond" w:hAnsi="Garamond"/>
+          <w:b/>
+          <w:bCs/>
+          <w:color w:val="111111"/>
+          <w:sz w:val="22"/>
+          <w:szCs w:val="22"/>
         </w:rPr>
         <w:t xml:space="preserve">GLOSSARY  —  Scientific, Behavioral, and Performance Terms</w:t>
       </w:r>
@@ -1990,9 +2386,13 @@
       <w:pPr/>
       <w:r>
         <w:rPr>
+          <w:rFonts w:ascii="Garamond" w:cs="Garamond" w:eastAsia="Garamond" w:hAnsi="Garamond"/>
           <w:b/>
           <w:bCs/>
           <w:i/>
+          <w:color w:val="111111"/>
+          <w:sz w:val="22"/>
+          <w:szCs w:val="22"/>
         </w:rPr>
         <w:t xml:space="preserve">Nineteen key terms with definitions grounded in the book’s specific usage.</w:t>
       </w:r>
@@ -2000,8 +2400,12 @@
     <w:p>
       <w:r>
         <w:rPr>
-          <w:b/>
-          <w:bCs/>
+          <w:rFonts w:ascii="Garamond" w:cs="Garamond" w:eastAsia="Garamond" w:hAnsi="Garamond"/>
+          <w:b/>
+          <w:bCs/>
+          <w:color w:val="111111"/>
+          <w:sz w:val="22"/>
+          <w:szCs w:val="22"/>
         </w:rPr>
         <w:t xml:space="preserve">ABOUT THE AUTHOR</w:t>
       </w:r>
@@ -17975,8 +18379,12 @@
     <w:p>
       <w:r>
         <w:rPr>
-          <w:b/>
-          <w:bCs/>
+          <w:rFonts w:ascii="Garamond" w:cs="Garamond" w:eastAsia="Garamond" w:hAnsi="Garamond"/>
+          <w:b/>
+          <w:bCs/>
+          <w:color w:val="111111"/>
+          <w:sz w:val="22"/>
+          <w:szCs w:val="22"/>
         </w:rPr>
         <w:t xml:space="preserve">Collocation. Reading How a Person Connects Ideas</w:t>
       </w:r>
@@ -18003,8 +18411,12 @@
     <w:p>
       <w:r>
         <w:rPr>
-          <w:b/>
-          <w:bCs/>
+          <w:rFonts w:ascii="Garamond" w:cs="Garamond" w:eastAsia="Garamond" w:hAnsi="Garamond"/>
+          <w:b/>
+          <w:bCs/>
+          <w:color w:val="111111"/>
+          <w:sz w:val="22"/>
+          <w:szCs w:val="22"/>
         </w:rPr>
         <w:t xml:space="preserve">Listening for Collocates</w:t>
       </w:r>
@@ -18037,8 +18449,12 @@
     <w:p>
       <w:r>
         <w:rPr>
-          <w:b/>
-          <w:bCs/>
+          <w:rFonts w:ascii="Garamond" w:cs="Garamond" w:eastAsia="Garamond" w:hAnsi="Garamond"/>
+          <w:b/>
+          <w:bCs/>
+          <w:color w:val="111111"/>
+          <w:sz w:val="22"/>
+          <w:szCs w:val="22"/>
         </w:rPr>
         <w:t xml:space="preserve">The Five-Word Window</w:t>
       </w:r>
@@ -18059,8 +18475,12 @@
     <w:p>
       <w:r>
         <w:rPr>
-          <w:b/>
-          <w:bCs/>
+          <w:rFonts w:ascii="Garamond" w:cs="Garamond" w:eastAsia="Garamond" w:hAnsi="Garamond"/>
+          <w:b/>
+          <w:bCs/>
+          <w:color w:val="111111"/>
+          <w:sz w:val="22"/>
+          <w:szCs w:val="22"/>
         </w:rPr>
         <w:t xml:space="preserve">Collocation as a Pre-Show Tool</w:t>
       </w:r>
@@ -18081,8 +18501,12 @@
     <w:p>
       <w:r>
         <w:rPr>
-          <w:b/>
-          <w:bCs/>
+          <w:rFonts w:ascii="Garamond" w:cs="Garamond" w:eastAsia="Garamond" w:hAnsi="Garamond"/>
+          <w:b/>
+          <w:bCs/>
+          <w:color w:val="111111"/>
+          <w:sz w:val="22"/>
+          <w:szCs w:val="22"/>
         </w:rPr>
         <w:t xml:space="preserve">Why Collocation Works Where Direct Statements Fail</w:t>
       </w:r>
@@ -18103,8 +18527,12 @@
     <w:p>
       <w:r>
         <w:rPr>
-          <w:b/>
-          <w:bCs/>
+          <w:rFonts w:ascii="Garamond" w:cs="Garamond" w:eastAsia="Garamond" w:hAnsi="Garamond"/>
+          <w:b/>
+          <w:bCs/>
+          <w:color w:val="111111"/>
+          <w:sz w:val="22"/>
+          <w:szCs w:val="22"/>
         </w:rPr>
         <w:t xml:space="preserve">Performer’s Note</w:t>
       </w:r>
@@ -27470,8 +27898,12 @@
     <w:p>
       <w:r>
         <w:rPr>
-          <w:b/>
-          <w:bCs/>
+          <w:rFonts w:ascii="Garamond" w:cs="Garamond" w:eastAsia="Garamond" w:hAnsi="Garamond"/>
+          <w:b/>
+          <w:bCs/>
+          <w:color w:val="111111"/>
+          <w:sz w:val="22"/>
+          <w:szCs w:val="22"/>
         </w:rPr>
         <w:t xml:space="preserve">The 90-Second Set Structure</w:t>
       </w:r>
@@ -27486,8 +27918,12 @@
     <w:p>
       <w:r>
         <w:rPr>
-          <w:b/>
-          <w:bCs/>
+          <w:rFonts w:ascii="Garamond" w:cs="Garamond" w:eastAsia="Garamond" w:hAnsi="Garamond"/>
+          <w:b/>
+          <w:bCs/>
+          <w:color w:val="111111"/>
+          <w:sz w:val="22"/>
+          <w:szCs w:val="22"/>
         </w:rPr>
         <w:t xml:space="preserve">First Three Seconds — The Silent Scan</w:t>
       </w:r>
@@ -27502,8 +27938,12 @@
     <w:p>
       <w:r>
         <w:rPr>
-          <w:b/>
-          <w:bCs/>
+          <w:rFonts w:ascii="Garamond" w:cs="Garamond" w:eastAsia="Garamond" w:hAnsi="Garamond"/>
+          <w:b/>
+          <w:bCs/>
+          <w:color w:val="111111"/>
+          <w:sz w:val="22"/>
+          <w:szCs w:val="22"/>
         </w:rPr>
         <w:t xml:space="preserve">Seconds 0–10 — Arrive, Scan, Open</w:t>
       </w:r>
@@ -27518,8 +27958,12 @@
     <w:p>
       <w:r>
         <w:rPr>
-          <w:b/>
-          <w:bCs/>
+          <w:rFonts w:ascii="Garamond" w:cs="Garamond" w:eastAsia="Garamond" w:hAnsi="Garamond"/>
+          <w:b/>
+          <w:bCs/>
+          <w:color w:val="111111"/>
+          <w:sz w:val="22"/>
+          <w:szCs w:val="22"/>
         </w:rPr>
         <w:t xml:space="preserve">Seconds 10–40 — One Effect</w:t>
       </w:r>
@@ -27534,8 +27978,12 @@
     <w:p>
       <w:r>
         <w:rPr>
-          <w:b/>
-          <w:bCs/>
+          <w:rFonts w:ascii="Garamond" w:cs="Garamond" w:eastAsia="Garamond" w:hAnsi="Garamond"/>
+          <w:b/>
+          <w:bCs/>
+          <w:color w:val="111111"/>
+          <w:sz w:val="22"/>
+          <w:szCs w:val="22"/>
         </w:rPr>
         <w:t xml:space="preserve">Seconds 40–70 — One Cold Read</w:t>
       </w:r>
@@ -27550,8 +27998,12 @@
     <w:p>
       <w:r>
         <w:rPr>
-          <w:b/>
-          <w:bCs/>
+          <w:rFonts w:ascii="Garamond" w:cs="Garamond" w:eastAsia="Garamond" w:hAnsi="Garamond"/>
+          <w:b/>
+          <w:bCs/>
+          <w:color w:val="111111"/>
+          <w:sz w:val="22"/>
+          <w:szCs w:val="22"/>
         </w:rPr>
         <w:t xml:space="preserve">Seconds 70–90. Close With Impossibility, Then Leave</w:t>
       </w:r>
@@ -27566,8 +28018,12 @@
     <w:p>
       <w:r>
         <w:rPr>
-          <w:b/>
-          <w:bCs/>
+          <w:rFonts w:ascii="Garamond" w:cs="Garamond" w:eastAsia="Garamond" w:hAnsi="Garamond"/>
+          <w:b/>
+          <w:bCs/>
+          <w:color w:val="111111"/>
+          <w:sz w:val="22"/>
+          <w:szCs w:val="22"/>
         </w:rPr>
         <w:t xml:space="preserve">The Exit Principle</w:t>
       </w:r>
@@ -28898,8 +29354,12 @@
     <w:p>
       <w:r>
         <w:rPr>
-          <w:b/>
-          <w:bCs/>
+          <w:rFonts w:ascii="Garamond" w:cs="Garamond" w:eastAsia="Garamond" w:hAnsi="Garamond"/>
+          <w:b/>
+          <w:bCs/>
+          <w:color w:val="111111"/>
+          <w:sz w:val="22"/>
+          <w:szCs w:val="22"/>
         </w:rPr>
         <w:t xml:space="preserve">Applying the Five Pillars Together</w:t>
       </w:r>
@@ -28914,8 +29374,12 @@
     <w:p>
       <w:r>
         <w:rPr>
-          <w:b/>
-          <w:bCs/>
+          <w:rFonts w:ascii="Garamond" w:cs="Garamond" w:eastAsia="Garamond" w:hAnsi="Garamond"/>
+          <w:b/>
+          <w:bCs/>
+          <w:color w:val="111111"/>
+          <w:sz w:val="22"/>
+          <w:szCs w:val="22"/>
         </w:rPr>
         <w:t xml:space="preserve">Certainty Under Pressure</w:t>
       </w:r>
@@ -28930,8 +29394,12 @@
     <w:p>
       <w:r>
         <w:rPr>
-          <w:b/>
-          <w:bCs/>
+          <w:rFonts w:ascii="Garamond" w:cs="Garamond" w:eastAsia="Garamond" w:hAnsi="Garamond"/>
+          <w:b/>
+          <w:bCs/>
+          <w:color w:val="111111"/>
+          <w:sz w:val="22"/>
+          <w:szCs w:val="22"/>
         </w:rPr>
         <w:t xml:space="preserve">The Congruence Gap</w:t>
       </w:r>
@@ -32213,8 +32681,12 @@
     <w:p>
       <w:r>
         <w:rPr>
-          <w:b/>
-          <w:bCs/>
+          <w:rFonts w:ascii="Garamond" w:cs="Garamond" w:eastAsia="Garamond" w:hAnsi="Garamond"/>
+          <w:b/>
+          <w:bCs/>
+          <w:color w:val="111111"/>
+          <w:sz w:val="22"/>
+          <w:szCs w:val="22"/>
         </w:rPr>
         <w:t xml:space="preserve">The Recovery Protocol — When a Read Misses</w:t>
       </w:r>
@@ -32229,8 +32701,12 @@
     <w:p>
       <w:r>
         <w:rPr>
-          <w:b/>
-          <w:bCs/>
+          <w:rFonts w:ascii="Garamond" w:cs="Garamond" w:eastAsia="Garamond" w:hAnsi="Garamond"/>
+          <w:b/>
+          <w:bCs/>
+          <w:color w:val="111111"/>
+          <w:sz w:val="22"/>
+          <w:szCs w:val="22"/>
         </w:rPr>
         <w:t xml:space="preserve">Level 1 — Reframe</w:t>
       </w:r>
@@ -32257,8 +32733,12 @@
     <w:p>
       <w:r>
         <w:rPr>
-          <w:b/>
-          <w:bCs/>
+          <w:rFonts w:ascii="Garamond" w:cs="Garamond" w:eastAsia="Garamond" w:hAnsi="Garamond"/>
+          <w:b/>
+          <w:bCs/>
+          <w:color w:val="111111"/>
+          <w:sz w:val="22"/>
+          <w:szCs w:val="22"/>
         </w:rPr>
         <w:t xml:space="preserve">Level 2 — Hedge</w:t>
       </w:r>
@@ -32285,8 +32765,12 @@
     <w:p>
       <w:r>
         <w:rPr>
-          <w:b/>
-          <w:bCs/>
+          <w:rFonts w:ascii="Garamond" w:cs="Garamond" w:eastAsia="Garamond" w:hAnsi="Garamond"/>
+          <w:b/>
+          <w:bCs/>
+          <w:color w:val="111111"/>
+          <w:sz w:val="22"/>
+          <w:szCs w:val="22"/>
         </w:rPr>
         <w:t xml:space="preserve">Level 3 — Pivot</w:t>
       </w:r>
@@ -32313,8 +32797,12 @@
     <w:p>
       <w:r>
         <w:rPr>
-          <w:b/>
-          <w:bCs/>
+          <w:rFonts w:ascii="Garamond" w:cs="Garamond" w:eastAsia="Garamond" w:hAnsi="Garamond"/>
+          <w:b/>
+          <w:bCs/>
+          <w:color w:val="111111"/>
+          <w:sz w:val="22"/>
+          <w:szCs w:val="22"/>
         </w:rPr>
         <w:t xml:space="preserve">Level 4 — Graceful Exit</w:t>
       </w:r>
@@ -36269,8 +36757,12 @@
       </w:pPr>
       <w:r>
         <w:rPr>
-          <w:b/>
-          <w:bCs/>
+          <w:rFonts w:ascii="Garamond" w:cs="Garamond" w:eastAsia="Garamond" w:hAnsi="Garamond"/>
+          <w:b/>
+          <w:bCs/>
+          <w:color w:val="111111"/>
+          <w:sz w:val="22"/>
+          <w:szCs w:val="22"/>
         </w:rPr>
         <w:t xml:space="preserve">PART EIGHT</w:t>
       </w:r>
@@ -36329,8 +36821,12 @@
       </w:pPr>
       <w:r>
         <w:rPr>
-          <w:b/>
-          <w:bCs/>
+          <w:rFonts w:ascii="Garamond" w:cs="Garamond" w:eastAsia="Garamond" w:hAnsi="Garamond"/>
+          <w:b/>
+          <w:bCs/>
+          <w:color w:val="111111"/>
+          <w:sz w:val="22"/>
+          <w:szCs w:val="22"/>
         </w:rPr>
         <w:t xml:space="preserve">CHAPTER 36</w:t>
       </w:r>
@@ -36339,8 +36835,12 @@
       <w:pPr/>
       <w:r>
         <w:rPr>
-          <w:b/>
-          <w:bCs/>
+          <w:rFonts w:ascii="Garamond" w:cs="Garamond" w:eastAsia="Garamond" w:hAnsi="Garamond"/>
+          <w:b/>
+          <w:bCs/>
+          <w:color w:val="111111"/>
+          <w:sz w:val="22"/>
+          <w:szCs w:val="22"/>
         </w:rPr>
         <w:t xml:space="preserve">What the Room Decides Before You Speak</w:t>
       </w:r>
@@ -36365,8 +36865,12 @@
       <w:pPr/>
       <w:r>
         <w:rPr>
-          <w:b/>
-          <w:bCs/>
+          <w:rFonts w:ascii="Garamond" w:cs="Garamond" w:eastAsia="Garamond" w:hAnsi="Garamond"/>
+          <w:b/>
+          <w:bCs/>
+          <w:color w:val="111111"/>
+          <w:sz w:val="22"/>
+          <w:szCs w:val="22"/>
         </w:rPr>
         <w:t xml:space="preserve">What You Have Felt Before</w:t>
       </w:r>
@@ -36383,8 +36887,12 @@
       <w:pPr/>
       <w:r>
         <w:rPr>
-          <w:b/>
-          <w:bCs/>
+          <w:rFonts w:ascii="Garamond" w:cs="Garamond" w:eastAsia="Garamond" w:hAnsi="Garamond"/>
+          <w:b/>
+          <w:bCs/>
+          <w:color w:val="111111"/>
+          <w:sz w:val="22"/>
+          <w:szCs w:val="22"/>
         </w:rPr>
         <w:t xml:space="preserve">The FATE Model</w:t>
       </w:r>
@@ -36401,8 +36909,12 @@
       <w:pPr/>
       <w:r>
         <w:rPr>
-          <w:b/>
-          <w:bCs/>
+          <w:rFonts w:ascii="Garamond" w:cs="Garamond" w:eastAsia="Garamond" w:hAnsi="Garamond"/>
+          <w:b/>
+          <w:bCs/>
+          <w:color w:val="111111"/>
+          <w:sz w:val="22"/>
+          <w:szCs w:val="22"/>
         </w:rPr>
         <w:t xml:space="preserve">F — Focus</w:t>
       </w:r>
@@ -36433,8 +36945,12 @@
       <w:pPr/>
       <w:r>
         <w:rPr>
-          <w:b/>
-          <w:bCs/>
+          <w:rFonts w:ascii="Garamond" w:cs="Garamond" w:eastAsia="Garamond" w:hAnsi="Garamond"/>
+          <w:b/>
+          <w:bCs/>
+          <w:color w:val="111111"/>
+          <w:sz w:val="22"/>
+          <w:szCs w:val="22"/>
         </w:rPr>
         <w:t xml:space="preserve">Focus Principles for Performance</w:t>
       </w:r>
@@ -36465,8 +36981,12 @@
       <w:pPr/>
       <w:r>
         <w:rPr>
-          <w:b/>
-          <w:bCs/>
+          <w:rFonts w:ascii="Garamond" w:cs="Garamond" w:eastAsia="Garamond" w:hAnsi="Garamond"/>
+          <w:b/>
+          <w:bCs/>
+          <w:color w:val="111111"/>
+          <w:sz w:val="22"/>
+          <w:szCs w:val="22"/>
         </w:rPr>
         <w:t xml:space="preserve">A — Authority</w:t>
       </w:r>
@@ -36497,8 +37017,12 @@
       <w:pPr/>
       <w:r>
         <w:rPr>
-          <w:b/>
-          <w:bCs/>
+          <w:rFonts w:ascii="Garamond" w:cs="Garamond" w:eastAsia="Garamond" w:hAnsi="Garamond"/>
+          <w:b/>
+          <w:bCs/>
+          <w:color w:val="111111"/>
+          <w:sz w:val="22"/>
+          <w:szCs w:val="22"/>
         </w:rPr>
         <w:t xml:space="preserve">The Milgram finding that changes how you walk into a room is this: authority is not a function of credentials, title, or expertise. It is a function of behavioral signal. The brain infers authority from how you move, how you speak, how you hold silence, and whether your presence communicates certainty or seeking.</w:t>
       </w:r>
@@ -36543,8 +37067,12 @@
       <w:pPr/>
       <w:r>
         <w:rPr>
-          <w:b/>
-          <w:bCs/>
+          <w:rFonts w:ascii="Garamond" w:cs="Garamond" w:eastAsia="Garamond" w:hAnsi="Garamond"/>
+          <w:b/>
+          <w:bCs/>
+          <w:color w:val="111111"/>
+          <w:sz w:val="22"/>
+          <w:szCs w:val="22"/>
         </w:rPr>
         <w:t xml:space="preserve">Authority Broadcasting for the Stage</w:t>
       </w:r>
@@ -36582,8 +37110,12 @@
       <w:pPr/>
       <w:r>
         <w:rPr>
-          <w:b/>
-          <w:bCs/>
+          <w:rFonts w:ascii="Garamond" w:cs="Garamond" w:eastAsia="Garamond" w:hAnsi="Garamond"/>
+          <w:b/>
+          <w:bCs/>
+          <w:color w:val="111111"/>
+          <w:sz w:val="22"/>
+          <w:szCs w:val="22"/>
         </w:rPr>
         <w:t xml:space="preserve">T — Tribe</w:t>
       </w:r>
@@ -36607,8 +37139,12 @@
       <w:pPr/>
       <w:r>
         <w:rPr>
-          <w:b/>
-          <w:bCs/>
+          <w:rFonts w:ascii="Garamond" w:cs="Garamond" w:eastAsia="Garamond" w:hAnsi="Garamond"/>
+          <w:b/>
+          <w:bCs/>
+          <w:color w:val="111111"/>
+          <w:sz w:val="22"/>
+          <w:szCs w:val="22"/>
         </w:rPr>
         <w:t xml:space="preserve">Significance-Driven Audience Members</w:t>
       </w:r>
@@ -36632,8 +37168,12 @@
       <w:pPr/>
       <w:r>
         <w:rPr>
-          <w:b/>
-          <w:bCs/>
+          <w:rFonts w:ascii="Garamond" w:cs="Garamond" w:eastAsia="Garamond" w:hAnsi="Garamond"/>
+          <w:b/>
+          <w:bCs/>
+          <w:color w:val="111111"/>
+          <w:sz w:val="22"/>
+          <w:szCs w:val="22"/>
         </w:rPr>
         <w:t xml:space="preserve">Approval-Driven Audience Members</w:t>
       </w:r>
@@ -36657,8 +37197,12 @@
       <w:pPr/>
       <w:r>
         <w:rPr>
-          <w:b/>
-          <w:bCs/>
+          <w:rFonts w:ascii="Garamond" w:cs="Garamond" w:eastAsia="Garamond" w:hAnsi="Garamond"/>
+          <w:b/>
+          <w:bCs/>
+          <w:color w:val="111111"/>
+          <w:sz w:val="22"/>
+          <w:szCs w:val="22"/>
         </w:rPr>
         <w:t xml:space="preserve">Acceptance-Driven Audience Members</w:t>
       </w:r>
@@ -36682,8 +37226,12 @@
       <w:pPr/>
       <w:r>
         <w:rPr>
-          <w:b/>
-          <w:bCs/>
+          <w:rFonts w:ascii="Garamond" w:cs="Garamond" w:eastAsia="Garamond" w:hAnsi="Garamond"/>
+          <w:b/>
+          <w:bCs/>
+          <w:color w:val="111111"/>
+          <w:sz w:val="22"/>
+          <w:szCs w:val="22"/>
         </w:rPr>
         <w:t xml:space="preserve">E — Emotion</w:t>
       </w:r>
@@ -36707,8 +37255,12 @@
       <w:pPr/>
       <w:r>
         <w:rPr>
-          <w:b/>
-          <w:bCs/>
+          <w:rFonts w:ascii="Garamond" w:cs="Garamond" w:eastAsia="Garamond" w:hAnsi="Garamond"/>
+          <w:b/>
+          <w:bCs/>
+          <w:color w:val="111111"/>
+          <w:sz w:val="22"/>
+          <w:szCs w:val="22"/>
         </w:rPr>
         <w:t xml:space="preserve">The Emotional Sequence</w:t>
       </w:r>
@@ -36739,8 +37291,12 @@
       <w:pPr/>
       <w:r>
         <w:rPr>
-          <w:b/>
-          <w:bCs/>
+          <w:rFonts w:ascii="Garamond" w:cs="Garamond" w:eastAsia="Garamond" w:hAnsi="Garamond"/>
+          <w:b/>
+          <w:bCs/>
+          <w:color w:val="111111"/>
+          <w:sz w:val="22"/>
+          <w:szCs w:val="22"/>
         </w:rPr>
         <w:t xml:space="preserve">The FATE Sequence in Practice</w:t>
       </w:r>
@@ -36807,8 +37363,12 @@
       </w:pPr>
       <w:r>
         <w:rPr>
-          <w:b/>
-          <w:bCs/>
+          <w:rFonts w:ascii="Garamond" w:cs="Garamond" w:eastAsia="Garamond" w:hAnsi="Garamond"/>
+          <w:b/>
+          <w:bCs/>
+          <w:color w:val="111111"/>
+          <w:sz w:val="22"/>
+          <w:szCs w:val="22"/>
         </w:rPr>
         <w:t xml:space="preserve">CHAPTER 37</w:t>
       </w:r>
@@ -36839,8 +37399,12 @@
       <w:pPr/>
       <w:r>
         <w:rPr>
-          <w:b/>
-          <w:bCs/>
+          <w:rFonts w:ascii="Garamond" w:cs="Garamond" w:eastAsia="Garamond" w:hAnsi="Garamond"/>
+          <w:b/>
+          <w:bCs/>
+          <w:color w:val="111111"/>
+          <w:sz w:val="22"/>
+          <w:szCs w:val="22"/>
         </w:rPr>
         <w:t xml:space="preserve">What You Have Felt Before</w:t>
       </w:r>
@@ -36864,8 +37428,12 @@
       <w:pPr/>
       <w:r>
         <w:rPr>
-          <w:b/>
-          <w:bCs/>
+          <w:rFonts w:ascii="Garamond" w:cs="Garamond" w:eastAsia="Garamond" w:hAnsi="Garamond"/>
+          <w:b/>
+          <w:bCs/>
+          <w:color w:val="111111"/>
+          <w:sz w:val="22"/>
+          <w:szCs w:val="22"/>
         </w:rPr>
         <w:t xml:space="preserve">The Five Pillars of Authority</w:t>
       </w:r>
@@ -36882,8 +37450,12 @@
       <w:pPr/>
       <w:r>
         <w:rPr>
-          <w:b/>
-          <w:bCs/>
+          <w:rFonts w:ascii="Garamond" w:cs="Garamond" w:eastAsia="Garamond" w:hAnsi="Garamond"/>
+          <w:b/>
+          <w:bCs/>
+          <w:color w:val="111111"/>
+          <w:sz w:val="22"/>
+          <w:szCs w:val="22"/>
         </w:rPr>
         <w:t xml:space="preserve">Pillar One: Confidence</w:t>
       </w:r>
@@ -36914,8 +37486,12 @@
       <w:pPr/>
       <w:r>
         <w:rPr>
-          <w:b/>
-          <w:bCs/>
+          <w:rFonts w:ascii="Garamond" w:cs="Garamond" w:eastAsia="Garamond" w:hAnsi="Garamond"/>
+          <w:b/>
+          <w:bCs/>
+          <w:color w:val="111111"/>
+          <w:sz w:val="22"/>
+          <w:szCs w:val="22"/>
         </w:rPr>
         <w:t xml:space="preserve">Pillar Two: Leadership</w:t>
       </w:r>
@@ -36939,8 +37515,12 @@
       <w:pPr/>
       <w:r>
         <w:rPr>
-          <w:b/>
-          <w:bCs/>
+          <w:rFonts w:ascii="Garamond" w:cs="Garamond" w:eastAsia="Garamond" w:hAnsi="Garamond"/>
+          <w:b/>
+          <w:bCs/>
+          <w:color w:val="111111"/>
+          <w:sz w:val="22"/>
+          <w:szCs w:val="22"/>
         </w:rPr>
         <w:t xml:space="preserve">Pillar Three: Discipline</w:t>
       </w:r>
@@ -36964,8 +37544,12 @@
       <w:pPr/>
       <w:r>
         <w:rPr>
-          <w:b/>
-          <w:bCs/>
+          <w:rFonts w:ascii="Garamond" w:cs="Garamond" w:eastAsia="Garamond" w:hAnsi="Garamond"/>
+          <w:b/>
+          <w:bCs/>
+          <w:color w:val="111111"/>
+          <w:sz w:val="22"/>
+          <w:szCs w:val="22"/>
         </w:rPr>
         <w:t xml:space="preserve">Pillar Four: Gratitude</w:t>
       </w:r>
@@ -36989,8 +37573,12 @@
       <w:pPr/>
       <w:r>
         <w:rPr>
-          <w:b/>
-          <w:bCs/>
+          <w:rFonts w:ascii="Garamond" w:cs="Garamond" w:eastAsia="Garamond" w:hAnsi="Garamond"/>
+          <w:b/>
+          <w:bCs/>
+          <w:color w:val="111111"/>
+          <w:sz w:val="22"/>
+          <w:szCs w:val="22"/>
         </w:rPr>
         <w:t xml:space="preserve">Pillar Five: Enjoyment</w:t>
       </w:r>
@@ -37014,8 +37602,12 @@
       <w:pPr/>
       <w:r>
         <w:rPr>
-          <w:b/>
-          <w:bCs/>
+          <w:rFonts w:ascii="Garamond" w:cs="Garamond" w:eastAsia="Garamond" w:hAnsi="Garamond"/>
+          <w:b/>
+          <w:bCs/>
+          <w:color w:val="111111"/>
+          <w:sz w:val="22"/>
+          <w:szCs w:val="22"/>
         </w:rPr>
         <w:t xml:space="preserve">The Authority Self-Assessment</w:t>
       </w:r>
@@ -37032,8 +37624,12 @@
       <w:pPr/>
       <w:r>
         <w:rPr>
-          <w:b/>
-          <w:bCs/>
+          <w:rFonts w:ascii="Garamond" w:cs="Garamond" w:eastAsia="Garamond" w:hAnsi="Garamond"/>
+          <w:b/>
+          <w:bCs/>
+          <w:color w:val="111111"/>
+          <w:sz w:val="22"/>
+          <w:szCs w:val="22"/>
         </w:rPr>
         <w:t xml:space="preserve">Level 1. Burden: The trait is actively working against you. Others experience it as a negative.</w:t>
       </w:r>
@@ -37043,8 +37639,12 @@
       <w:pPr/>
       <w:r>
         <w:rPr>
-          <w:b/>
-          <w:bCs/>
+          <w:rFonts w:ascii="Garamond" w:cs="Garamond" w:eastAsia="Garamond" w:hAnsi="Garamond"/>
+          <w:b/>
+          <w:bCs/>
+          <w:color w:val="111111"/>
+          <w:sz w:val="22"/>
+          <w:szCs w:val="22"/>
         </w:rPr>
         <w:t xml:space="preserve">Level 2. Developing: Present but inconsistent. Breaks under pressure.</w:t>
       </w:r>
@@ -37054,8 +37654,12 @@
       <w:pPr/>
       <w:r>
         <w:rPr>
-          <w:b/>
-          <w:bCs/>
+          <w:rFonts w:ascii="Garamond" w:cs="Garamond" w:eastAsia="Garamond" w:hAnsi="Garamond"/>
+          <w:b/>
+          <w:bCs/>
+          <w:color w:val="111111"/>
+          <w:sz w:val="22"/>
+          <w:szCs w:val="22"/>
         </w:rPr>
         <w:t xml:space="preserve">Level 3. Positive: Functional and visible in favorable conditions. Not yet reliable under stress.</w:t>
       </w:r>
@@ -37065,8 +37669,12 @@
       <w:pPr/>
       <w:r>
         <w:rPr>
-          <w:b/>
-          <w:bCs/>
+          <w:rFonts w:ascii="Garamond" w:cs="Garamond" w:eastAsia="Garamond" w:hAnsi="Garamond"/>
+          <w:b/>
+          <w:bCs/>
+          <w:color w:val="111111"/>
+          <w:sz w:val="22"/>
+          <w:szCs w:val="22"/>
         </w:rPr>
         <w:t xml:space="preserve">Level 4. Inspirational: Consistent enough to influence others. Visible even in difficult moments.</w:t>
       </w:r>
@@ -37076,8 +37684,12 @@
       <w:pPr/>
       <w:r>
         <w:rPr>
-          <w:b/>
-          <w:bCs/>
+          <w:rFonts w:ascii="Garamond" w:cs="Garamond" w:eastAsia="Garamond" w:hAnsi="Garamond"/>
+          <w:b/>
+          <w:bCs/>
+          <w:color w:val="111111"/>
+          <w:sz w:val="22"/>
+          <w:szCs w:val="22"/>
         </w:rPr>
         <w:t xml:space="preserve">Level 5. Contagious: The trait radiates. Others begin exhibiting it in your presence without being asked.</w:t>
       </w:r>
@@ -37094,8 +37706,12 @@
       <w:pPr/>
       <w:r>
         <w:rPr>
-          <w:b/>
-          <w:bCs/>
+          <w:rFonts w:ascii="Garamond" w:cs="Garamond" w:eastAsia="Garamond" w:hAnsi="Garamond"/>
+          <w:b/>
+          <w:bCs/>
+          <w:color w:val="111111"/>
+          <w:sz w:val="22"/>
+          <w:szCs w:val="22"/>
         </w:rPr>
         <w:t xml:space="preserve">Level 1: Panic, withdrawal, unable to initiate interaction. Level 2: Reliant on external validation, backs down under challenge. Level 3: Able to initiate and hold ground when conditions support it. Level 4: Influences others to be confident, disagrees tactfully and holds position. Level 5: Confidence is contagious. Self-image is stable. No reassurance is needed from the room.</w:t>
       </w:r>
@@ -37112,8 +37728,12 @@
       <w:pPr/>
       <w:r>
         <w:rPr>
-          <w:b/>
-          <w:bCs/>
+          <w:rFonts w:ascii="Garamond" w:cs="Garamond" w:eastAsia="Garamond" w:hAnsi="Garamond"/>
+          <w:b/>
+          <w:bCs/>
+          <w:color w:val="111111"/>
+          <w:sz w:val="22"/>
+          <w:szCs w:val="22"/>
         </w:rPr>
         <w:t xml:space="preserve">Level 1: Neglects preparation, no visible standards, appearance communicates disorder. Level 2: Does only what interests them, inconsistent follow-through. Level 3: Important things get done, reasonable investment in presentation. Level 4: Consistent routines, reliable preparation, visible standards. Level 5: Forms habits easily, manages time and appearance daily, discipline radiates to those around them.</w:t>
       </w:r>
@@ -37130,8 +37750,12 @@
       <w:pPr/>
       <w:r>
         <w:rPr>
-          <w:b/>
-          <w:bCs/>
+          <w:rFonts w:ascii="Garamond" w:cs="Garamond" w:eastAsia="Garamond" w:hAnsi="Garamond"/>
+          <w:b/>
+          <w:bCs/>
+          <w:color w:val="111111"/>
+          <w:sz w:val="22"/>
+          <w:szCs w:val="22"/>
         </w:rPr>
         <w:t xml:space="preserve">Level 1: Blames others when things go wrong, poor communication under pressure. Level 2: Takes credit, avoids difficult conversations, narrative management over truth. Level 3: Makes others comfortable, handles moderate stress without visible disruption. Level 4: Inspires growth in others, offers credit, shows genuine concern for people in their care. Level 5: Sets the example always. This performer never takes credit. Composure is contagious even in crisis.</w:t>
       </w:r>
@@ -37148,8 +37772,12 @@
       <w:pPr/>
       <w:r>
         <w:rPr>
-          <w:b/>
-          <w:bCs/>
+          <w:rFonts w:ascii="Garamond" w:cs="Garamond" w:eastAsia="Garamond" w:hAnsi="Garamond"/>
+          <w:b/>
+          <w:bCs/>
+          <w:color w:val="111111"/>
+          <w:sz w:val="22"/>
+          <w:szCs w:val="22"/>
         </w:rPr>
         <w:t xml:space="preserve">Level 1: Ungrateful, interprets events through a negative lens. Level 2: Small entitlement, recovers slowly from setbacks. Level 3: Expresses thanks when the moment is clearly positive. Level 4: Grateful throughout the day, expresses it openly and specifically. Level 5: Gratitude is socially magnetic. Creates gratitude in others without asking for it.</w:t>
       </w:r>
@@ -37166,8 +37794,12 @@
       <w:pPr/>
       <w:r>
         <w:rPr>
-          <w:b/>
-          <w:bCs/>
+          <w:rFonts w:ascii="Garamond" w:cs="Garamond" w:eastAsia="Garamond" w:hAnsi="Garamond"/>
+          <w:b/>
+          <w:bCs/>
+          <w:color w:val="111111"/>
+          <w:sz w:val="22"/>
+          <w:szCs w:val="22"/>
         </w:rPr>
         <w:t xml:space="preserve">Level 1: Cannot enjoy public settings, negative impact on others. Level 2: Endures tasks only while they are immediately enjoyable, avoids discomfort. Level 3: Mostly positive, avoids negative conversations. Level 4: Needs no external event to enjoy the moment, encourages others naturally. Level 5: Magnetic sense of happiness. The stabilizing presence in stressful situations.</w:t>
       </w:r>
@@ -37177,8 +37809,12 @@
       <w:pPr/>
       <w:r>
         <w:rPr>
-          <w:b/>
-          <w:bCs/>
+          <w:rFonts w:ascii="Garamond" w:cs="Garamond" w:eastAsia="Garamond" w:hAnsi="Garamond"/>
+          <w:b/>
+          <w:bCs/>
+          <w:color w:val="111111"/>
+          <w:sz w:val="22"/>
+          <w:szCs w:val="22"/>
         </w:rPr>
         <w:t xml:space="preserve">The Contagious Standard</w:t>
       </w:r>
@@ -37217,8 +37853,12 @@
       </w:pPr>
       <w:r>
         <w:rPr>
-          <w:b/>
-          <w:bCs/>
+          <w:rFonts w:ascii="Garamond" w:cs="Garamond" w:eastAsia="Garamond" w:hAnsi="Garamond"/>
+          <w:b/>
+          <w:bCs/>
+          <w:color w:val="111111"/>
+          <w:sz w:val="22"/>
+          <w:szCs w:val="22"/>
         </w:rPr>
         <w:t xml:space="preserve">CHAPTER 38</w:t>
       </w:r>
@@ -37249,8 +37889,12 @@
       <w:pPr/>
       <w:r>
         <w:rPr>
-          <w:b/>
-          <w:bCs/>
+          <w:rFonts w:ascii="Garamond" w:cs="Garamond" w:eastAsia="Garamond" w:hAnsi="Garamond"/>
+          <w:b/>
+          <w:bCs/>
+          <w:color w:val="111111"/>
+          <w:sz w:val="22"/>
+          <w:szCs w:val="22"/>
         </w:rPr>
         <w:t xml:space="preserve">What You Have Felt Before</w:t>
       </w:r>
@@ -37281,8 +37925,12 @@
       <w:pPr/>
       <w:r>
         <w:rPr>
-          <w:b/>
-          <w:bCs/>
+          <w:rFonts w:ascii="Garamond" w:cs="Garamond" w:eastAsia="Garamond" w:hAnsi="Garamond"/>
+          <w:b/>
+          <w:bCs/>
+          <w:color w:val="111111"/>
+          <w:sz w:val="22"/>
+          <w:szCs w:val="22"/>
         </w:rPr>
         <w:t xml:space="preserve">How the BTE Works</w:t>
       </w:r>
@@ -37327,8 +37975,12 @@
       <w:pPr/>
       <w:r>
         <w:rPr>
-          <w:b/>
-          <w:bCs/>
+          <w:rFonts w:ascii="Garamond" w:cs="Garamond" w:eastAsia="Garamond" w:hAnsi="Garamond"/>
+          <w:b/>
+          <w:bCs/>
+          <w:color w:val="111111"/>
+          <w:sz w:val="22"/>
+          <w:szCs w:val="22"/>
         </w:rPr>
         <w:t xml:space="preserve">The Three Signal Clusters</w:t>
       </w:r>
@@ -37345,8 +37997,12 @@
       <w:pPr/>
       <w:r>
         <w:rPr>
-          <w:b/>
-          <w:bCs/>
+          <w:rFonts w:ascii="Garamond" w:cs="Garamond" w:eastAsia="Garamond" w:hAnsi="Garamond"/>
+          <w:b/>
+          <w:bCs/>
+          <w:color w:val="111111"/>
+          <w:sz w:val="22"/>
+          <w:szCs w:val="22"/>
         </w:rPr>
         <w:t xml:space="preserve">Cluster One: Engagement Retreat</w:t>
       </w:r>
@@ -37398,8 +38054,12 @@
       <w:pPr/>
       <w:r>
         <w:rPr>
-          <w:b/>
-          <w:bCs/>
+          <w:rFonts w:ascii="Garamond" w:cs="Garamond" w:eastAsia="Garamond" w:hAnsi="Garamond"/>
+          <w:b/>
+          <w:bCs/>
+          <w:color w:val="111111"/>
+          <w:sz w:val="22"/>
+          <w:szCs w:val="22"/>
         </w:rPr>
         <w:t xml:space="preserve">Performance Application: When two or more retreat signals appear in a volunteer, do not push harder. The limbic system is in conflict-avoidance mode. Reframe the interaction. Create safety. Lower the stakes of their participation. "You don't have to do anything you don't want to. Just stay with me for a moment." Retreat signals are information, not failure. They tell you the volunteer's nervous system needs something different from what you are currently providing.</w:t>
       </w:r>
@@ -37409,8 +38069,12 @@
       <w:pPr/>
       <w:r>
         <w:rPr>
-          <w:b/>
-          <w:bCs/>
+          <w:rFonts w:ascii="Garamond" w:cs="Garamond" w:eastAsia="Garamond" w:hAnsi="Garamond"/>
+          <w:b/>
+          <w:bCs/>
+          <w:color w:val="111111"/>
+          <w:sz w:val="22"/>
+          <w:szCs w:val="22"/>
         </w:rPr>
         <w:t xml:space="preserve">Cluster Two: Evaluation</w:t>
       </w:r>
@@ -37462,8 +38126,12 @@
       <w:pPr/>
       <w:r>
         <w:rPr>
-          <w:b/>
-          <w:bCs/>
+          <w:rFonts w:ascii="Garamond" w:cs="Garamond" w:eastAsia="Garamond" w:hAnsi="Garamond"/>
+          <w:b/>
+          <w:bCs/>
+          <w:color w:val="111111"/>
+          <w:sz w:val="22"/>
+          <w:szCs w:val="22"/>
         </w:rPr>
         <w:t xml:space="preserve">Performance Application: Evaluation clusters mean the prefrontal cortex is engaged. In a sales context, this is a buying signal. On stage, it is an engagement signal. The audience member or volunteer who is evaluating is doing so because they are invested enough to process what is happening rather than passively consuming it. Do not fill the silence. Do not offer explanation. Let them finish the calculation. The read that lands after a visible evaluation period carries ten times the weight of one that lands on an audience that was not tracking carefully.</w:t>
       </w:r>
@@ -37473,8 +38141,12 @@
       <w:pPr/>
       <w:r>
         <w:rPr>
-          <w:b/>
-          <w:bCs/>
+          <w:rFonts w:ascii="Garamond" w:cs="Garamond" w:eastAsia="Garamond" w:hAnsi="Garamond"/>
+          <w:b/>
+          <w:bCs/>
+          <w:color w:val="111111"/>
+          <w:sz w:val="22"/>
+          <w:szCs w:val="22"/>
         </w:rPr>
         <w:t xml:space="preserve">Cluster Three: Certainty Drop</w:t>
       </w:r>
@@ -37526,8 +38198,12 @@
       <w:pPr/>
       <w:r>
         <w:rPr>
-          <w:b/>
-          <w:bCs/>
+          <w:rFonts w:ascii="Garamond" w:cs="Garamond" w:eastAsia="Garamond" w:hAnsi="Garamond"/>
+          <w:b/>
+          <w:bCs/>
+          <w:color w:val="111111"/>
+          <w:sz w:val="22"/>
+          <w:szCs w:val="22"/>
         </w:rPr>
         <w:t xml:space="preserve">Performance Application: DRS 3.0+ clusters indicate the hypothalamic-pituitary-adrenal axis is activated. The volunteer is experiencing genuine stress. In performance, this means you have hit something real. The question is what you do with it. Pushing through a certainty drop will break trust and may cause genuine distress. Slowing down (lowering your voice, softening your frame, giving the person space to process) converts the moment from a threat into a connection. "I can see something just landed. You don't have to tell me what it is. I just want you to know I noticed." That sentence, delivered with genuine warmth after a visible certainty drop, may be the most powerful moment in your show.</w:t>
       </w:r>
@@ -37537,8 +38213,12 @@
       <w:pPr/>
       <w:r>
         <w:rPr>
-          <w:b/>
-          <w:bCs/>
+          <w:rFonts w:ascii="Garamond" w:cs="Garamond" w:eastAsia="Garamond" w:hAnsi="Garamond"/>
+          <w:b/>
+          <w:bCs/>
+          <w:color w:val="111111"/>
+          <w:sz w:val="22"/>
+          <w:szCs w:val="22"/>
         </w:rPr>
         <w:t xml:space="preserve">The Five C's of Behavioral Reading</w:t>
       </w:r>
@@ -37590,8 +38270,12 @@
       <w:pPr/>
       <w:r>
         <w:rPr>
-          <w:b/>
-          <w:bCs/>
+          <w:rFonts w:ascii="Garamond" w:cs="Garamond" w:eastAsia="Garamond" w:hAnsi="Garamond"/>
+          <w:b/>
+          <w:bCs/>
+          <w:color w:val="111111"/>
+          <w:sz w:val="22"/>
+          <w:szCs w:val="22"/>
         </w:rPr>
         <w:t xml:space="preserve">The Field Notation System</w:t>
       </w:r>
@@ -37679,8 +38363,12 @@
       </w:pPr>
       <w:r>
         <w:rPr>
-          <w:b/>
-          <w:bCs/>
+          <w:rFonts w:ascii="Garamond" w:cs="Garamond" w:eastAsia="Garamond" w:hAnsi="Garamond"/>
+          <w:b/>
+          <w:bCs/>
+          <w:color w:val="111111"/>
+          <w:sz w:val="22"/>
+          <w:szCs w:val="22"/>
         </w:rPr>
         <w:t xml:space="preserve">CHAPTER 39</w:t>
       </w:r>
@@ -37711,8 +38399,12 @@
       <w:pPr/>
       <w:r>
         <w:rPr>
-          <w:b/>
-          <w:bCs/>
+          <w:rFonts w:ascii="Garamond" w:cs="Garamond" w:eastAsia="Garamond" w:hAnsi="Garamond"/>
+          <w:b/>
+          <w:bCs/>
+          <w:color w:val="111111"/>
+          <w:sz w:val="22"/>
+          <w:szCs w:val="22"/>
         </w:rPr>
         <w:t xml:space="preserve">What You Have Felt Before</w:t>
       </w:r>
@@ -37736,8 +38428,12 @@
       <w:pPr/>
       <w:r>
         <w:rPr>
-          <w:b/>
-          <w:bCs/>
+          <w:rFonts w:ascii="Garamond" w:cs="Garamond" w:eastAsia="Garamond" w:hAnsi="Garamond"/>
+          <w:b/>
+          <w:bCs/>
+          <w:color w:val="111111"/>
+          <w:sz w:val="22"/>
+          <w:szCs w:val="22"/>
         </w:rPr>
         <w:t xml:space="preserve">The Two Components</w:t>
       </w:r>
@@ -37887,8 +38583,12 @@
       <w:pPr/>
       <w:r>
         <w:rPr>
-          <w:b/>
-          <w:bCs/>
+          <w:rFonts w:ascii="Garamond" w:cs="Garamond" w:eastAsia="Garamond" w:hAnsi="Garamond"/>
+          <w:b/>
+          <w:bCs/>
+          <w:color w:val="111111"/>
+          <w:sz w:val="22"/>
+          <w:szCs w:val="22"/>
         </w:rPr>
         <w:t xml:space="preserve">Compliance Architecture</w:t>
       </w:r>
@@ -37940,8 +38640,12 @@
       <w:pPr/>
       <w:r>
         <w:rPr>
-          <w:b/>
-          <w:bCs/>
+          <w:rFonts w:ascii="Garamond" w:cs="Garamond" w:eastAsia="Garamond" w:hAnsi="Garamond"/>
+          <w:b/>
+          <w:bCs/>
+          <w:color w:val="111111"/>
+          <w:sz w:val="22"/>
+          <w:szCs w:val="22"/>
         </w:rPr>
         <w:t xml:space="preserve">Five Speech Patterns That Build Authority</w:t>
       </w:r>
@@ -38008,8 +38712,12 @@
       </w:pPr>
       <w:r>
         <w:rPr>
-          <w:b/>
-          <w:bCs/>
+          <w:rFonts w:ascii="Garamond" w:cs="Garamond" w:eastAsia="Garamond" w:hAnsi="Garamond"/>
+          <w:b/>
+          <w:bCs/>
+          <w:color w:val="111111"/>
+          <w:sz w:val="22"/>
+          <w:szCs w:val="22"/>
         </w:rPr>
         <w:t xml:space="preserve">CHAPTER 40</w:t>
       </w:r>
@@ -38040,8 +38748,12 @@
       <w:pPr/>
       <w:r>
         <w:rPr>
-          <w:b/>
-          <w:bCs/>
+          <w:rFonts w:ascii="Garamond" w:cs="Garamond" w:eastAsia="Garamond" w:hAnsi="Garamond"/>
+          <w:b/>
+          <w:bCs/>
+          <w:color w:val="111111"/>
+          <w:sz w:val="22"/>
+          <w:szCs w:val="22"/>
         </w:rPr>
         <w:t xml:space="preserve">What You Have Felt Before</w:t>
       </w:r>
@@ -38065,8 +38777,12 @@
       <w:pPr/>
       <w:r>
         <w:rPr>
-          <w:b/>
-          <w:bCs/>
+          <w:rFonts w:ascii="Garamond" w:cs="Garamond" w:eastAsia="Garamond" w:hAnsi="Garamond"/>
+          <w:b/>
+          <w:bCs/>
+          <w:color w:val="111111"/>
+          <w:sz w:val="22"/>
+          <w:szCs w:val="22"/>
         </w:rPr>
         <w:t xml:space="preserve">The Six Steps</w:t>
       </w:r>
@@ -38076,8 +38792,12 @@
       <w:pPr/>
       <w:r>
         <w:rPr>
-          <w:b/>
-          <w:bCs/>
+          <w:rFonts w:ascii="Garamond" w:cs="Garamond" w:eastAsia="Garamond" w:hAnsi="Garamond"/>
+          <w:b/>
+          <w:bCs/>
+          <w:color w:val="111111"/>
+          <w:sz w:val="22"/>
+          <w:szCs w:val="22"/>
         </w:rPr>
         <w:t xml:space="preserve">D — Detect</w:t>
       </w:r>
@@ -38115,8 +38835,12 @@
       <w:pPr/>
       <w:r>
         <w:rPr>
-          <w:b/>
-          <w:bCs/>
+          <w:rFonts w:ascii="Garamond" w:cs="Garamond" w:eastAsia="Garamond" w:hAnsi="Garamond"/>
+          <w:b/>
+          <w:bCs/>
+          <w:color w:val="111111"/>
+          <w:sz w:val="22"/>
+          <w:szCs w:val="22"/>
         </w:rPr>
         <w:t xml:space="preserve">E — Engage</w:t>
       </w:r>
@@ -38154,8 +38878,12 @@
       <w:pPr/>
       <w:r>
         <w:rPr>
-          <w:b/>
-          <w:bCs/>
+          <w:rFonts w:ascii="Garamond" w:cs="Garamond" w:eastAsia="Garamond" w:hAnsi="Garamond"/>
+          <w:b/>
+          <w:bCs/>
+          <w:color w:val="111111"/>
+          <w:sz w:val="22"/>
+          <w:szCs w:val="22"/>
         </w:rPr>
         <w:t xml:space="preserve">C — Calibrate</w:t>
       </w:r>
@@ -38193,8 +38921,12 @@
       <w:pPr/>
       <w:r>
         <w:rPr>
-          <w:b/>
-          <w:bCs/>
+          <w:rFonts w:ascii="Garamond" w:cs="Garamond" w:eastAsia="Garamond" w:hAnsi="Garamond"/>
+          <w:b/>
+          <w:bCs/>
+          <w:color w:val="111111"/>
+          <w:sz w:val="22"/>
+          <w:szCs w:val="22"/>
         </w:rPr>
         <w:t xml:space="preserve">O — Observe</w:t>
       </w:r>
@@ -38232,8 +38964,12 @@
       <w:pPr/>
       <w:r>
         <w:rPr>
-          <w:b/>
-          <w:bCs/>
+          <w:rFonts w:ascii="Garamond" w:cs="Garamond" w:eastAsia="Garamond" w:hAnsi="Garamond"/>
+          <w:b/>
+          <w:bCs/>
+          <w:color w:val="111111"/>
+          <w:sz w:val="22"/>
+          <w:szCs w:val="22"/>
         </w:rPr>
         <w:t xml:space="preserve">D — Decode</w:t>
       </w:r>
@@ -38271,8 +39007,12 @@
       <w:pPr/>
       <w:r>
         <w:rPr>
-          <w:b/>
-          <w:bCs/>
+          <w:rFonts w:ascii="Garamond" w:cs="Garamond" w:eastAsia="Garamond" w:hAnsi="Garamond"/>
+          <w:b/>
+          <w:bCs/>
+          <w:color w:val="111111"/>
+          <w:sz w:val="22"/>
+          <w:szCs w:val="22"/>
         </w:rPr>
         <w:t xml:space="preserve">E — Elevate</w:t>
       </w:r>
@@ -38310,8 +39050,12 @@
       <w:pPr/>
       <w:r>
         <w:rPr>
-          <w:b/>
-          <w:bCs/>
+          <w:rFonts w:ascii="Garamond" w:cs="Garamond" w:eastAsia="Garamond" w:hAnsi="Garamond"/>
+          <w:b/>
+          <w:bCs/>
+          <w:color w:val="111111"/>
+          <w:sz w:val="22"/>
+          <w:szCs w:val="22"/>
         </w:rPr>
         <w:t xml:space="preserve">The DECODE Sequence in Practice</w:t>
       </w:r>

--- a/Architecture-of-Wonder.docx
+++ b/Architecture-of-Wonder.docx
@@ -1281,7 +1281,7 @@
           <w:sz w:val="22"/>
           <w:szCs w:val="22"/>
         </w:rPr>
-        <w:t xml:space="preserve">Chapter 8  —  Four Personalities in Thirty Seconds</w:t>
+        <w:t xml:space="preserve">Chapter 8  —  The Four Personalities That Change Every Read</w:t>
       </w:r>
     </w:p>
     <w:p>
@@ -16687,7 +16687,7 @@
           <w:sz w:val="30"/>
           <w:szCs w:val="30"/>
         </w:rPr>
-        <w:t xml:space="preserve">Four Personalities in Thirty Seconds</w:t>
+        <w:t xml:space="preserve">The Four Personalities That Change Every Read</w:t>
       </w:r>
     </w:p>
     <w:p>

--- a/Architecture-of-Wonder.docx
+++ b/Architecture-of-Wonder.docx
@@ -18392,7 +18392,7 @@
     <w:p/>
     <w:p>
       <w:r>
-        <w:t xml:space="preserve">In corpus linguistics, collocation is the probability that any two words frequently occur together, typically within five words of each other. When researchers study how a population talks about a subject, they do not just count which words appear most often. They map which words appear together. The pattern of co-occurrence reveals something deeper than vocabulary. It reveals how the speaker connects concepts.</w:t>
+        <w:t xml:space="preserve">In corpus linguistics, which is something they mention over and over and over in counterintelligence training programs, you get sick of hearing it, collocation is the probability that any two words frequently occur together, typically within five words of each other. When researchers study how a population talks about a subject, they do not just count which words appear most often. They map which words appear together. The pattern of co-occurrence reveals something deeper than vocabulary. It reveals how the speaker connects concepts.</w:t>
       </w:r>
     </w:p>
     <w:p/>

--- a/Architecture-of-Wonder.docx
+++ b/Architecture-of-Wonder.docx
@@ -18541,6 +18541,68 @@
     <w:p>
       <w:r>
         <w:t xml:space="preserve">Collocation is not a technique you announce. You do not say ‘I noticed you keep putting these two words together.’ You listen. You identify the fused concepts. You deliver the read as if you perceived it directly. Because you did. The audience hears insight. They do not hear linguistics. The mechanism disappears. The perception remains.</w:t>
+      </w:r>
+    </w:p>
+    <w:p/>
+    <w:p>
+      <w:r>
+        <w:t xml:space="preserve"/>
+      </w:r>
+    </w:p>
+    <w:p/>
+    <w:p>
+      <w:r>
+        <w:rPr>
+          <w:rFonts w:ascii="Garamond" w:cs="Garamond" w:eastAsia="Garamond" w:hAnsi="Garamond"/>
+          <w:b/>
+          <w:bCs/>
+          <w:color w:val="111111"/>
+          <w:sz w:val="22"/>
+          <w:szCs w:val="22"/>
+        </w:rPr>
+        <w:t xml:space="preserve">Semantic Satiation: Why Words Die in Your Mouth</w:t>
+      </w:r>
+    </w:p>
+    <w:p/>
+    <w:p>
+      <w:r>
+        <w:t xml:space="preserve">There is a real reason some words stop working before you finish saying them. The phenomenon is called semantic satiation. Repeat a word enough times and it temporarily loses its grip on meaning. The sound is still there, but the meaning begins to fatigue. Your nervous system stops treating it as information and starts treating it as noise.</w:t>
+      </w:r>
+    </w:p>
+    <w:p/>
+    <w:p>
+      <w:r>
+        <w:t xml:space="preserve">Not all words die at the same rate. Abstract, overused language loses force early. A word like engagement goes flat almost immediately if you keep pressing on it. It has no image, no weight, no consequence. But a word like burn holds longer. It has heat, urgency, danger, sensory contact. The nervous system still cares about it because it recruits more than just meaning. It recruits imagery, bodily association, and emotional charge. The more a word asks the brain to do, the longer it survives repetition.</w:t>
+      </w:r>
+    </w:p>
+    <w:p/>
+    <w:p>
+      <w:r>
+        <w:t xml:space="preserve">For mentalists, this matters more than most performers realize. Your method often depends on language carrying tension, not just information. If the words in your script go dead before the effect resolves, the audience stops feeling the premise and starts merely hearing it. That is when a performance begins to sound like performance wallpaper: technically correct, emotionally flat.</w:t>
+      </w:r>
+    </w:p>
+    <w:p/>
+    <w:p>
+      <w:r>
+        <w:t xml:space="preserve">The practical discipline is tracking your semantic load-bearing words. These are the words your premise depends on. If a routine is built around the concept of intuition, do not say intuition fifteen times. Say it once or twice, then rotate the frame: instinct, first signal, the part of you that moved before you thought, the impression that arrived too fast to fake. The core idea stays the same, but the audience keeps accessing meaning instead of habituating to a label that stopped landing three repetitions ago.</w:t>
+      </w:r>
+    </w:p>
+    <w:p/>
+    <w:p>
+      <w:r>
+        <w:t xml:space="preserve">For scripting, think in terms of word freshness. A repeated word can still work if each repetition changes its job. The first use introduces it. The second sharpens it. The third pays it off. But if the fourth, fifth, and sixth are doing nothing new, the word starts to collapse. That is when scripts begin sounding self-important, overly theatrical, or just fake. You can hear it in other performers’ work before you can hear it in your own, which is why recording yourself and listening back with fresh ears is one of the most uncomfortable and useful things you can do.</w:t>
+      </w:r>
+    </w:p>
+    <w:p/>
+    <w:p>
+      <w:r>
+        <w:t xml:space="preserve">This extends well beyond performance. Entire industries kill their own language by repeating the same dead abstractions until nobody can feel them anymore. Value. Transformation. Innovation. Authenticity. Synergy. These words may once have carried force, but overuse has stripped them down to filler. If you want language to land, whether in a script, a sales conversation, or a keynote, use words that still have contact with sensation, consequence, and lived experience. Instead of increase engagement, say make people lean in. Instead of drive transformation, say change how they decide under pressure. Instead of build connection, say make them feel seen fast. The more concrete and embodied the phrase, the slower it dies.</w:t>
+      </w:r>
+    </w:p>
+    <w:p/>
+    <w:p>
+      <w:r>
+        <w:t xml:space="preserve">The principle is simple: protect your important words from dying through repetition. Choose language with enough sensory weight and emotional charge that it holds up under the pressure of a full performance. And when a word starts going flat, do not say it louder. Replace it with something the nervous system still cares about.</w:t>
       </w:r>
     </w:p>
     <w:p>

--- a/Architecture-of-Wonder.docx
+++ b/Architecture-of-Wonder.docx
@@ -18398,13 +18398,13 @@
     <w:p/>
     <w:p>
       <w:r>
-        <w:t xml:space="preserve">Baker et al., studying United Kingdom press discourse around immigration, found that four words, immigrant, migrant, refugee, and asylum seeker, shared a consistently high number of collocates. The press was linking those concepts in readers’ minds whether or not the individual articles intended to. The association was built through proximity, not argument. Words that appear near each other become associated. The association becomes belief. The belief becomes invisible.</w:t>
-      </w:r>
-    </w:p>
-    <w:p/>
-    <w:p>
-      <w:r>
-        <w:t xml:space="preserve">This matters because the same mechanism operates in individual speech. When a person talks, they do not select words randomly. The words they place near each other reveal their private architecture of meaning: which concepts live together in their mind, which ideas are emotionally fused, which associations they carry without knowing they carry them.</w:t>
+        <w:t xml:space="preserve">Baker and his associates, studying United Kingdom press around immigration, found that four words, immigrant, migrant, refugee, and asylum seeker, shared a consistently high number of collocates. The press was linking those concepts in readers’ minds whether or not the individual articles intended to. The association was built through proximity, not argument. Words that appear near each other become associated. The association becomes belief. The belief becomes invisible.</w:t>
+      </w:r>
+    </w:p>
+    <w:p/>
+    <w:p>
+      <w:r>
+        <w:t xml:space="preserve">This matters because the same mechanism operates in individual speech. When a person talks, they do not select words randomly. The words they place near each other reveal their private architecture of meaning: which concepts live together in their mind, which ideas are emotionally fused, which associations they carry without knowing they carry them. For a mentalist, that is an open door. If you can hear which concepts someone has fused together, you can deliver a read that feels like you looked directly into how they think, not just what they think. The audience hears insight. What actually happened is that you listened for proximity.</w:t>
       </w:r>
     </w:p>
     <w:p/>

--- a/Architecture-of-Wonder.docx
+++ b/Architecture-of-Wonder.docx
@@ -18404,7 +18404,7 @@
     <w:p/>
     <w:p>
       <w:r>
-        <w:t xml:space="preserve">This matters because the same mechanism operates in individual speech. When a person talks, they do not select words randomly. The words they place near each other reveal their private architecture of meaning: which concepts live together in their mind, which ideas are emotionally fused, which associations they carry without knowing they carry them. For a mentalist, that is an open door. If you can hear which concepts someone has fused together, you can deliver a read that feels like you looked directly into how they think, not just what they think. The audience hears insight. What actually happened is that you listened for proximity.</w:t>
+        <w:t xml:space="preserve">This matters because the same mechanism operates in individual speech. When a person talks, they do not select words randomly. The words they place near each other reveal their private architecture of meaning: which concepts live together in their mind, which ideas are emotionally fused, which associations they carry without knowing they carry them.</w:t>
       </w:r>
     </w:p>
     <w:p/>
@@ -18468,7 +18468,7 @@
     <w:p/>
     <w:p>
       <w:r>
-        <w:t xml:space="preserve">The practical threshold: if a person places the same two concepts near each other three or more times across different conversational moments, they have shown you a connection they may not know they are making. That connection is a read.</w:t>
+        <w:t xml:space="preserve">The practical threshold: if a person places the same two concepts near each other three or more times across different conversational moments, they have shown you a connection they may not know they are making. That connection would lead to a good hit. That connection is a read.</w:t>
       </w:r>
     </w:p>
     <w:p/>
@@ -18488,7 +18488,7 @@
     <w:p/>
     <w:p>
       <w:r>
-        <w:t xml:space="preserve">In corporate and private contexts where you have access to a client’s written communication, emails, bios, social media posts, or published writing, collocation analysis becomes a research tool. Read their writing not for content but for co-occurrence. Which words do they consistently place near each other? Which concepts are fused?</w:t>
+        <w:t xml:space="preserve">In corporate and private contexts where you have time to access an audience member’s written communication, emails, bios, social media posts, LinkedIn page, or published writing, collocation analysis becomes a great covert method. Read their writing not for content but for co-occurrence. Which words do they consistently place near each other? Which concepts are fused?</w:t>
       </w:r>
     </w:p>
     <w:p/>
@@ -18790,7 +18790,7 @@
           <w:sz w:val="24"/>
           <w:szCs w:val="24"/>
         </w:rPr>
-        <w:t xml:space="preserve">The research of Paul Ekman and colleagues in the 1960s and 1970s proposed that a core set of facial expressions (happiness, sadness, fear, disgust, anger, surprise, and contempt) are universally recognized across cultures, including in populations without Western media exposure. This work became foundational to the field of micro-expression research and to a generation of practitioner training.</w:t>
+        <w:t xml:space="preserve">The research of Paul Ekman (who offers an excellent entry level course that I recommend taking) and colleagues in the 1960s and 1970s proposed that a core set of facial expressions (happiness, sadness, fear, disgust, anger, surprise, and contempt) are universally recognized across cultures, including in populations without Western media exposure. This work became foundational to the field of micro-expression research and to a generation of practitioner training.</w:t>
       </w:r>
     </w:p>
     <w:p>
@@ -18805,7 +18805,7 @@
           <w:sz w:val="24"/>
           <w:szCs w:val="24"/>
         </w:rPr>
-        <w:t xml:space="preserve">The universality claim has been refined and contested since its original publication. Later researchers including Lisa Feldman Barrett (2017) have argued that emotional expressions are more context-dependent and culturally variable than the strong universality thesis suggests. Research by Cowen and Keltner (2019) on facial expressions across 144 countries found both cultural universality and cultural specificity, depending on the emotional context. The practitioner working from this foundation is on solid ground. The practitioner claiming precise cultural universality across all contexts should hold that claim more carefully.</w:t>
+        <w:t xml:space="preserve"/>
       </w:r>
     </w:p>
     <w:p>

--- a/Architecture-of-Wonder.docx
+++ b/Architecture-of-Wonder.docx
@@ -1,6 +1,6 @@
 
 <file path=word/document.xml><?xml version="1.0" encoding="utf-8"?>
-<w:document xmlns:mc="http://schemas.openxmlformats.org/markup-compatibility/2006" xmlns:w="http://schemas.openxmlformats.org/wordprocessingml/2006/main" mc:Ignorable="w14 w15 wp14">
+<w:document xmlns:a="http://schemas.openxmlformats.org/drawingml/2006/main" xmlns:mc="http://schemas.openxmlformats.org/markup-compatibility/2006" xmlns:pic="http://schemas.openxmlformats.org/drawingml/2006/picture" xmlns:r="http://schemas.openxmlformats.org/officeDocument/2006/relationships" xmlns:w="http://schemas.openxmlformats.org/wordprocessingml/2006/main" xmlns:wp="http://schemas.openxmlformats.org/drawingml/2006/wordprocessingDrawing" mc:Ignorable="w14 w15 wp14">
   <w:body>
     <w:p>
       <w:pPr>
@@ -18828,6 +18828,59 @@
           <w:szCs w:val="24"/>
         </w:rPr>
         <w:t xml:space="preserve">The Seven Expressions</w:t>
+      </w:r>
+    </w:p>
+    <w:p>
+      <w:pPr>
+        <w:jc w:val="center"/>
+        <w:spacing w:before="240" w:after="120"/>
+      </w:pPr>
+      <w:r>
+        <w:drawing>
+          <wp:inline distT="0" distB="0" distL="0" distR="0">
+            <wp:extent cx="5486400" cy="1498742"/>
+            <wp:docPr id="1" name="Figure 10.1" descr="The seven universal facial expressions: Anger, Disgust, Fear, Happiness, Sadness, Surprise, and Contempt"/>
+            <a:graphic>
+              <a:graphicData uri="http://schemas.openxmlformats.org/drawingml/2006/picture">
+                <pic:pic>
+                  <pic:nvPicPr>
+                    <pic:cNvPr id="1" name="seven-universal-expressions.png"/>
+                    <pic:cNvPicPr/>
+                  </pic:nvPicPr>
+                  <pic:blipFill>
+                    <a:blip r:embed="rId7"/>
+                    <a:stretch>
+                      <a:fillRect/>
+                    </a:stretch>
+                  </pic:blipFill>
+                  <pic:spPr>
+                    <a:xfrm>
+                      <a:off x="0" y="0"/>
+                      <a:ext cx="5486400" cy="1498742"/>
+                    </a:xfrm>
+                    <a:prstGeom prst="rect">
+                      <a:avLst/>
+                    </a:prstGeom>
+                  </pic:spPr>
+                </pic:pic>
+              </a:graphicData>
+            </a:graphic>
+          </wp:inline>
+        </w:drawing>
+      </w:r>
+    </w:p>
+    <w:p>
+      <w:pPr>
+        <w:jc w:val="center"/>
+        <w:spacing w:before="60" w:after="240"/>
+      </w:pPr>
+      <w:r>
+        <w:rPr>
+          <w:i/>
+          <w:sz w:val="20"/>
+          <w:color w:val="666666"/>
+        </w:rPr>
+        <w:t xml:space="preserve">Figure 10.1 — The seven universal expressions: Anger, Disgust, Fear, Happiness, Sadness, Surprise, and Contempt.</w:t>
       </w:r>
     </w:p>
     <w:p>
